--- a/新泰週報20261101[2644]B4F.docx
+++ b/新泰週報20261101[2644]B4F.docx
@@ -1,6 +1,6 @@
 
 <file path=word/document.xml><?xml version="1.0" encoding="utf-8"?>
-<w:document xmlns:wpc="http://schemas.microsoft.com/office/word/2010/wordprocessingCanvas" xmlns:mc="http://schemas.openxmlformats.org/markup-compatibility/2006" xmlns:o="urn:schemas-microsoft-com:office:office" xmlns:r="http://schemas.openxmlformats.org/officeDocument/2006/relationships" xmlns:m="http://schemas.openxmlformats.org/officeDocument/2006/math" xmlns:v="urn:schemas-microsoft-com:vml" xmlns:wp14="http://schemas.microsoft.com/office/word/2010/wordprocessingDrawing" xmlns:wp="http://schemas.openxmlformats.org/drawingml/2006/wordprocessingDrawing" xmlns:w10="urn:schemas-microsoft-com:office:word" xmlns:w="http://schemas.openxmlformats.org/wordprocessingml/2006/main" xmlns:w14="http://schemas.microsoft.com/office/word/2010/wordml" xmlns:w15="http://schemas.microsoft.com/office/word/2012/wordml" xmlns:wpg="http://schemas.microsoft.com/office/word/2010/wordprocessingGroup" xmlns:wpi="http://schemas.microsoft.com/office/word/2010/wordprocessingInk" xmlns:wne="http://schemas.microsoft.com/office/word/2006/wordml" xmlns:wps="http://schemas.microsoft.com/office/word/2010/wordprocessingShape" mc:Ignorable="w14 w15 wp14">
+<w:document xmlns:wpc="http://schemas.microsoft.com/office/word/2010/wordprocessingCanvas" xmlns:cx="http://schemas.microsoft.com/office/drawing/2014/chartex" xmlns:cx1="http://schemas.microsoft.com/office/drawing/2015/9/8/chartex" xmlns:cx2="http://schemas.microsoft.com/office/drawing/2015/10/21/chartex" xmlns:cx3="http://schemas.microsoft.com/office/drawing/2016/5/9/chartex" xmlns:cx4="http://schemas.microsoft.com/office/drawing/2016/5/10/chartex" xmlns:cx5="http://schemas.microsoft.com/office/drawing/2016/5/11/chartex" xmlns:cx6="http://schemas.microsoft.com/office/drawing/2016/5/12/chartex" xmlns:cx7="http://schemas.microsoft.com/office/drawing/2016/5/13/chartex" xmlns:cx8="http://schemas.microsoft.com/office/drawing/2016/5/14/chartex" xmlns:mc="http://schemas.openxmlformats.org/markup-compatibility/2006" xmlns:aink="http://schemas.microsoft.com/office/drawing/2016/ink" xmlns:am3d="http://schemas.microsoft.com/office/drawing/2017/model3d" xmlns:o="urn:schemas-microsoft-com:office:office" xmlns:oel="http://schemas.microsoft.com/office/2019/extlst" xmlns:r="http://schemas.openxmlformats.org/officeDocument/2006/relationships" xmlns:m="http://schemas.openxmlformats.org/officeDocument/2006/math" xmlns:v="urn:schemas-microsoft-com:vml" xmlns:wp14="http://schemas.microsoft.com/office/word/2010/wordprocessingDrawing" xmlns:wp="http://schemas.openxmlformats.org/drawingml/2006/wordprocessingDrawing" xmlns:w10="urn:schemas-microsoft-com:office:word" xmlns:w="http://schemas.openxmlformats.org/wordprocessingml/2006/main" xmlns:w14="http://schemas.microsoft.com/office/word/2010/wordml" xmlns:w15="http://schemas.microsoft.com/office/word/2012/wordml" xmlns:w16cex="http://schemas.microsoft.com/office/word/2018/wordml/cex" xmlns:w16cid="http://schemas.microsoft.com/office/word/2016/wordml/cid" xmlns:w16="http://schemas.microsoft.com/office/word/2018/wordml" xmlns:w16sdtdh="http://schemas.microsoft.com/office/word/2020/wordml/sdtdatahash" xmlns:w16se="http://schemas.microsoft.com/office/word/2015/wordml/symex" xmlns:wpg="http://schemas.microsoft.com/office/word/2010/wordprocessingGroup" xmlns:wpi="http://schemas.microsoft.com/office/word/2010/wordprocessingInk" xmlns:wne="http://schemas.microsoft.com/office/word/2006/wordml" xmlns:wps="http://schemas.microsoft.com/office/word/2010/wordprocessingShape" mc:Ignorable="w14 w15 w16se w16cid w16 w16cex w16sdtdh wp14">
   <w:body>
     <w:p>
       <w:pPr>
@@ -3678,7 +3678,7 @@
           <w:sz w:val="26"/>
           <w:szCs w:val="26"/>
         </w:rPr>
-        <w:t>眼光</w:t>
+        <w:t>同心唱歌謳咾上帝</w:t>
       </w:r>
       <w:r>
         <w:rPr>
@@ -3711,21 +3711,9 @@
           <w:sz w:val="26"/>
           <w:szCs w:val="26"/>
         </w:rPr>
-        <w:t>天色雖然黑暗，</w:t>
-      </w:r>
-    </w:p>
-    <w:p>
-      <w:pPr>
-        <w:snapToGrid w:val="0"/>
-        <w:spacing w:line="300" w:lineRule="exact"/>
-        <w:rPr>
-          <w:rFonts w:asciiTheme="majorBidi" w:eastAsia="標楷體" w:hAnsiTheme="majorBidi" w:cstheme="majorBidi"/>
-          <w:bCs/>
-          <w:w w:val="90"/>
-          <w:sz w:val="26"/>
-          <w:szCs w:val="26"/>
-        </w:rPr>
-      </w:pPr>
+        <w:t>咱來同心</w:t>
+      </w:r>
+      <w:proofErr w:type="gramStart"/>
       <w:r>
         <w:rPr>
           <w:rFonts w:asciiTheme="majorBidi" w:eastAsia="標楷體" w:hAnsiTheme="majorBidi" w:cstheme="majorBidi" w:hint="eastAsia"/>
@@ -3734,9 +3722,9 @@
           <w:sz w:val="26"/>
           <w:szCs w:val="26"/>
         </w:rPr>
-        <w:t>星辰猶原</w:t>
-      </w:r>
-      <w:proofErr w:type="gramStart"/>
+        <w:t>謳咾</w:t>
+      </w:r>
+      <w:proofErr w:type="gramEnd"/>
       <w:r>
         <w:rPr>
           <w:rFonts w:asciiTheme="majorBidi" w:eastAsia="標楷體" w:hAnsiTheme="majorBidi" w:cstheme="majorBidi" w:hint="eastAsia"/>
@@ -3745,9 +3733,9 @@
           <w:sz w:val="26"/>
           <w:szCs w:val="26"/>
         </w:rPr>
-        <w:t>佇遐</w:t>
-      </w:r>
-      <w:proofErr w:type="gramEnd"/>
+        <w:t>我主，咱</w:t>
+      </w:r>
+      <w:proofErr w:type="gramStart"/>
       <w:r>
         <w:rPr>
           <w:rFonts w:asciiTheme="majorBidi" w:eastAsia="標楷體" w:hAnsiTheme="majorBidi" w:cstheme="majorBidi" w:hint="eastAsia"/>
@@ -3756,21 +3744,9 @@
           <w:sz w:val="26"/>
           <w:szCs w:val="26"/>
         </w:rPr>
-        <w:t>閃爍；</w:t>
-      </w:r>
-    </w:p>
-    <w:p>
-      <w:pPr>
-        <w:snapToGrid w:val="0"/>
-        <w:spacing w:line="300" w:lineRule="exact"/>
-        <w:rPr>
-          <w:rFonts w:asciiTheme="majorBidi" w:eastAsia="標楷體" w:hAnsiTheme="majorBidi" w:cstheme="majorBidi"/>
-          <w:bCs/>
-          <w:w w:val="90"/>
-          <w:sz w:val="26"/>
-          <w:szCs w:val="26"/>
-        </w:rPr>
-      </w:pPr>
+        <w:t>同齊唱歌謳咾</w:t>
+      </w:r>
+      <w:proofErr w:type="gramEnd"/>
       <w:r>
         <w:rPr>
           <w:rFonts w:asciiTheme="majorBidi" w:eastAsia="標楷體" w:hAnsiTheme="majorBidi" w:cstheme="majorBidi" w:hint="eastAsia"/>
@@ -3779,7 +3755,7 @@
           <w:sz w:val="26"/>
           <w:szCs w:val="26"/>
         </w:rPr>
-        <w:t>暗</w:t>
+        <w:t>主，</w:t>
       </w:r>
       <w:proofErr w:type="gramStart"/>
       <w:r>
@@ -3790,7 +3766,7 @@
           <w:sz w:val="26"/>
           <w:szCs w:val="26"/>
         </w:rPr>
-        <w:t>暝</w:t>
+        <w:t>互全宇宙攏</w:t>
       </w:r>
       <w:proofErr w:type="gramEnd"/>
       <w:r>
@@ -3801,143 +3777,7 @@
           <w:sz w:val="26"/>
           <w:szCs w:val="26"/>
         </w:rPr>
-        <w:t>雖然久長，</w:t>
-      </w:r>
-    </w:p>
-    <w:p>
-      <w:pPr>
-        <w:snapToGrid w:val="0"/>
-        <w:spacing w:line="300" w:lineRule="exact"/>
-        <w:rPr>
-          <w:rFonts w:asciiTheme="majorBidi" w:eastAsia="標楷體" w:hAnsiTheme="majorBidi" w:cstheme="majorBidi"/>
-          <w:bCs/>
-          <w:w w:val="90"/>
-          <w:sz w:val="26"/>
-          <w:szCs w:val="26"/>
-        </w:rPr>
-      </w:pPr>
-      <w:r>
-        <w:rPr>
-          <w:rFonts w:asciiTheme="majorBidi" w:eastAsia="標楷體" w:hAnsiTheme="majorBidi" w:cstheme="majorBidi" w:hint="eastAsia"/>
-          <w:bCs/>
-          <w:w w:val="90"/>
-          <w:sz w:val="26"/>
-          <w:szCs w:val="26"/>
-        </w:rPr>
-        <w:t>時間若到天總是會光；</w:t>
-      </w:r>
-    </w:p>
-    <w:p>
-      <w:pPr>
-        <w:snapToGrid w:val="0"/>
-        <w:spacing w:line="300" w:lineRule="exact"/>
-        <w:rPr>
-          <w:rFonts w:asciiTheme="majorBidi" w:eastAsia="標楷體" w:hAnsiTheme="majorBidi" w:cstheme="majorBidi"/>
-          <w:bCs/>
-          <w:w w:val="90"/>
-          <w:sz w:val="26"/>
-          <w:szCs w:val="26"/>
-        </w:rPr>
-      </w:pPr>
-      <w:r>
-        <w:rPr>
-          <w:rFonts w:asciiTheme="majorBidi" w:eastAsia="標楷體" w:hAnsiTheme="majorBidi" w:cstheme="majorBidi" w:hint="eastAsia"/>
-          <w:bCs/>
-          <w:w w:val="90"/>
-          <w:sz w:val="26"/>
-          <w:szCs w:val="26"/>
-        </w:rPr>
-        <w:t>高山雖然危險，</w:t>
-      </w:r>
-    </w:p>
-    <w:p>
-      <w:pPr>
-        <w:snapToGrid w:val="0"/>
-        <w:spacing w:line="300" w:lineRule="exact"/>
-        <w:rPr>
-          <w:rFonts w:asciiTheme="majorBidi" w:eastAsia="標楷體" w:hAnsiTheme="majorBidi" w:cstheme="majorBidi"/>
-          <w:bCs/>
-          <w:w w:val="90"/>
-          <w:sz w:val="26"/>
-          <w:szCs w:val="26"/>
-        </w:rPr>
-      </w:pPr>
-      <w:r>
-        <w:rPr>
-          <w:rFonts w:asciiTheme="majorBidi" w:eastAsia="標楷體" w:hAnsiTheme="majorBidi" w:cstheme="majorBidi" w:hint="eastAsia"/>
-          <w:bCs/>
-          <w:w w:val="90"/>
-          <w:sz w:val="26"/>
-          <w:szCs w:val="26"/>
-        </w:rPr>
-        <w:t>若有信心</w:t>
-      </w:r>
-      <w:proofErr w:type="gramStart"/>
-      <w:r>
-        <w:rPr>
-          <w:rFonts w:asciiTheme="majorBidi" w:eastAsia="標楷體" w:hAnsiTheme="majorBidi" w:cstheme="majorBidi" w:hint="eastAsia"/>
-          <w:bCs/>
-          <w:w w:val="90"/>
-          <w:sz w:val="26"/>
-          <w:szCs w:val="26"/>
-        </w:rPr>
-        <w:t>就通爬到</w:t>
-      </w:r>
-      <w:proofErr w:type="gramEnd"/>
-      <w:r>
-        <w:rPr>
-          <w:rFonts w:asciiTheme="majorBidi" w:eastAsia="標楷體" w:hAnsiTheme="majorBidi" w:cstheme="majorBidi" w:hint="eastAsia"/>
-          <w:bCs/>
-          <w:w w:val="90"/>
-          <w:sz w:val="26"/>
-          <w:szCs w:val="26"/>
-        </w:rPr>
-        <w:t>山頂；</w:t>
-      </w:r>
-    </w:p>
-    <w:p>
-      <w:pPr>
-        <w:snapToGrid w:val="0"/>
-        <w:spacing w:line="300" w:lineRule="exact"/>
-        <w:rPr>
-          <w:rFonts w:asciiTheme="majorBidi" w:eastAsia="標楷體" w:hAnsiTheme="majorBidi" w:cstheme="majorBidi"/>
-          <w:bCs/>
-          <w:w w:val="90"/>
-          <w:sz w:val="26"/>
-          <w:szCs w:val="26"/>
-        </w:rPr>
-      </w:pPr>
-      <w:r>
-        <w:rPr>
-          <w:rFonts w:asciiTheme="majorBidi" w:eastAsia="標楷體" w:hAnsiTheme="majorBidi" w:cstheme="majorBidi" w:hint="eastAsia"/>
-          <w:bCs/>
-          <w:w w:val="90"/>
-          <w:sz w:val="26"/>
-          <w:szCs w:val="26"/>
-        </w:rPr>
-        <w:t>路途雖然遙遠，若有愛心就通行到天</w:t>
-      </w:r>
-      <w:proofErr w:type="gramStart"/>
-      <w:r>
-        <w:rPr>
-          <w:rFonts w:asciiTheme="majorBidi" w:eastAsia="標楷體" w:hAnsiTheme="majorBidi" w:cstheme="majorBidi" w:hint="eastAsia"/>
-          <w:bCs/>
-          <w:w w:val="90"/>
-          <w:sz w:val="26"/>
-          <w:szCs w:val="26"/>
-        </w:rPr>
-        <w:t>的彼旁</w:t>
-      </w:r>
-      <w:proofErr w:type="gramEnd"/>
-      <w:r>
-        <w:rPr>
-          <w:rFonts w:asciiTheme="majorBidi" w:eastAsia="標楷體" w:hAnsiTheme="majorBidi" w:cstheme="majorBidi" w:hint="eastAsia"/>
-          <w:bCs/>
-          <w:w w:val="90"/>
-          <w:sz w:val="26"/>
-          <w:szCs w:val="26"/>
-        </w:rPr>
-        <w:t>。</w:t>
+        <w:t>充滿咱的歌聲。</w:t>
       </w:r>
     </w:p>
     <w:p>
@@ -3965,6 +3805,7 @@
           <w:szCs w:val="26"/>
         </w:rPr>
       </w:pPr>
+      <w:proofErr w:type="gramStart"/>
       <w:r>
         <w:rPr>
           <w:rFonts w:asciiTheme="majorBidi" w:eastAsia="標楷體" w:hAnsiTheme="majorBidi" w:cstheme="majorBidi" w:hint="eastAsia"/>
@@ -3973,21 +3814,9 @@
           <w:sz w:val="26"/>
           <w:szCs w:val="26"/>
         </w:rPr>
-        <w:t>啥人能夠搬過？</w:t>
-      </w:r>
-    </w:p>
-    <w:p>
-      <w:pPr>
-        <w:snapToGrid w:val="0"/>
-        <w:spacing w:line="300" w:lineRule="exact"/>
-        <w:rPr>
-          <w:rFonts w:asciiTheme="majorBidi" w:eastAsia="標楷體" w:hAnsiTheme="majorBidi" w:cstheme="majorBidi"/>
-          <w:bCs/>
-          <w:w w:val="90"/>
-          <w:sz w:val="26"/>
-          <w:szCs w:val="26"/>
-        </w:rPr>
-      </w:pPr>
+        <w:t>咱同齊出</w:t>
+      </w:r>
+      <w:proofErr w:type="gramEnd"/>
       <w:r>
         <w:rPr>
           <w:rFonts w:asciiTheme="majorBidi" w:eastAsia="標楷體" w:hAnsiTheme="majorBidi" w:cstheme="majorBidi" w:hint="eastAsia"/>
@@ -3996,21 +3825,9 @@
           <w:sz w:val="26"/>
           <w:szCs w:val="26"/>
         </w:rPr>
-        <w:t>所有艱難災禍？</w:t>
-      </w:r>
-    </w:p>
-    <w:p>
-      <w:pPr>
-        <w:snapToGrid w:val="0"/>
-        <w:spacing w:line="300" w:lineRule="exact"/>
-        <w:rPr>
-          <w:rFonts w:asciiTheme="majorBidi" w:eastAsia="標楷體" w:hAnsiTheme="majorBidi" w:cstheme="majorBidi"/>
-          <w:bCs/>
-          <w:w w:val="90"/>
-          <w:sz w:val="26"/>
-          <w:szCs w:val="26"/>
-        </w:rPr>
-      </w:pPr>
+        <w:t>歡喜的聲</w:t>
+      </w:r>
+      <w:proofErr w:type="gramStart"/>
       <w:r>
         <w:rPr>
           <w:rFonts w:asciiTheme="majorBidi" w:eastAsia="標楷體" w:hAnsiTheme="majorBidi" w:cstheme="majorBidi" w:hint="eastAsia"/>
@@ -4019,21 +3836,9 @@
           <w:sz w:val="26"/>
           <w:szCs w:val="26"/>
         </w:rPr>
-        <w:t>啥人能夠看見美夢在飛？</w:t>
-      </w:r>
-    </w:p>
-    <w:p>
-      <w:pPr>
-        <w:snapToGrid w:val="0"/>
-        <w:spacing w:line="300" w:lineRule="exact"/>
-        <w:rPr>
-          <w:rFonts w:asciiTheme="majorBidi" w:eastAsia="標楷體" w:hAnsiTheme="majorBidi" w:cstheme="majorBidi"/>
-          <w:bCs/>
-          <w:w w:val="90"/>
-          <w:sz w:val="26"/>
-          <w:szCs w:val="26"/>
-        </w:rPr>
-      </w:pPr>
+        <w:t>謳咾</w:t>
+      </w:r>
+      <w:proofErr w:type="gramEnd"/>
       <w:r>
         <w:rPr>
           <w:rFonts w:asciiTheme="majorBidi" w:eastAsia="標楷體" w:hAnsiTheme="majorBidi" w:cstheme="majorBidi" w:hint="eastAsia"/>
@@ -4042,21 +3847,8 @@
           <w:sz w:val="26"/>
           <w:szCs w:val="26"/>
         </w:rPr>
-        <w:t>上帝的心看見希望，</w:t>
-      </w:r>
-    </w:p>
-    <w:p>
-      <w:pPr>
-        <w:snapToGrid w:val="0"/>
-        <w:spacing w:line="300" w:lineRule="exact"/>
-        <w:rPr>
-          <w:rFonts w:asciiTheme="majorBidi" w:eastAsia="標楷體" w:hAnsiTheme="majorBidi" w:cstheme="majorBidi"/>
-          <w:bCs/>
-          <w:w w:val="90"/>
-          <w:sz w:val="26"/>
-          <w:szCs w:val="26"/>
-        </w:rPr>
-      </w:pPr>
+        <w:t>萬物主宰，互逐所在歌聲</w:t>
+      </w:r>
       <w:proofErr w:type="gramStart"/>
       <w:r>
         <w:rPr>
@@ -4066,7 +3858,7 @@
           <w:sz w:val="26"/>
           <w:szCs w:val="26"/>
         </w:rPr>
-        <w:t>你著</w:t>
+        <w:t>攏</w:t>
       </w:r>
       <w:proofErr w:type="gramEnd"/>
       <w:r>
@@ -4077,7 +3869,7 @@
           <w:sz w:val="26"/>
           <w:szCs w:val="26"/>
         </w:rPr>
-        <w:t>打開心內的窗，</w:t>
+        <w:t>響亮。</w:t>
       </w:r>
     </w:p>
     <w:p>
@@ -4113,7 +3905,139 @@
           <w:sz w:val="26"/>
           <w:szCs w:val="26"/>
         </w:rPr>
-        <w:t>啥人能夠搬過？</w:t>
+        <w:t>咱來同心</w:t>
+      </w:r>
+      <w:proofErr w:type="gramStart"/>
+      <w:r>
+        <w:rPr>
+          <w:rFonts w:asciiTheme="majorBidi" w:eastAsia="標楷體" w:hAnsiTheme="majorBidi" w:cstheme="majorBidi" w:hint="eastAsia"/>
+          <w:bCs/>
+          <w:w w:val="90"/>
+          <w:sz w:val="26"/>
+          <w:szCs w:val="26"/>
+        </w:rPr>
+        <w:t>謳咾</w:t>
+      </w:r>
+      <w:proofErr w:type="gramEnd"/>
+      <w:r>
+        <w:rPr>
+          <w:rFonts w:asciiTheme="majorBidi" w:eastAsia="標楷體" w:hAnsiTheme="majorBidi" w:cstheme="majorBidi" w:hint="eastAsia"/>
+          <w:bCs/>
+          <w:w w:val="90"/>
+          <w:sz w:val="26"/>
+          <w:szCs w:val="26"/>
+        </w:rPr>
+        <w:t>我主，咱</w:t>
+      </w:r>
+      <w:proofErr w:type="gramStart"/>
+      <w:r>
+        <w:rPr>
+          <w:rFonts w:asciiTheme="majorBidi" w:eastAsia="標楷體" w:hAnsiTheme="majorBidi" w:cstheme="majorBidi" w:hint="eastAsia"/>
+          <w:bCs/>
+          <w:w w:val="90"/>
+          <w:sz w:val="26"/>
+          <w:szCs w:val="26"/>
+        </w:rPr>
+        <w:t>同齊唱歌謳咾</w:t>
+      </w:r>
+      <w:proofErr w:type="gramEnd"/>
+      <w:r>
+        <w:rPr>
+          <w:rFonts w:asciiTheme="majorBidi" w:eastAsia="標楷體" w:hAnsiTheme="majorBidi" w:cstheme="majorBidi" w:hint="eastAsia"/>
+          <w:bCs/>
+          <w:w w:val="90"/>
+          <w:sz w:val="26"/>
+          <w:szCs w:val="26"/>
+        </w:rPr>
+        <w:t>主</w:t>
+      </w:r>
+      <w:proofErr w:type="gramStart"/>
+      <w:r>
+        <w:rPr>
+          <w:rFonts w:asciiTheme="majorBidi" w:eastAsia="標楷體" w:hAnsiTheme="majorBidi" w:cstheme="majorBidi" w:hint="eastAsia"/>
+          <w:bCs/>
+          <w:w w:val="90"/>
+          <w:sz w:val="26"/>
+          <w:szCs w:val="26"/>
+        </w:rPr>
+        <w:t>，著</w:t>
+      </w:r>
+      <w:proofErr w:type="gramEnd"/>
+      <w:r>
+        <w:rPr>
+          <w:rFonts w:asciiTheme="majorBidi" w:eastAsia="標楷體" w:hAnsiTheme="majorBidi" w:cstheme="majorBidi" w:hint="eastAsia"/>
+          <w:bCs/>
+          <w:w w:val="90"/>
+          <w:sz w:val="26"/>
+          <w:szCs w:val="26"/>
+        </w:rPr>
+        <w:t>彈琴彈</w:t>
+      </w:r>
+      <w:proofErr w:type="gramStart"/>
+      <w:r>
+        <w:rPr>
+          <w:rFonts w:asciiTheme="majorBidi" w:eastAsia="標楷體" w:hAnsiTheme="majorBidi" w:cstheme="majorBidi" w:hint="eastAsia"/>
+          <w:bCs/>
+          <w:w w:val="90"/>
+          <w:sz w:val="26"/>
+          <w:szCs w:val="26"/>
+        </w:rPr>
+        <w:t>瑟</w:t>
+      </w:r>
+      <w:proofErr w:type="gramEnd"/>
+      <w:r>
+        <w:rPr>
+          <w:rFonts w:asciiTheme="majorBidi" w:eastAsia="標楷體" w:hAnsiTheme="majorBidi" w:cstheme="majorBidi" w:hint="eastAsia"/>
+          <w:bCs/>
+          <w:w w:val="90"/>
+          <w:sz w:val="26"/>
+          <w:szCs w:val="26"/>
+        </w:rPr>
+        <w:t>和音樂同齊聲，聽</w:t>
+      </w:r>
+      <w:proofErr w:type="gramStart"/>
+      <w:r>
+        <w:rPr>
+          <w:rFonts w:asciiTheme="majorBidi" w:eastAsia="標楷體" w:hAnsiTheme="majorBidi" w:cstheme="majorBidi" w:hint="eastAsia"/>
+          <w:bCs/>
+          <w:w w:val="90"/>
+          <w:sz w:val="26"/>
+          <w:szCs w:val="26"/>
+        </w:rPr>
+        <w:t>阮</w:t>
+      </w:r>
+      <w:proofErr w:type="gramEnd"/>
+      <w:r>
+        <w:rPr>
+          <w:rFonts w:asciiTheme="majorBidi" w:eastAsia="標楷體" w:hAnsiTheme="majorBidi" w:cstheme="majorBidi" w:hint="eastAsia"/>
+          <w:bCs/>
+          <w:w w:val="90"/>
+          <w:sz w:val="26"/>
+          <w:szCs w:val="26"/>
+        </w:rPr>
+        <w:t>唱出歡喜感謝，</w:t>
+      </w:r>
+      <w:proofErr w:type="gramStart"/>
+      <w:r>
+        <w:rPr>
+          <w:rFonts w:asciiTheme="majorBidi" w:eastAsia="標楷體" w:hAnsiTheme="majorBidi" w:cstheme="majorBidi" w:hint="eastAsia"/>
+          <w:bCs/>
+          <w:w w:val="90"/>
+          <w:sz w:val="26"/>
+          <w:szCs w:val="26"/>
+        </w:rPr>
+        <w:t>謳咾</w:t>
+      </w:r>
+      <w:proofErr w:type="gramEnd"/>
+      <w:r>
+        <w:rPr>
+          <w:rFonts w:asciiTheme="majorBidi" w:eastAsia="標楷體" w:hAnsiTheme="majorBidi" w:cstheme="majorBidi" w:hint="eastAsia"/>
+          <w:bCs/>
+          <w:w w:val="90"/>
+          <w:sz w:val="26"/>
+          <w:szCs w:val="26"/>
+        </w:rPr>
+        <w:t>祢聖尊名無息，將榮光尊貴寶座歸互祢！</w:t>
       </w:r>
     </w:p>
     <w:p>
@@ -4128,6 +4052,19 @@
           <w:szCs w:val="26"/>
         </w:rPr>
       </w:pPr>
+    </w:p>
+    <w:p>
+      <w:pPr>
+        <w:snapToGrid w:val="0"/>
+        <w:spacing w:line="300" w:lineRule="exact"/>
+        <w:rPr>
+          <w:rFonts w:asciiTheme="majorBidi" w:eastAsia="標楷體" w:hAnsiTheme="majorBidi" w:cstheme="majorBidi"/>
+          <w:bCs/>
+          <w:w w:val="90"/>
+          <w:sz w:val="26"/>
+          <w:szCs w:val="26"/>
+        </w:rPr>
+      </w:pPr>
       <w:r>
         <w:rPr>
           <w:rFonts w:asciiTheme="majorBidi" w:eastAsia="標楷體" w:hAnsiTheme="majorBidi" w:cstheme="majorBidi" w:hint="eastAsia"/>
@@ -4136,7 +4073,117 @@
           <w:sz w:val="26"/>
           <w:szCs w:val="26"/>
         </w:rPr>
-        <w:t>所有艱難災禍？</w:t>
+        <w:t>當</w:t>
+      </w:r>
+      <w:proofErr w:type="gramStart"/>
+      <w:r>
+        <w:rPr>
+          <w:rFonts w:asciiTheme="majorBidi" w:eastAsia="標楷體" w:hAnsiTheme="majorBidi" w:cstheme="majorBidi" w:hint="eastAsia"/>
+          <w:bCs/>
+          <w:w w:val="90"/>
+          <w:sz w:val="26"/>
+          <w:szCs w:val="26"/>
+        </w:rPr>
+        <w:t>阮</w:t>
+      </w:r>
+      <w:proofErr w:type="gramEnd"/>
+      <w:r>
+        <w:rPr>
+          <w:rFonts w:asciiTheme="majorBidi" w:eastAsia="標楷體" w:hAnsiTheme="majorBidi" w:cstheme="majorBidi" w:hint="eastAsia"/>
+          <w:bCs/>
+          <w:w w:val="90"/>
+          <w:sz w:val="26"/>
+          <w:szCs w:val="26"/>
+        </w:rPr>
+        <w:t>同心</w:t>
+      </w:r>
+      <w:proofErr w:type="gramStart"/>
+      <w:r>
+        <w:rPr>
+          <w:rFonts w:asciiTheme="majorBidi" w:eastAsia="標楷體" w:hAnsiTheme="majorBidi" w:cstheme="majorBidi" w:hint="eastAsia"/>
+          <w:bCs/>
+          <w:w w:val="90"/>
+          <w:sz w:val="26"/>
+          <w:szCs w:val="26"/>
+        </w:rPr>
+        <w:t>謳咾</w:t>
+      </w:r>
+      <w:proofErr w:type="gramEnd"/>
+      <w:r>
+        <w:rPr>
+          <w:rFonts w:asciiTheme="majorBidi" w:eastAsia="標楷體" w:hAnsiTheme="majorBidi" w:cstheme="majorBidi" w:hint="eastAsia"/>
+          <w:bCs/>
+          <w:w w:val="90"/>
+          <w:sz w:val="26"/>
+          <w:szCs w:val="26"/>
+        </w:rPr>
+        <w:t>感謝，人人攏著出歡喜的聲，</w:t>
+      </w:r>
+      <w:proofErr w:type="gramStart"/>
+      <w:r>
+        <w:rPr>
+          <w:rFonts w:asciiTheme="majorBidi" w:eastAsia="標楷體" w:hAnsiTheme="majorBidi" w:cstheme="majorBidi" w:hint="eastAsia"/>
+          <w:bCs/>
+          <w:w w:val="90"/>
+          <w:sz w:val="26"/>
+          <w:szCs w:val="26"/>
+        </w:rPr>
+        <w:t>咱著</w:t>
+      </w:r>
+      <w:proofErr w:type="gramEnd"/>
+      <w:r>
+        <w:rPr>
+          <w:rFonts w:asciiTheme="majorBidi" w:eastAsia="標楷體" w:hAnsiTheme="majorBidi" w:cstheme="majorBidi" w:hint="eastAsia"/>
+          <w:bCs/>
+          <w:w w:val="90"/>
+          <w:sz w:val="26"/>
+          <w:szCs w:val="26"/>
+        </w:rPr>
+        <w:t>互世間人</w:t>
+      </w:r>
+      <w:proofErr w:type="gramStart"/>
+      <w:r>
+        <w:rPr>
+          <w:rFonts w:asciiTheme="majorBidi" w:eastAsia="標楷體" w:hAnsiTheme="majorBidi" w:cstheme="majorBidi" w:hint="eastAsia"/>
+          <w:bCs/>
+          <w:w w:val="90"/>
+          <w:sz w:val="26"/>
+          <w:szCs w:val="26"/>
+        </w:rPr>
+        <w:t>攏知影</w:t>
+      </w:r>
+      <w:proofErr w:type="gramEnd"/>
+      <w:r>
+        <w:rPr>
+          <w:rFonts w:asciiTheme="majorBidi" w:eastAsia="標楷體" w:hAnsiTheme="majorBidi" w:cstheme="majorBidi" w:hint="eastAsia"/>
+          <w:bCs/>
+          <w:w w:val="90"/>
+          <w:sz w:val="26"/>
+          <w:szCs w:val="26"/>
+        </w:rPr>
+        <w:t>只有歌聲</w:t>
+      </w:r>
+      <w:proofErr w:type="gramStart"/>
+      <w:r>
+        <w:rPr>
+          <w:rFonts w:asciiTheme="majorBidi" w:eastAsia="標楷體" w:hAnsiTheme="majorBidi" w:cstheme="majorBidi" w:hint="eastAsia"/>
+          <w:bCs/>
+          <w:w w:val="90"/>
+          <w:sz w:val="26"/>
+          <w:szCs w:val="26"/>
+        </w:rPr>
+        <w:t>會互人喜樂</w:t>
+      </w:r>
+      <w:proofErr w:type="gramEnd"/>
+      <w:r>
+        <w:rPr>
+          <w:rFonts w:asciiTheme="majorBidi" w:eastAsia="標楷體" w:hAnsiTheme="majorBidi" w:cstheme="majorBidi" w:hint="eastAsia"/>
+          <w:bCs/>
+          <w:w w:val="90"/>
+          <w:sz w:val="26"/>
+          <w:szCs w:val="26"/>
+        </w:rPr>
+        <w:t>。</w:t>
       </w:r>
     </w:p>
     <w:p>
@@ -4151,6 +4198,19 @@
           <w:szCs w:val="26"/>
         </w:rPr>
       </w:pPr>
+    </w:p>
+    <w:p>
+      <w:pPr>
+        <w:snapToGrid w:val="0"/>
+        <w:spacing w:line="300" w:lineRule="exact"/>
+        <w:rPr>
+          <w:rFonts w:asciiTheme="majorBidi" w:eastAsia="標楷體" w:hAnsiTheme="majorBidi" w:cstheme="majorBidi"/>
+          <w:bCs/>
+          <w:w w:val="90"/>
+          <w:sz w:val="26"/>
+          <w:szCs w:val="26"/>
+        </w:rPr>
+      </w:pPr>
       <w:r>
         <w:rPr>
           <w:rFonts w:asciiTheme="majorBidi" w:eastAsia="標楷體" w:hAnsiTheme="majorBidi" w:cstheme="majorBidi" w:hint="eastAsia"/>
@@ -4159,7 +4219,73 @@
           <w:sz w:val="26"/>
           <w:szCs w:val="26"/>
         </w:rPr>
-        <w:t>啥人能夠看見美夢在飛？</w:t>
+        <w:t>當咱獻上</w:t>
+      </w:r>
+      <w:proofErr w:type="gramStart"/>
+      <w:r>
+        <w:rPr>
+          <w:rFonts w:asciiTheme="majorBidi" w:eastAsia="標楷體" w:hAnsiTheme="majorBidi" w:cstheme="majorBidi" w:hint="eastAsia"/>
+          <w:bCs/>
+          <w:w w:val="90"/>
+          <w:sz w:val="26"/>
+          <w:szCs w:val="26"/>
+        </w:rPr>
+        <w:t>謳咾</w:t>
+      </w:r>
+      <w:proofErr w:type="gramEnd"/>
+      <w:r>
+        <w:rPr>
+          <w:rFonts w:asciiTheme="majorBidi" w:eastAsia="標楷體" w:hAnsiTheme="majorBidi" w:cstheme="majorBidi" w:hint="eastAsia"/>
+          <w:bCs/>
+          <w:w w:val="90"/>
+          <w:sz w:val="26"/>
+          <w:szCs w:val="26"/>
+        </w:rPr>
+        <w:t>感謝，</w:t>
+      </w:r>
+      <w:proofErr w:type="gramStart"/>
+      <w:r>
+        <w:rPr>
+          <w:rFonts w:asciiTheme="majorBidi" w:eastAsia="標楷體" w:hAnsiTheme="majorBidi" w:cstheme="majorBidi" w:hint="eastAsia"/>
+          <w:bCs/>
+          <w:w w:val="90"/>
+          <w:sz w:val="26"/>
+          <w:szCs w:val="26"/>
+        </w:rPr>
+        <w:t>全地攏</w:t>
+      </w:r>
+      <w:proofErr w:type="gramEnd"/>
+      <w:r>
+        <w:rPr>
+          <w:rFonts w:asciiTheme="majorBidi" w:eastAsia="標楷體" w:hAnsiTheme="majorBidi" w:cstheme="majorBidi" w:hint="eastAsia"/>
+          <w:bCs/>
+          <w:w w:val="90"/>
+          <w:sz w:val="26"/>
+          <w:szCs w:val="26"/>
+        </w:rPr>
+        <w:t>著出歡喜的聲。感謝主賜咱和藹的聲，福氣的聲，</w:t>
+      </w:r>
+      <w:proofErr w:type="gramStart"/>
+      <w:r>
+        <w:rPr>
+          <w:rFonts w:asciiTheme="majorBidi" w:eastAsia="標楷體" w:hAnsiTheme="majorBidi" w:cstheme="majorBidi" w:hint="eastAsia"/>
+          <w:bCs/>
+          <w:w w:val="90"/>
+          <w:sz w:val="26"/>
+          <w:szCs w:val="26"/>
+        </w:rPr>
+        <w:t>愛疼的</w:t>
+      </w:r>
+      <w:proofErr w:type="gramEnd"/>
+      <w:r>
+        <w:rPr>
+          <w:rFonts w:asciiTheme="majorBidi" w:eastAsia="標楷體" w:hAnsiTheme="majorBidi" w:cstheme="majorBidi" w:hint="eastAsia"/>
+          <w:bCs/>
+          <w:w w:val="90"/>
+          <w:sz w:val="26"/>
+          <w:szCs w:val="26"/>
+        </w:rPr>
+        <w:t>聲。</w:t>
       </w:r>
     </w:p>
     <w:p>
@@ -4174,6 +4300,19 @@
           <w:szCs w:val="26"/>
         </w:rPr>
       </w:pPr>
+    </w:p>
+    <w:p>
+      <w:pPr>
+        <w:snapToGrid w:val="0"/>
+        <w:spacing w:line="300" w:lineRule="exact"/>
+        <w:rPr>
+          <w:rFonts w:asciiTheme="majorBidi" w:eastAsia="標楷體" w:hAnsiTheme="majorBidi" w:cstheme="majorBidi"/>
+          <w:bCs/>
+          <w:w w:val="90"/>
+          <w:sz w:val="26"/>
+          <w:szCs w:val="26"/>
+        </w:rPr>
+      </w:pPr>
       <w:r>
         <w:rPr>
           <w:rFonts w:asciiTheme="majorBidi" w:eastAsia="標楷體" w:hAnsiTheme="majorBidi" w:cstheme="majorBidi" w:hint="eastAsia"/>
@@ -4182,7 +4321,73 @@
           <w:sz w:val="26"/>
           <w:szCs w:val="26"/>
         </w:rPr>
-        <w:t>上帝的心看見希望，</w:t>
+        <w:t>咱來同心</w:t>
+      </w:r>
+      <w:proofErr w:type="gramStart"/>
+      <w:r>
+        <w:rPr>
+          <w:rFonts w:asciiTheme="majorBidi" w:eastAsia="標楷體" w:hAnsiTheme="majorBidi" w:cstheme="majorBidi" w:hint="eastAsia"/>
+          <w:bCs/>
+          <w:w w:val="90"/>
+          <w:sz w:val="26"/>
+          <w:szCs w:val="26"/>
+        </w:rPr>
+        <w:t>謳咾</w:t>
+      </w:r>
+      <w:proofErr w:type="gramEnd"/>
+      <w:r>
+        <w:rPr>
+          <w:rFonts w:asciiTheme="majorBidi" w:eastAsia="標楷體" w:hAnsiTheme="majorBidi" w:cstheme="majorBidi" w:hint="eastAsia"/>
+          <w:bCs/>
+          <w:w w:val="90"/>
+          <w:sz w:val="26"/>
+          <w:szCs w:val="26"/>
+        </w:rPr>
+        <w:t>我主，咱</w:t>
+      </w:r>
+      <w:proofErr w:type="gramStart"/>
+      <w:r>
+        <w:rPr>
+          <w:rFonts w:asciiTheme="majorBidi" w:eastAsia="標楷體" w:hAnsiTheme="majorBidi" w:cstheme="majorBidi" w:hint="eastAsia"/>
+          <w:bCs/>
+          <w:w w:val="90"/>
+          <w:sz w:val="26"/>
+          <w:szCs w:val="26"/>
+        </w:rPr>
+        <w:t>同齊唱歌謳咾</w:t>
+      </w:r>
+      <w:proofErr w:type="gramEnd"/>
+      <w:r>
+        <w:rPr>
+          <w:rFonts w:asciiTheme="majorBidi" w:eastAsia="標楷體" w:hAnsiTheme="majorBidi" w:cstheme="majorBidi" w:hint="eastAsia"/>
+          <w:bCs/>
+          <w:w w:val="90"/>
+          <w:sz w:val="26"/>
+          <w:szCs w:val="26"/>
+        </w:rPr>
+        <w:t>主，</w:t>
+      </w:r>
+      <w:proofErr w:type="gramStart"/>
+      <w:r>
+        <w:rPr>
+          <w:rFonts w:asciiTheme="majorBidi" w:eastAsia="標楷體" w:hAnsiTheme="majorBidi" w:cstheme="majorBidi" w:hint="eastAsia"/>
+          <w:bCs/>
+          <w:w w:val="90"/>
+          <w:sz w:val="26"/>
+          <w:szCs w:val="26"/>
+        </w:rPr>
+        <w:t>互全宇宙攏</w:t>
+      </w:r>
+      <w:proofErr w:type="gramEnd"/>
+      <w:r>
+        <w:rPr>
+          <w:rFonts w:asciiTheme="majorBidi" w:eastAsia="標楷體" w:hAnsiTheme="majorBidi" w:cstheme="majorBidi" w:hint="eastAsia"/>
+          <w:bCs/>
+          <w:w w:val="90"/>
+          <w:sz w:val="26"/>
+          <w:szCs w:val="26"/>
+        </w:rPr>
+        <w:t>充滿咱的歌聲。</w:t>
       </w:r>
     </w:p>
     <w:p>
@@ -4197,7 +4402,19 @@
           <w:szCs w:val="26"/>
         </w:rPr>
       </w:pPr>
-      <w:proofErr w:type="gramStart"/>
+    </w:p>
+    <w:p>
+      <w:pPr>
+        <w:snapToGrid w:val="0"/>
+        <w:spacing w:line="300" w:lineRule="exact"/>
+        <w:rPr>
+          <w:rFonts w:asciiTheme="majorBidi" w:eastAsia="標楷體" w:hAnsiTheme="majorBidi" w:cstheme="majorBidi"/>
+          <w:bCs/>
+          <w:w w:val="90"/>
+          <w:sz w:val="26"/>
+          <w:szCs w:val="26"/>
+        </w:rPr>
+      </w:pPr>
       <w:r>
         <w:rPr>
           <w:rFonts w:asciiTheme="majorBidi" w:eastAsia="標楷體" w:hAnsiTheme="majorBidi" w:cstheme="majorBidi" w:hint="eastAsia"/>
@@ -4206,9 +4423,9 @@
           <w:sz w:val="26"/>
           <w:szCs w:val="26"/>
         </w:rPr>
-        <w:t>你著</w:t>
-      </w:r>
-      <w:proofErr w:type="gramEnd"/>
+        <w:t>當阮獻上</w:t>
+      </w:r>
+      <w:proofErr w:type="gramStart"/>
       <w:r>
         <w:rPr>
           <w:rFonts w:asciiTheme="majorBidi" w:eastAsia="標楷體" w:hAnsiTheme="majorBidi" w:cstheme="majorBidi" w:hint="eastAsia"/>
@@ -4217,7 +4434,106 @@
           <w:sz w:val="26"/>
           <w:szCs w:val="26"/>
         </w:rPr>
-        <w:t>打開心內的窗，</w:t>
+        <w:t>阮</w:t>
+      </w:r>
+      <w:proofErr w:type="gramEnd"/>
+      <w:r>
+        <w:rPr>
+          <w:rFonts w:asciiTheme="majorBidi" w:eastAsia="標楷體" w:hAnsiTheme="majorBidi" w:cstheme="majorBidi" w:hint="eastAsia"/>
+          <w:bCs/>
+          <w:w w:val="90"/>
+          <w:sz w:val="26"/>
+          <w:szCs w:val="26"/>
+        </w:rPr>
+        <w:t>的感謝，當</w:t>
+      </w:r>
+      <w:proofErr w:type="gramStart"/>
+      <w:r>
+        <w:rPr>
+          <w:rFonts w:asciiTheme="majorBidi" w:eastAsia="標楷體" w:hAnsiTheme="majorBidi" w:cstheme="majorBidi" w:hint="eastAsia"/>
+          <w:bCs/>
+          <w:w w:val="90"/>
+          <w:sz w:val="26"/>
+          <w:szCs w:val="26"/>
+        </w:rPr>
+        <w:t>阮</w:t>
+      </w:r>
+      <w:proofErr w:type="gramEnd"/>
+      <w:r>
+        <w:rPr>
+          <w:rFonts w:asciiTheme="majorBidi" w:eastAsia="標楷體" w:hAnsiTheme="majorBidi" w:cstheme="majorBidi" w:hint="eastAsia"/>
+          <w:bCs/>
+          <w:w w:val="90"/>
+          <w:sz w:val="26"/>
+          <w:szCs w:val="26"/>
+        </w:rPr>
+        <w:t>唱出</w:t>
+      </w:r>
+      <w:proofErr w:type="gramStart"/>
+      <w:r>
+        <w:rPr>
+          <w:rFonts w:asciiTheme="majorBidi" w:eastAsia="標楷體" w:hAnsiTheme="majorBidi" w:cstheme="majorBidi" w:hint="eastAsia"/>
+          <w:bCs/>
+          <w:w w:val="90"/>
+          <w:sz w:val="26"/>
+          <w:szCs w:val="26"/>
+        </w:rPr>
+        <w:t>阮</w:t>
+      </w:r>
+      <w:proofErr w:type="gramEnd"/>
+      <w:r>
+        <w:rPr>
+          <w:rFonts w:asciiTheme="majorBidi" w:eastAsia="標楷體" w:hAnsiTheme="majorBidi" w:cstheme="majorBidi" w:hint="eastAsia"/>
+          <w:bCs/>
+          <w:w w:val="90"/>
+          <w:sz w:val="26"/>
+          <w:szCs w:val="26"/>
+        </w:rPr>
+        <w:t>的歌聲，阮獻上</w:t>
+      </w:r>
+      <w:proofErr w:type="gramStart"/>
+      <w:r>
+        <w:rPr>
+          <w:rFonts w:asciiTheme="majorBidi" w:eastAsia="標楷體" w:hAnsiTheme="majorBidi" w:cstheme="majorBidi" w:hint="eastAsia"/>
+          <w:bCs/>
+          <w:w w:val="90"/>
+          <w:sz w:val="26"/>
+          <w:szCs w:val="26"/>
+        </w:rPr>
+        <w:t>謳咾</w:t>
+      </w:r>
+      <w:proofErr w:type="gramEnd"/>
+      <w:r>
+        <w:rPr>
+          <w:rFonts w:asciiTheme="majorBidi" w:eastAsia="標楷體" w:hAnsiTheme="majorBidi" w:cstheme="majorBidi" w:hint="eastAsia"/>
+          <w:bCs/>
+          <w:w w:val="90"/>
+          <w:sz w:val="26"/>
+          <w:szCs w:val="26"/>
+        </w:rPr>
+        <w:t>，唱出感謝，</w:t>
+      </w:r>
+      <w:proofErr w:type="gramStart"/>
+      <w:r>
+        <w:rPr>
+          <w:rFonts w:asciiTheme="majorBidi" w:eastAsia="標楷體" w:hAnsiTheme="majorBidi" w:cstheme="majorBidi" w:hint="eastAsia"/>
+          <w:bCs/>
+          <w:w w:val="90"/>
+          <w:sz w:val="26"/>
+          <w:szCs w:val="26"/>
+        </w:rPr>
+        <w:t>謳咾</w:t>
+      </w:r>
+      <w:proofErr w:type="gramEnd"/>
+      <w:r>
+        <w:rPr>
+          <w:rFonts w:asciiTheme="majorBidi" w:eastAsia="標楷體" w:hAnsiTheme="majorBidi" w:cstheme="majorBidi" w:hint="eastAsia"/>
+          <w:bCs/>
+          <w:w w:val="90"/>
+          <w:sz w:val="26"/>
+          <w:szCs w:val="26"/>
+        </w:rPr>
+        <w:t>的歌。</w:t>
       </w:r>
     </w:p>
     <w:p>
@@ -4232,16 +4548,6 @@
           <w:szCs w:val="26"/>
         </w:rPr>
       </w:pPr>
-      <w:r>
-        <w:rPr>
-          <w:rFonts w:asciiTheme="majorBidi" w:eastAsia="標楷體" w:hAnsiTheme="majorBidi" w:cstheme="majorBidi" w:hint="eastAsia"/>
-          <w:bCs/>
-          <w:w w:val="90"/>
-          <w:sz w:val="26"/>
-          <w:szCs w:val="26"/>
-        </w:rPr>
-        <w:t>互你的眼光看見美夢！</w:t>
-      </w:r>
     </w:p>
     <w:p>
       <w:pPr>
@@ -4472,7 +4778,7 @@
           </mc:Choice>
           <mc:Fallback>
             <w:pict>
-              <v:group w14:anchorId="789743EB" id="群組 21" o:spid="_x0000_s1026" style="position:absolute;margin-left:538.15pt;margin-top:28.9pt;width:134.65pt;height:261.65pt;z-index:251664896;mso-position-horizontal-relative:page;mso-position-vertical-relative:page;mso-width-relative:margin;mso-height-relative:margin" coordsize="17094,33223" o:gfxdata="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">
+              <v:group w14:anchorId="789743EB" id="群組 21" o:spid="_x0000_s1026" style="position:absolute;margin-left:538.15pt;margin-top:28.9pt;width:134.65pt;height:261.65pt;z-index:251664896;mso-position-horizontal-relative:page;mso-position-vertical-relative:page;mso-width-relative:margin;mso-height-relative:margin" coordsize="17094,33223" o:gfxdata="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">
                 <v:shapetype id="_x0000_t75" coordsize="21600,21600" o:spt="75" o:preferrelative="t" path="m@4@5l@4@11@9@11@9@5xe" filled="f" stroked="f">
                   <v:stroke joinstyle="miter"/>
                   <v:formulas>
@@ -4492,11 +4798,10 @@
                   <v:path o:extrusionok="f" gradientshapeok="t" o:connecttype="rect"/>
                   <o:lock v:ext="edit" aspectratio="t"/>
                 </v:shapetype>
-                <v:shape id="圖片 18" o:spid="_x0000_s1027" type="#_x0000_t75" style="position:absolute;left:-8065;top:8065;width:33223;height:17094;rotation:90;visibility:visible;mso-wrap-style:square" o:gfxdata="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">
+                <v:shape id="圖片 18" o:spid="_x0000_s1027" type="#_x0000_t75" style="position:absolute;left:-8065;top:8065;width:33223;height:17094;rotation:90;visibility:visible;mso-wrap-style:square" o:gfxdata="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">
                   <v:imagedata r:id="rId11" o:title=""/>
-                  <v:path arrowok="t"/>
                 </v:shape>
-                <v:roundrect id="圓角矩形 7" o:spid="_x0000_s1028" style="position:absolute;left:1666;top:2875;width:14086;height:28296;visibility:visible;mso-wrap-style:square;v-text-anchor:top" arcsize="3131f" o:gfxdata="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" filled="f" stroked="f" strokeweight="2.5pt">
+                <v:roundrect id="圓角矩形 7" o:spid="_x0000_s1028" style="position:absolute;left:1666;top:2875;width:14086;height:28296;visibility:visible;mso-wrap-style:square;v-text-anchor:top" arcsize="3131f" o:gfxdata="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" filled="f" stroked="f" strokeweight="2.5pt">
                   <v:stroke joinstyle="miter"/>
                   <v:textbox style="layout-flow:vertical-ideographic" inset="1mm,1mm,1mm,1mm">
                     <w:txbxContent>
@@ -4598,7 +4903,7 @@
           <w:noProof/>
         </w:rPr>
         <w:drawing>
-          <wp:anchor distT="0" distB="0" distL="114300" distR="114300" simplePos="0" relativeHeight="251660800" behindDoc="0" locked="0" layoutInCell="1" allowOverlap="1" wp14:anchorId="0030E694" wp14:editId="45AC09EB">
+          <wp:anchor distT="0" distB="0" distL="114300" distR="114300" simplePos="0" relativeHeight="251660800" behindDoc="0" locked="0" layoutInCell="1" allowOverlap="1" wp14:anchorId="0030E694" wp14:editId="52E79738">
             <wp:simplePos x="0" y="0"/>
             <wp:positionH relativeFrom="column">
               <wp:posOffset>2160905</wp:posOffset>
@@ -6548,12 +6853,12 @@
           </mc:Choice>
           <mc:Fallback>
             <w:pict>
-              <v:group w14:anchorId="5DF93223" id="群組 24" o:spid="_x0000_s1029" style="position:absolute;margin-left:533.85pt;margin-top:298.55pt;width:140.3pt;height:259.35pt;z-index:251662848;mso-position-horizontal-relative:page;mso-position-vertical-relative:page;mso-width-relative:margin;mso-height-relative:margin" coordsize="17818,32941" o:gfxdata="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">
+              <v:group w14:anchorId="5DF93223" id="群組 24" o:spid="_x0000_s1029" style="position:absolute;margin-left:533.85pt;margin-top:298.55pt;width:140.3pt;height:259.35pt;z-index:251662848;mso-position-horizontal-relative:page;mso-position-vertical-relative:page;mso-width-relative:margin;mso-height-relative:margin" coordsize="17818,32941" o:gfxdata="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">
                 <v:shapetype id="_x0000_t202" coordsize="21600,21600" o:spt="202" path="m,l,21600r21600,l21600,xe">
                   <v:stroke joinstyle="miter"/>
                   <v:path gradientshapeok="t" o:connecttype="rect"/>
                 </v:shapetype>
-                <v:shape id="_x0000_s1030" type="#_x0000_t202" style="position:absolute;left:351;top:293;width:17279;height:32590;visibility:visible;mso-wrap-style:square;v-text-anchor:top" o:gfxdata="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" stroked="f">
+                <v:shape id="_x0000_s1030" type="#_x0000_t202" style="position:absolute;left:351;top:293;width:17279;height:32590;visibility:visible;mso-wrap-style:square;v-text-anchor:top" o:gfxdata="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" stroked="f">
                   <v:textbox inset="0,0,0,0">
                     <w:txbxContent>
                       <w:p>
@@ -8251,7 +8556,7 @@
                     </w:txbxContent>
                   </v:textbox>
                 </v:shape>
-                <v:roundrect id="圓角矩形 5" o:spid="_x0000_s1031" style="position:absolute;width:17818;height:32941;visibility:visible;mso-wrap-style:square;v-text-anchor:middle" arcsize="2169f" o:gfxdata="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" filled="f" strokecolor="#5a5a5a [2109]" strokeweight="2.5pt">
+                <v:roundrect id="圓角矩形 5" o:spid="_x0000_s1031" style="position:absolute;width:17818;height:32941;visibility:visible;mso-wrap-style:square;v-text-anchor:middle" arcsize="2169f" o:gfxdata="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" filled="f" strokecolor="#5a5a5a [2109]" strokeweight="2.5pt">
                   <v:stroke joinstyle="miter"/>
                 </v:roundrect>
                 <w10:wrap anchorx="page" anchory="page"/>
@@ -9312,8 +9617,8 @@
           </mc:Choice>
           <mc:Fallback>
             <w:pict>
-              <v:group w14:anchorId="0AB0FEB2" id="群組 19" o:spid="_x0000_s1032" style="position:absolute;left:0;text-align:left;margin-left:534.4pt;margin-top:567.3pt;width:140.6pt;height:130.1pt;z-index:251651584;mso-position-horizontal-relative:page;mso-position-vertical-relative:page;mso-width-relative:margin;mso-height-relative:margin" coordorigin="108" coordsize="17868,16510" o:gfxdata="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">
-                <v:shape id="_x0000_s1033" type="#_x0000_t202" style="position:absolute;left:317;top:444;width:17634;height:15621;visibility:visible;mso-wrap-style:square;v-text-anchor:top" o:gfxdata="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" stroked="f">
+              <v:group w14:anchorId="0AB0FEB2" id="群組 19" o:spid="_x0000_s1032" style="position:absolute;left:0;text-align:left;margin-left:534.4pt;margin-top:567.3pt;width:140.6pt;height:130.1pt;z-index:251651584;mso-position-horizontal-relative:page;mso-position-vertical-relative:page;mso-width-relative:margin;mso-height-relative:margin" coordorigin="108" coordsize="17868,16510" o:gfxdata="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">
+                <v:shape id="_x0000_s1033" type="#_x0000_t202" style="position:absolute;left:317;top:444;width:17634;height:15621;visibility:visible;mso-wrap-style:square;v-text-anchor:top" o:gfxdata="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" stroked="f">
                   <v:textbox inset="0,0,0,0">
                     <w:txbxContent>
                       <w:p>
@@ -10203,7 +10508,7 @@
                     </w:txbxContent>
                   </v:textbox>
                 </v:shape>
-                <v:roundrect id="圓角矩形 25" o:spid="_x0000_s1034" style="position:absolute;left:108;width:17869;height:16510;visibility:visible;mso-wrap-style:square;v-text-anchor:middle" arcsize="4542f" o:gfxdata="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" filled="f" strokecolor="#5a5a5a [2109]" strokeweight="2.5pt">
+                <v:roundrect id="圓角矩形 25" o:spid="_x0000_s1034" style="position:absolute;left:108;width:17869;height:16510;visibility:visible;mso-wrap-style:square;v-text-anchor:middle" arcsize="4542f" o:gfxdata="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" filled="f" strokecolor="#5a5a5a [2109]" strokeweight="2.5pt">
                   <v:stroke joinstyle="miter"/>
                 </v:roundrect>
                 <w10:wrap anchorx="page" anchory="page"/>
@@ -10371,7 +10676,7 @@
           </mc:Choice>
           <mc:Fallback>
             <w:pict>
-              <v:shape w14:anchorId="76BD7DFF" id="文字方塊 2" o:spid="_x0000_s1035" type="#_x0000_t202" style="position:absolute;margin-left:31.4pt;margin-top:-54.1pt;width:109.8pt;height:110.6pt;z-index:251667968;visibility:visible;mso-wrap-style:square;mso-width-percent:0;mso-height-percent:200;mso-wrap-distance-left:9pt;mso-wrap-distance-top:3.6pt;mso-wrap-distance-right:9pt;mso-wrap-distance-bottom:3.6pt;mso-position-horizontal:absolute;mso-position-horizontal-relative:text;mso-position-vertical:absolute;mso-position-vertical-relative:text;mso-width-percent:0;mso-height-percent:200;mso-width-relative:margin;mso-height-relative:margin;v-text-anchor:top" o:gfxdata="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" filled="f" stroked="f">
+              <v:shape w14:anchorId="76BD7DFF" id="文字方塊 2" o:spid="_x0000_s1035" type="#_x0000_t202" style="position:absolute;margin-left:31.4pt;margin-top:-54.1pt;width:109.8pt;height:110.6pt;z-index:251667968;visibility:visible;mso-wrap-style:square;mso-width-percent:0;mso-height-percent:200;mso-wrap-distance-left:9pt;mso-wrap-distance-top:3.6pt;mso-wrap-distance-right:9pt;mso-wrap-distance-bottom:3.6pt;mso-position-horizontal:absolute;mso-position-horizontal-relative:text;mso-position-vertical:absolute;mso-position-vertical-relative:text;mso-width-percent:0;mso-height-percent:200;mso-width-relative:margin;mso-height-relative:margin;v-text-anchor:top" o:gfxdata="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" filled="f" stroked="f">
                 <v:textbox style="mso-fit-shape-to-text:t" inset="1mm,1mm,1mm,1mm">
                   <w:txbxContent>
                     <w:p>
@@ -10570,7 +10875,7 @@
           </mc:Choice>
           <mc:Fallback>
             <w:pict>
-              <v:roundrect w14:anchorId="4775AEF3" id="圓角矩形 12" o:spid="_x0000_s1036" style="position:absolute;margin-left:-.9pt;margin-top:16.35pt;width:49.3pt;height:15.45pt;z-index:251647488;visibility:visible;mso-wrap-style:square;mso-width-percent:0;mso-height-percent:0;mso-wrap-distance-left:9pt;mso-wrap-distance-top:0;mso-wrap-distance-right:9pt;mso-wrap-distance-bottom:0;mso-position-horizontal:absolute;mso-position-horizontal-relative:text;mso-position-vertical:absolute;mso-position-vertical-relative:text;mso-width-percent:0;mso-height-percent:0;mso-width-relative:margin;mso-height-relative:margin;v-text-anchor:middle" arcsize="10923f" o:gfxdata="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" fillcolor="#5a5a5a [2109]" stroked="f" strokeweight="1pt">
+              <v:roundrect w14:anchorId="4775AEF3" id="圓角矩形 12" o:spid="_x0000_s1036" style="position:absolute;margin-left:-.9pt;margin-top:16.35pt;width:49.3pt;height:15.45pt;z-index:251647488;visibility:visible;mso-wrap-style:square;mso-width-percent:0;mso-height-percent:0;mso-wrap-distance-left:9pt;mso-wrap-distance-top:0;mso-wrap-distance-right:9pt;mso-wrap-distance-bottom:0;mso-position-horizontal:absolute;mso-position-horizontal-relative:text;mso-position-vertical:absolute;mso-position-vertical-relative:text;mso-width-percent:0;mso-height-percent:0;mso-width-relative:margin;mso-height-relative:margin;v-text-anchor:middle" arcsize="10923f" o:gfxdata="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" fillcolor="#5a5a5a [2109]" stroked="f" strokeweight="1pt">
                 <v:stroke joinstyle="miter"/>
                 <v:textbox inset=".5mm,0,.5mm,0">
                   <w:txbxContent>
@@ -10710,7 +11015,7 @@
           </mc:Choice>
           <mc:Fallback>
             <w:pict>
-              <v:roundrect w14:anchorId="196DC3BF" id="圓角矩形 14" o:spid="_x0000_s1037" style="position:absolute;margin-left:-1.25pt;margin-top:16.7pt;width:83.6pt;height:15.3pt;z-index:251648512;visibility:visible;mso-wrap-style:square;mso-width-percent:0;mso-height-percent:0;mso-wrap-distance-left:9pt;mso-wrap-distance-top:0;mso-wrap-distance-right:9pt;mso-wrap-distance-bottom:0;mso-position-horizontal:absolute;mso-position-horizontal-relative:text;mso-position-vertical:absolute;mso-position-vertical-relative:text;mso-width-percent:0;mso-height-percent:0;mso-width-relative:margin;mso-height-relative:margin;v-text-anchor:middle" arcsize="10923f" o:gfxdata="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" fillcolor="#5a5a5a [2109]" stroked="f" strokeweight="1pt">
+              <v:roundrect w14:anchorId="196DC3BF" id="圓角矩形 14" o:spid="_x0000_s1037" style="position:absolute;margin-left:-1.25pt;margin-top:16.7pt;width:83.6pt;height:15.3pt;z-index:251648512;visibility:visible;mso-wrap-style:square;mso-width-percent:0;mso-height-percent:0;mso-wrap-distance-left:9pt;mso-wrap-distance-top:0;mso-wrap-distance-right:9pt;mso-wrap-distance-bottom:0;mso-position-horizontal:absolute;mso-position-horizontal-relative:text;mso-position-vertical:absolute;mso-position-vertical-relative:text;mso-width-percent:0;mso-height-percent:0;mso-width-relative:margin;mso-height-relative:margin;v-text-anchor:middle" arcsize="10923f" o:gfxdata="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" fillcolor="#5a5a5a [2109]" stroked="f" strokeweight="1pt">
                 <v:stroke joinstyle="miter"/>
                 <v:textbox inset=".5mm,0,.5mm,0">
                   <w:txbxContent>
@@ -10906,7 +11211,7 @@
           </mc:Choice>
           <mc:Fallback>
             <w:pict>
-              <v:roundrect w14:anchorId="1A4DC044" id="圓角矩形 9" o:spid="_x0000_s1038" style="position:absolute;margin-left:-.6pt;margin-top:16.6pt;width:30.35pt;height:15.3pt;z-index:251649536;visibility:visible;mso-wrap-style:square;mso-width-percent:0;mso-height-percent:0;mso-wrap-distance-left:9pt;mso-wrap-distance-top:0;mso-wrap-distance-right:9pt;mso-wrap-distance-bottom:0;mso-position-horizontal:absolute;mso-position-horizontal-relative:text;mso-position-vertical:absolute;mso-position-vertical-relative:text;mso-width-percent:0;mso-height-percent:0;mso-width-relative:margin;mso-height-relative:margin;v-text-anchor:middle" arcsize="10923f" o:gfxdata="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" fillcolor="#5a5a5a [2109]" stroked="f" strokeweight="1pt">
+              <v:roundrect w14:anchorId="1A4DC044" id="圓角矩形 9" o:spid="_x0000_s1038" style="position:absolute;margin-left:-.6pt;margin-top:16.6pt;width:30.35pt;height:15.3pt;z-index:251649536;visibility:visible;mso-wrap-style:square;mso-width-percent:0;mso-height-percent:0;mso-wrap-distance-left:9pt;mso-wrap-distance-top:0;mso-wrap-distance-right:9pt;mso-wrap-distance-bottom:0;mso-position-horizontal:absolute;mso-position-horizontal-relative:text;mso-position-vertical:absolute;mso-position-vertical-relative:text;mso-width-percent:0;mso-height-percent:0;mso-width-relative:margin;mso-height-relative:margin;v-text-anchor:middle" arcsize="10923f" o:gfxdata="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" fillcolor="#5a5a5a [2109]" stroked="f" strokeweight="1pt">
                 <v:stroke joinstyle="miter"/>
                 <v:textbox inset=".5mm,0,.5mm,0">
                   <w:txbxContent>
@@ -11170,7 +11475,7 @@
           </mc:Choice>
           <mc:Fallback>
             <w:pict>
-              <v:roundrect w14:anchorId="03BFD3A3" id="圓角矩形 13" o:spid="_x0000_s1039" style="position:absolute;margin-left:-.4pt;margin-top:16.65pt;width:49.3pt;height:15.3pt;z-index:251650560;visibility:visible;mso-wrap-style:square;mso-width-percent:0;mso-height-percent:0;mso-wrap-distance-left:9pt;mso-wrap-distance-top:0;mso-wrap-distance-right:9pt;mso-wrap-distance-bottom:0;mso-position-horizontal:absolute;mso-position-horizontal-relative:text;mso-position-vertical:absolute;mso-position-vertical-relative:text;mso-width-percent:0;mso-height-percent:0;mso-width-relative:margin;mso-height-relative:margin;v-text-anchor:middle" arcsize="10923f" o:gfxdata="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" fillcolor="#5a5a5a [2109]" stroked="f" strokeweight="1pt">
+              <v:roundrect w14:anchorId="03BFD3A3" id="圓角矩形 13" o:spid="_x0000_s1039" style="position:absolute;margin-left:-.4pt;margin-top:16.65pt;width:49.3pt;height:15.3pt;z-index:251650560;visibility:visible;mso-wrap-style:square;mso-width-percent:0;mso-height-percent:0;mso-wrap-distance-left:9pt;mso-wrap-distance-top:0;mso-wrap-distance-right:9pt;mso-wrap-distance-bottom:0;mso-position-horizontal:absolute;mso-position-horizontal-relative:text;mso-position-vertical:absolute;mso-position-vertical-relative:text;mso-width-percent:0;mso-height-percent:0;mso-width-relative:margin;mso-height-relative:margin;v-text-anchor:middle" arcsize="10923f" o:gfxdata="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" fillcolor="#5a5a5a [2109]" stroked="f" strokeweight="1pt">
                 <v:stroke joinstyle="miter"/>
                 <v:textbox inset=".5mm,0,.5mm,0">
                   <w:txbxContent>
@@ -11410,7 +11715,7 @@
           </mc:Choice>
           <mc:Fallback>
             <w:pict>
-              <v:shape w14:anchorId="77C1E33A" id="_x0000_s1040" type="#_x0000_t202" style="position:absolute;margin-left:107.25pt;margin-top:6.2pt;width:125.55pt;height:16.3pt;z-index:251666944;visibility:visible;mso-wrap-style:square;mso-width-percent:0;mso-height-percent:0;mso-wrap-distance-left:9pt;mso-wrap-distance-top:3.6pt;mso-wrap-distance-right:9pt;mso-wrap-distance-bottom:3.6pt;mso-position-horizontal:absolute;mso-position-horizontal-relative:text;mso-position-vertical:absolute;mso-position-vertical-relative:text;mso-width-percent:0;mso-height-percent:0;mso-width-relative:margin;mso-height-relative:margin;v-text-anchor:top" o:gfxdata="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" filled="f" stroked="f">
+              <v:shape w14:anchorId="77C1E33A" id="_x0000_s1040" type="#_x0000_t202" style="position:absolute;margin-left:107.25pt;margin-top:6.2pt;width:125.55pt;height:16.3pt;z-index:251666944;visibility:visible;mso-wrap-style:square;mso-width-percent:0;mso-height-percent:0;mso-wrap-distance-left:9pt;mso-wrap-distance-top:3.6pt;mso-wrap-distance-right:9pt;mso-wrap-distance-bottom:3.6pt;mso-position-horizontal:absolute;mso-position-horizontal-relative:text;mso-position-vertical:absolute;mso-position-vertical-relative:text;mso-width-percent:0;mso-height-percent:0;mso-width-relative:margin;mso-height-relative:margin;v-text-anchor:top" o:gfxdata="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" filled="f" stroked="f">
                 <v:textbox inset="0,0,0,0">
                   <w:txbxContent>
                     <w:p>
@@ -11487,19 +11792,8 @@
           <w:sz w:val="28"/>
           <w:szCs w:val="28"/>
         </w:rPr>
-        <w:t xml:space="preserve"> </w:t>
-      </w:r>
-      <w:proofErr w:type="gramStart"/>
-      <w:r>
-        <w:rPr>
-          <w:rFonts w:ascii="Old English Text MT" w:hAnsi="Old English Text MT"/>
-          <w:color w:val="404040" w:themeColor="text1" w:themeTint="BF"/>
-          <w:sz w:val="28"/>
-          <w:szCs w:val="28"/>
-        </w:rPr>
-        <w:t>Weekly</w:t>
-      </w:r>
-      <w:proofErr w:type="gramEnd"/>
+        <w:t xml:space="preserve"> Weekly</w:t>
+      </w:r>
     </w:p>
     <w:p>
       <w:pPr>
@@ -12338,15 +12632,7 @@
                                       <w:color w:val="FFFFFF"/>
                                       <w:w w:val="66"/>
                                     </w:rPr>
-                                    <w:t xml:space="preserve">恭候　</w:t>
-                                  </w:r>
-                                  <w:r>
-                                    <w:rPr>
-                                      <w:rFonts w:ascii="華康儷中黑" w:eastAsia="華康儷中黑" w:hAnsi="Calibri" w:cs="Arial" w:hint="eastAsia"/>
-                                      <w:color w:val="FFFFFF"/>
-                                      <w:w w:val="66"/>
-                                    </w:rPr>
-                                    <w:t>神的話</w:t>
+                                    <w:t>恭候　神的話</w:t>
                                   </w:r>
                                 </w:p>
                               </w:txbxContent>
@@ -12371,7 +12657,7 @@
                 </mc:Choice>
                 <mc:Fallback>
                   <w:pict>
-                    <v:rect w14:anchorId="343BC9BA" id="矩形 8" o:spid="_x0000_s1041" style="position:absolute;left:0;text-align:left;margin-left:-.7pt;margin-top:2.7pt;width:18.75pt;height:92.3pt;z-index:251663872;visibility:visible;mso-wrap-style:square;mso-width-percent:0;mso-height-percent:0;mso-wrap-distance-left:9pt;mso-wrap-distance-top:0;mso-wrap-distance-right:9pt;mso-wrap-distance-bottom:0;mso-position-horizontal:absolute;mso-position-horizontal-relative:text;mso-position-vertical:absolute;mso-position-vertical-relative:text;mso-width-percent:0;mso-height-percent:0;mso-width-relative:margin;mso-height-relative:margin;v-text-anchor:middle" o:gfxdata="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" fillcolor="#5a5a5a [2109]" stroked="f" strokeweight="1pt">
+                    <v:rect w14:anchorId="343BC9BA" id="矩形 8" o:spid="_x0000_s1041" style="position:absolute;left:0;text-align:left;margin-left:-.7pt;margin-top:2.7pt;width:18.75pt;height:92.3pt;z-index:251663872;visibility:visible;mso-wrap-style:square;mso-width-percent:0;mso-height-percent:0;mso-wrap-distance-left:9pt;mso-wrap-distance-top:0;mso-wrap-distance-right:9pt;mso-wrap-distance-bottom:0;mso-position-horizontal:absolute;mso-position-horizontal-relative:text;mso-position-vertical:absolute;mso-position-vertical-relative:text;mso-width-percent:0;mso-height-percent:0;mso-width-relative:margin;mso-height-relative:margin;v-text-anchor:middle" o:gfxdata="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" fillcolor="#5a5a5a [2109]" stroked="f" strokeweight="1pt">
                       <v:textbox style="layout-flow:vertical-ideographic" inset="1mm,1mm,1mm,1mm">
                         <w:txbxContent>
                           <w:p>
@@ -12391,15 +12677,7 @@
                                 <w:color w:val="FFFFFF"/>
                                 <w:w w:val="66"/>
                               </w:rPr>
-                              <w:t xml:space="preserve">恭候　</w:t>
-                            </w:r>
-                            <w:r>
-                              <w:rPr>
-                                <w:rFonts w:ascii="華康儷中黑" w:eastAsia="華康儷中黑" w:hAnsi="Calibri" w:cs="Arial" w:hint="eastAsia"/>
-                                <w:color w:val="FFFFFF"/>
-                                <w:w w:val="66"/>
-                              </w:rPr>
-                              <w:t>神的話</w:t>
+                              <w:t>恭候　神的話</w:t>
                             </w:r>
                           </w:p>
                         </w:txbxContent>
@@ -13447,7 +13725,7 @@
                 </mc:Choice>
                 <mc:Fallback>
                   <w:pict>
-                    <v:rect w14:anchorId="363672F5" id="矩形 10" o:spid="_x0000_s1042" style="position:absolute;left:0;text-align:left;margin-left:-.7pt;margin-top:12.9pt;width:19.25pt;height:42.9pt;z-index:251659776;visibility:visible;mso-wrap-style:square;mso-width-percent:0;mso-height-percent:0;mso-wrap-distance-left:9pt;mso-wrap-distance-top:0;mso-wrap-distance-right:9pt;mso-wrap-distance-bottom:0;mso-position-horizontal:absolute;mso-position-horizontal-relative:text;mso-position-vertical:absolute;mso-position-vertical-relative:text;mso-width-percent:0;mso-height-percent:0;mso-width-relative:margin;mso-height-relative:margin;v-text-anchor:middle" o:gfxdata="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" fillcolor="#5a5a5a [2109]" stroked="f" strokeweight="1pt">
+                    <v:rect w14:anchorId="363672F5" id="矩形 10" o:spid="_x0000_s1042" style="position:absolute;left:0;text-align:left;margin-left:-.7pt;margin-top:12.9pt;width:19.25pt;height:42.9pt;z-index:251659776;visibility:visible;mso-wrap-style:square;mso-width-percent:0;mso-height-percent:0;mso-wrap-distance-left:9pt;mso-wrap-distance-top:0;mso-wrap-distance-right:9pt;mso-wrap-distance-bottom:0;mso-position-horizontal:absolute;mso-position-horizontal-relative:text;mso-position-vertical:absolute;mso-position-vertical-relative:text;mso-width-percent:0;mso-height-percent:0;mso-width-relative:margin;mso-height-relative:margin;v-text-anchor:middle" o:gfxdata="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" fillcolor="#5a5a5a [2109]" stroked="f" strokeweight="1pt">
                       <v:textbox style="layout-flow:vertical-ideographic" inset="1mm,1mm,1mm,1mm">
                         <w:txbxContent>
                           <w:p>
@@ -13554,7 +13832,29 @@
                 <w:sz w:val="20"/>
                 <w:szCs w:val="20"/>
               </w:rPr>
-              <w:t>眼光</w:t>
+              <w:t>同心唱歌</w:t>
+            </w:r>
+            <w:proofErr w:type="gramStart"/>
+            <w:r>
+              <w:rPr>
+                <w:rFonts w:ascii="Bahnschrift SemiBold Condensed" w:eastAsia="標楷體" w:hAnsi="Bahnschrift SemiBold Condensed" w:cstheme="minorHAnsi" w:hint="eastAsia"/>
+                <w:bCs/>
+                <w:w w:val="150"/>
+                <w:sz w:val="20"/>
+                <w:szCs w:val="20"/>
+              </w:rPr>
+              <w:t>謳咾</w:t>
+            </w:r>
+            <w:proofErr w:type="gramEnd"/>
+            <w:r>
+              <w:rPr>
+                <w:rFonts w:ascii="Bahnschrift SemiBold Condensed" w:eastAsia="標楷體" w:hAnsi="Bahnschrift SemiBold Condensed" w:cstheme="minorHAnsi" w:hint="eastAsia"/>
+                <w:bCs/>
+                <w:w w:val="150"/>
+                <w:sz w:val="20"/>
+                <w:szCs w:val="20"/>
+              </w:rPr>
+              <w:t>上帝</w:t>
             </w:r>
           </w:p>
         </w:tc>
@@ -14264,7 +14564,7 @@
                 </mc:Choice>
                 <mc:Fallback>
                   <w:pict>
-                    <v:rect w14:anchorId="4D37C684" id="矩形 11" o:spid="_x0000_s1043" style="position:absolute;left:0;text-align:left;margin-left:-.7pt;margin-top:1.65pt;width:19.25pt;height:111.25pt;z-index:251657728;visibility:visible;mso-wrap-style:square;mso-width-percent:0;mso-height-percent:0;mso-wrap-distance-left:9pt;mso-wrap-distance-top:0;mso-wrap-distance-right:9pt;mso-wrap-distance-bottom:0;mso-position-horizontal:absolute;mso-position-horizontal-relative:text;mso-position-vertical:absolute;mso-position-vertical-relative:text;mso-width-percent:0;mso-height-percent:0;mso-width-relative:margin;mso-height-relative:margin;v-text-anchor:middle" o:gfxdata="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" fillcolor="#5a5a5a [2109]" stroked="f" strokeweight="1pt">
+                    <v:rect w14:anchorId="4D37C684" id="矩形 11" o:spid="_x0000_s1043" style="position:absolute;left:0;text-align:left;margin-left:-.7pt;margin-top:1.65pt;width:19.25pt;height:111.25pt;z-index:251657728;visibility:visible;mso-wrap-style:square;mso-width-percent:0;mso-height-percent:0;mso-wrap-distance-left:9pt;mso-wrap-distance-top:0;mso-wrap-distance-right:9pt;mso-wrap-distance-bottom:0;mso-position-horizontal:absolute;mso-position-horizontal-relative:text;mso-position-vertical:absolute;mso-position-vertical-relative:text;mso-width-percent:0;mso-height-percent:0;mso-width-relative:margin;mso-height-relative:margin;v-text-anchor:middle" o:gfxdata="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" fillcolor="#5a5a5a [2109]" stroked="f" strokeweight="1pt">
                       <v:textbox style="layout-flow:vertical-ideographic" inset="1mm,1mm,1mm,1mm">
                         <w:txbxContent>
                           <w:p>
@@ -14663,8 +14963,6 @@
               </w:rPr>
               <w:t>,</w:t>
             </w:r>
-            <w:bookmarkStart w:id="6" w:name="_GoBack"/>
-            <w:bookmarkEnd w:id="6"/>
             <w:r>
               <w:rPr>
                 <w:rFonts w:ascii="Bahnschrift SemiBold Condensed" w:eastAsia="標楷體" w:hAnsi="Bahnschrift SemiBold Condensed" w:cstheme="minorHAnsi" w:hint="eastAsia"/>
@@ -15534,30 +15832,13 @@
             </w:pPr>
             <w:r>
               <w:rPr>
-                <w:rFonts w:ascii="Bahnschrift SemiBold Condensed" w:eastAsia="標楷體" w:hAnsi="Bahnschrift SemiBold Condensed" w:cstheme="minorHAnsi"/>
-                <w:color w:val="000000" w:themeColor="text1"/>
+                <w:rFonts w:ascii="Bahnschrift SemiBold Condensed" w:eastAsia="標楷體" w:hAnsi="Bahnschrift SemiBold Condensed" w:cstheme="minorHAnsi" w:hint="eastAsia"/>
+                <w:bCs/>
+                <w:w w:val="150"/>
                 <w:sz w:val="20"/>
                 <w:szCs w:val="20"/>
               </w:rPr>
-              <w:t>(</w:t>
-            </w:r>
-            <w:r>
-              <w:rPr>
-                <w:rFonts w:ascii="Bahnschrift SemiBold Condensed" w:eastAsia="標楷體" w:hAnsi="Bahnschrift SemiBold Condensed" w:cstheme="minorHAnsi" w:hint="eastAsia"/>
-                <w:color w:val="000000" w:themeColor="text1"/>
-                <w:sz w:val="20"/>
-                <w:szCs w:val="20"/>
-              </w:rPr>
-              <w:t>請默禱至音樂結束才離席或交談</w:t>
-            </w:r>
-            <w:r>
-              <w:rPr>
-                <w:rFonts w:ascii="Bahnschrift SemiBold Condensed" w:eastAsia="標楷體" w:hAnsi="Bahnschrift SemiBold Condensed" w:cstheme="minorHAnsi"/>
-                <w:color w:val="000000" w:themeColor="text1"/>
-                <w:sz w:val="20"/>
-                <w:szCs w:val="20"/>
-              </w:rPr>
-              <w:t>)</w:t>
+              <w:t>主永遠與咱同在</w:t>
             </w:r>
           </w:p>
         </w:tc>
@@ -15590,12 +15871,11 @@
             <w:r>
               <w:rPr>
                 <w:rFonts w:ascii="Bahnschrift SemiBold Condensed" w:eastAsia="標楷體" w:hAnsi="Bahnschrift SemiBold Condensed" w:cstheme="minorHAnsi" w:hint="eastAsia"/>
-                <w:color w:val="000000" w:themeColor="text1"/>
                 <w:w w:val="125"/>
                 <w:sz w:val="20"/>
                 <w:szCs w:val="20"/>
               </w:rPr>
-              <w:t>司琴</w:t>
+              <w:t>聖歌隊</w:t>
             </w:r>
           </w:p>
         </w:tc>
@@ -16027,7 +16307,7 @@
           </mc:Choice>
           <mc:Fallback>
             <w:pict>
-              <v:line w14:anchorId="3CD538BB" id="直線接點 2" o:spid="_x0000_s1026" style="position:absolute;z-index:251653632;visibility:visible;mso-wrap-style:square;mso-height-percent:0;mso-wrap-distance-left:9pt;mso-wrap-distance-top:0;mso-wrap-distance-right:9pt;mso-wrap-distance-bottom:0;mso-position-horizontal:absolute;mso-position-horizontal-relative:page;mso-position-vertical:absolute;mso-position-vertical-relative:page;mso-height-percent:0;mso-height-relative:margin" from="687.75pt,19.85pt" to="687.75pt,709.8pt" o:gfxdata="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" strokecolor="black [3213]" strokeweight=".5pt">
+              <v:line w14:anchorId="7AA44F1C" id="直線接點 2" o:spid="_x0000_s1026" style="position:absolute;z-index:251653632;visibility:visible;mso-wrap-style:square;mso-height-percent:0;mso-wrap-distance-left:9pt;mso-wrap-distance-top:0;mso-wrap-distance-right:9pt;mso-wrap-distance-bottom:0;mso-position-horizontal:absolute;mso-position-horizontal-relative:page;mso-position-vertical:absolute;mso-position-vertical-relative:page;mso-height-percent:0;mso-height-relative:margin" from="687.75pt,19.85pt" to="687.75pt,709.8pt" o:gfxdata="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" strokecolor="black [3213]" strokeweight=".5pt">
                 <v:stroke dashstyle="3 1" joinstyle="miter"/>
                 <w10:wrap anchorx="page" anchory="page"/>
               </v:line>
@@ -16164,7 +16444,7 @@
           <w:sz w:val="26"/>
           <w:szCs w:val="26"/>
         </w:rPr>
-        <w:t>我</w:t>
+        <w:t>你看，我來</w:t>
       </w:r>
       <w:proofErr w:type="gramStart"/>
       <w:r>
@@ -16174,7 +16454,7 @@
           <w:sz w:val="26"/>
           <w:szCs w:val="26"/>
         </w:rPr>
-        <w:t>的心啊</w:t>
+        <w:t>親像賊</w:t>
       </w:r>
       <w:proofErr w:type="gramEnd"/>
       <w:r>
@@ -16184,7 +16464,7 @@
           <w:sz w:val="26"/>
           <w:szCs w:val="26"/>
         </w:rPr>
-        <w:t>，你啥事鬱</w:t>
+        <w:t>。警醒來</w:t>
       </w:r>
       <w:proofErr w:type="gramStart"/>
       <w:r>
@@ -16194,7 +16474,7 @@
           <w:sz w:val="26"/>
           <w:szCs w:val="26"/>
         </w:rPr>
-        <w:t>悴</w:t>
+        <w:t>顧守伊</w:t>
       </w:r>
       <w:proofErr w:type="gramEnd"/>
       <w:r>
@@ -16204,7 +16484,7 @@
           <w:sz w:val="26"/>
           <w:szCs w:val="26"/>
         </w:rPr>
-        <w:t>？啥事</w:t>
+        <w:t>的衫、免得褪</w:t>
       </w:r>
       <w:proofErr w:type="gramStart"/>
       <w:r>
@@ -16214,7 +16494,7 @@
           <w:sz w:val="26"/>
           <w:szCs w:val="26"/>
         </w:rPr>
-        <w:t>佇</w:t>
+        <w:t>裼</w:t>
       </w:r>
       <w:proofErr w:type="gramEnd"/>
       <w:r>
@@ -16224,8 +16504,9 @@
           <w:sz w:val="26"/>
           <w:szCs w:val="26"/>
         </w:rPr>
-        <w:t>我的內面</w:t>
-      </w:r>
+        <w:t>來行、</w:t>
+      </w:r>
+      <w:proofErr w:type="gramStart"/>
       <w:r>
         <w:rPr>
           <w:rFonts w:ascii="標楷體" w:eastAsia="標楷體" w:hAnsi="標楷體" w:cs="Arial" w:hint="eastAsia"/>
@@ -16233,9 +16514,9 @@
           <w:sz w:val="26"/>
           <w:szCs w:val="26"/>
         </w:rPr>
-        <w:t>著急？</w:t>
-      </w:r>
-      <w:proofErr w:type="gramStart"/>
+        <w:t>互人看見</w:t>
+      </w:r>
+      <w:proofErr w:type="gramEnd"/>
       <w:r>
         <w:rPr>
           <w:rFonts w:ascii="標楷體" w:eastAsia="標楷體" w:hAnsi="標楷體" w:cs="Arial" w:hint="eastAsia"/>
@@ -16243,9 +16524,9 @@
           <w:sz w:val="26"/>
           <w:szCs w:val="26"/>
         </w:rPr>
-        <w:t>你著</w:t>
-      </w:r>
-      <w:proofErr w:type="gramEnd"/>
+        <w:t>伊的見</w:t>
+      </w:r>
+      <w:proofErr w:type="gramStart"/>
       <w:r>
         <w:rPr>
           <w:rFonts w:ascii="標楷體" w:eastAsia="標楷體" w:hAnsi="標楷體" w:cs="Arial" w:hint="eastAsia"/>
@@ -16253,9 +16534,9 @@
           <w:sz w:val="26"/>
           <w:szCs w:val="26"/>
         </w:rPr>
-        <w:t>向望上帝，因為伊的面向我來拯救我；所以我</w:t>
-      </w:r>
-      <w:proofErr w:type="gramStart"/>
+        <w:t>誚</w:t>
+      </w:r>
+      <w:proofErr w:type="gramEnd"/>
       <w:r>
         <w:rPr>
           <w:rFonts w:ascii="標楷體" w:eastAsia="標楷體" w:hAnsi="標楷體" w:cs="Arial" w:hint="eastAsia"/>
@@ -16263,26 +16544,7 @@
           <w:sz w:val="26"/>
           <w:szCs w:val="26"/>
         </w:rPr>
-        <w:t>猶久欲謳咾</w:t>
-      </w:r>
-      <w:proofErr w:type="gramEnd"/>
-      <w:r>
-        <w:rPr>
-          <w:rFonts w:ascii="標楷體" w:eastAsia="標楷體" w:hAnsi="標楷體" w:cs="Arial" w:hint="eastAsia"/>
-          <w:w w:val="80"/>
-          <w:sz w:val="26"/>
-          <w:szCs w:val="26"/>
-        </w:rPr>
-        <w:t>伊</w:t>
-      </w:r>
-      <w:r>
-        <w:rPr>
-          <w:rFonts w:ascii="標楷體" w:eastAsia="標楷體" w:hAnsi="標楷體" w:cs="Arial" w:hint="eastAsia"/>
-          <w:w w:val="80"/>
-          <w:sz w:val="26"/>
-          <w:szCs w:val="26"/>
-        </w:rPr>
-        <w:t>。</w:t>
+        <w:t>的就有福氣！</w:t>
       </w:r>
     </w:p>
     <w:p>
@@ -16363,7 +16625,7 @@
           <w:sz w:val="26"/>
           <w:szCs w:val="26"/>
         </w:rPr>
-        <w:t>我</w:t>
+        <w:t>看哪、我</w:t>
       </w:r>
       <w:proofErr w:type="gramStart"/>
       <w:r>
@@ -16374,7 +16636,7 @@
           <w:sz w:val="26"/>
           <w:szCs w:val="26"/>
         </w:rPr>
-        <w:t>的心哪</w:t>
+        <w:t>來像賊一樣</w:t>
       </w:r>
       <w:proofErr w:type="gramEnd"/>
       <w:r>
@@ -16385,8 +16647,9 @@
           <w:sz w:val="26"/>
           <w:szCs w:val="26"/>
         </w:rPr>
-        <w:t>、你為何憂悶</w:t>
-      </w:r>
+        <w:t>。那</w:t>
+      </w:r>
+      <w:proofErr w:type="gramStart"/>
       <w:r>
         <w:rPr>
           <w:rFonts w:ascii="Calibri" w:eastAsia="華康中黑體" w:hAnsi="Calibri" w:cs="Calibri" w:hint="eastAsia"/>
@@ -16395,7 +16658,18 @@
           <w:sz w:val="26"/>
           <w:szCs w:val="26"/>
         </w:rPr>
-        <w:t>、為何在我裡面煩躁．應當仰望　神．因他笑臉幫助我、我還要稱讚他</w:t>
+        <w:t>儆</w:t>
+      </w:r>
+      <w:proofErr w:type="gramEnd"/>
+      <w:r>
+        <w:rPr>
+          <w:rFonts w:ascii="Calibri" w:eastAsia="華康中黑體" w:hAnsi="Calibri" w:cs="Calibri" w:hint="eastAsia"/>
+          <w:color w:val="000000"/>
+          <w:w w:val="80"/>
+          <w:sz w:val="26"/>
+          <w:szCs w:val="26"/>
+        </w:rPr>
+        <w:t>醒、看守衣服、免得赤身而行、叫人見他羞恥的、有福了</w:t>
       </w:r>
       <w:r>
         <w:rPr>
@@ -20258,7 +20532,7 @@
             <w:r>
               <w:rPr>
                 <w:rFonts w:ascii="標楷體" w:eastAsia="標楷體" w:hAnsi="標楷體" w:hint="eastAsia"/>
-                <w:szCs w:val="24"/>
+                <w:sz w:val="22"/>
               </w:rPr>
               <w:t>松年團契</w:t>
             </w:r>
@@ -22017,8 +22291,7 @@
         <w:tblLook w:val="04A0" w:firstRow="1" w:lastRow="0" w:firstColumn="1" w:lastColumn="0" w:noHBand="0" w:noVBand="1"/>
       </w:tblPr>
       <w:tblGrid>
-        <w:gridCol w:w="34"/>
-        <w:gridCol w:w="80"/>
+        <w:gridCol w:w="114"/>
         <w:gridCol w:w="1622"/>
         <w:gridCol w:w="685"/>
         <w:gridCol w:w="685"/>
@@ -22031,7 +22304,7 @@
       </w:tblGrid>
       <w:tr>
         <w:trPr>
-          <w:gridBefore w:val="2"/>
+          <w:gridBefore w:val="1"/>
           <w:wBefore w:w="114" w:type="dxa"/>
           <w:trHeight w:hRule="exact" w:val="340"/>
         </w:trPr>
@@ -22202,7 +22475,7 @@
                 <w:w w:val="80"/>
                 <w:szCs w:val="24"/>
               </w:rPr>
-              <w:t>65</w:t>
+              <w:t>00</w:t>
             </w:r>
             <w:r>
               <w:rPr>
@@ -22260,7 +22533,7 @@
       </w:tr>
       <w:tr>
         <w:trPr>
-          <w:gridBefore w:val="2"/>
+          <w:gridBefore w:val="1"/>
           <w:wBefore w:w="114" w:type="dxa"/>
           <w:trHeight w:hRule="exact" w:val="340"/>
         </w:trPr>
@@ -22342,23 +22615,7 @@
                 <w:w w:val="80"/>
                 <w:szCs w:val="24"/>
               </w:rPr>
-              <w:t>3</w:t>
-            </w:r>
-            <w:r>
-              <w:rPr>
-                <w:rFonts w:ascii="Barlow Condensed Medium" w:eastAsia="標楷體" w:hAnsi="Barlow Condensed Medium" w:cstheme="minorHAnsi" w:hint="eastAsia"/>
-                <w:w w:val="80"/>
-                <w:szCs w:val="24"/>
-              </w:rPr>
-              <w:t>1</w:t>
-            </w:r>
-            <w:r>
-              <w:rPr>
-                <w:rFonts w:ascii="Barlow Condensed Medium" w:eastAsia="標楷體" w:hAnsi="Barlow Condensed Medium" w:cstheme="minorHAnsi" w:hint="eastAsia"/>
-                <w:w w:val="80"/>
-                <w:szCs w:val="24"/>
-              </w:rPr>
-              <w:t>-1</w:t>
+              <w:t>30</w:t>
             </w:r>
             <w:r>
               <w:rPr>
@@ -22396,61 +22653,99 @@
                 <w:w w:val="80"/>
                 <w:szCs w:val="24"/>
               </w:rPr>
-              <w:t>1</w:t>
-            </w:r>
+              <w:t>2,0</w:t>
+            </w:r>
+            <w:r>
+              <w:rPr>
+                <w:rFonts w:ascii="Barlow Condensed Medium" w:eastAsia="標楷體" w:hAnsi="Barlow Condensed Medium" w:cstheme="minorHAnsi"/>
+                <w:w w:val="80"/>
+                <w:szCs w:val="24"/>
+              </w:rPr>
+              <w:t>00</w:t>
+            </w:r>
+          </w:p>
+        </w:tc>
+        <w:tc>
+          <w:tcPr>
+            <w:tcW w:w="686" w:type="dxa"/>
+            <w:tcMar>
+              <w:left w:w="28" w:type="dxa"/>
+              <w:right w:w="28" w:type="dxa"/>
+            </w:tcMar>
+            <w:vAlign w:val="center"/>
+          </w:tcPr>
+          <w:p>
+            <w:pPr>
+              <w:snapToGrid w:val="0"/>
+              <w:jc w:val="right"/>
+              <w:rPr>
+                <w:rFonts w:ascii="Barlow Condensed Medium" w:eastAsia="標楷體" w:hAnsi="Barlow Condensed Medium" w:cstheme="minorHAnsi"/>
+                <w:w w:val="80"/>
+                <w:szCs w:val="24"/>
+              </w:rPr>
+            </w:pPr>
             <w:r>
               <w:rPr>
                 <w:rFonts w:ascii="Barlow Condensed Medium" w:eastAsia="標楷體" w:hAnsi="Barlow Condensed Medium" w:cstheme="minorHAnsi" w:hint="eastAsia"/>
                 <w:w w:val="80"/>
                 <w:szCs w:val="24"/>
               </w:rPr>
-              <w:t>,</w:t>
+              <w:t>30-1</w:t>
             </w:r>
             <w:r>
               <w:rPr>
                 <w:rFonts w:ascii="Barlow Condensed Medium" w:eastAsia="標楷體" w:hAnsi="Barlow Condensed Medium" w:cstheme="minorHAnsi" w:hint="eastAsia"/>
                 <w:w w:val="80"/>
                 <w:szCs w:val="24"/>
-              </w:rPr>
-              <w:t>6</w:t>
-            </w:r>
-            <w:r>
+                <w:lang w:eastAsia="zh-HK"/>
+              </w:rPr>
+              <w:t>號</w:t>
+            </w:r>
+          </w:p>
+        </w:tc>
+        <w:tc>
+          <w:tcPr>
+            <w:tcW w:w="682" w:type="dxa"/>
+            <w:gridSpan w:val="2"/>
+            <w:tcMar>
+              <w:left w:w="113" w:type="dxa"/>
+              <w:right w:w="28" w:type="dxa"/>
+            </w:tcMar>
+            <w:vAlign w:val="center"/>
+          </w:tcPr>
+          <w:p>
+            <w:pPr>
+              <w:snapToGrid w:val="0"/>
               <w:rPr>
                 <w:rFonts w:ascii="Barlow Condensed Medium" w:eastAsia="標楷體" w:hAnsi="Barlow Condensed Medium" w:cstheme="minorHAnsi"/>
                 <w:w w:val="80"/>
                 <w:szCs w:val="24"/>
               </w:rPr>
-              <w:t>00</w:t>
-            </w:r>
-          </w:p>
-        </w:tc>
-        <w:tc>
-          <w:tcPr>
-            <w:tcW w:w="686" w:type="dxa"/>
-            <w:tcMar>
-              <w:left w:w="28" w:type="dxa"/>
-              <w:right w:w="28" w:type="dxa"/>
-            </w:tcMar>
-            <w:vAlign w:val="center"/>
-          </w:tcPr>
-          <w:p>
-            <w:pPr>
-              <w:snapToGrid w:val="0"/>
-              <w:jc w:val="right"/>
+            </w:pPr>
+            <w:r>
+              <w:rPr>
+                <w:rFonts w:ascii="Barlow Condensed Medium" w:eastAsia="標楷體" w:hAnsi="Barlow Condensed Medium" w:cstheme="minorHAnsi" w:hint="eastAsia"/>
+                <w:w w:val="80"/>
+                <w:szCs w:val="24"/>
+              </w:rPr>
+              <w:t>1,0</w:t>
+            </w:r>
+            <w:r>
               <w:rPr>
                 <w:rFonts w:ascii="Barlow Condensed Medium" w:eastAsia="標楷體" w:hAnsi="Barlow Condensed Medium" w:cstheme="minorHAnsi"/>
                 <w:w w:val="80"/>
                 <w:szCs w:val="24"/>
               </w:rPr>
-            </w:pPr>
-          </w:p>
-        </w:tc>
-        <w:tc>
-          <w:tcPr>
-            <w:tcW w:w="682" w:type="dxa"/>
+              <w:t>00</w:t>
+            </w:r>
+          </w:p>
+        </w:tc>
+        <w:tc>
+          <w:tcPr>
+            <w:tcW w:w="683" w:type="dxa"/>
             <w:gridSpan w:val="2"/>
             <w:tcMar>
-              <w:left w:w="113" w:type="dxa"/>
+              <w:left w:w="28" w:type="dxa"/>
               <w:right w:w="28" w:type="dxa"/>
             </w:tcMar>
             <w:vAlign w:val="center"/>
@@ -22458,20 +22753,37 @@
           <w:p>
             <w:pPr>
               <w:snapToGrid w:val="0"/>
+              <w:jc w:val="right"/>
               <w:rPr>
                 <w:rFonts w:ascii="Barlow Condensed Medium" w:eastAsia="標楷體" w:hAnsi="Barlow Condensed Medium" w:cstheme="minorHAnsi"/>
                 <w:w w:val="80"/>
                 <w:szCs w:val="24"/>
               </w:rPr>
             </w:pPr>
+            <w:r>
+              <w:rPr>
+                <w:rFonts w:ascii="Barlow Condensed Medium" w:eastAsia="標楷體" w:hAnsi="Barlow Condensed Medium" w:cstheme="minorHAnsi" w:hint="eastAsia"/>
+                <w:w w:val="80"/>
+                <w:szCs w:val="24"/>
+              </w:rPr>
+              <w:t>30-2</w:t>
+            </w:r>
+            <w:r>
+              <w:rPr>
+                <w:rFonts w:ascii="Barlow Condensed Medium" w:eastAsia="標楷體" w:hAnsi="Barlow Condensed Medium" w:cstheme="minorHAnsi" w:hint="eastAsia"/>
+                <w:w w:val="80"/>
+                <w:szCs w:val="24"/>
+                <w:lang w:eastAsia="zh-HK"/>
+              </w:rPr>
+              <w:t>號</w:t>
+            </w:r>
           </w:p>
         </w:tc>
         <w:tc>
           <w:tcPr>
             <w:tcW w:w="683" w:type="dxa"/>
-            <w:gridSpan w:val="2"/>
-            <w:tcMar>
-              <w:left w:w="28" w:type="dxa"/>
+            <w:tcMar>
+              <w:left w:w="113" w:type="dxa"/>
               <w:right w:w="28" w:type="dxa"/>
             </w:tcMar>
             <w:vAlign w:val="center"/>
@@ -22479,39 +22791,34 @@
           <w:p>
             <w:pPr>
               <w:snapToGrid w:val="0"/>
-              <w:jc w:val="right"/>
               <w:rPr>
                 <w:rFonts w:ascii="Barlow Condensed Medium" w:eastAsia="標楷體" w:hAnsi="Barlow Condensed Medium" w:cstheme="minorHAnsi"/>
                 <w:w w:val="80"/>
                 <w:szCs w:val="24"/>
               </w:rPr>
             </w:pPr>
-          </w:p>
-        </w:tc>
-        <w:tc>
-          <w:tcPr>
-            <w:tcW w:w="683" w:type="dxa"/>
-            <w:tcMar>
-              <w:left w:w="113" w:type="dxa"/>
-              <w:right w:w="28" w:type="dxa"/>
-            </w:tcMar>
-            <w:vAlign w:val="center"/>
-          </w:tcPr>
-          <w:p>
-            <w:pPr>
-              <w:snapToGrid w:val="0"/>
+            <w:r>
+              <w:rPr>
+                <w:rFonts w:ascii="Barlow Condensed Medium" w:eastAsia="標楷體" w:hAnsi="Barlow Condensed Medium" w:cstheme="minorHAnsi" w:hint="eastAsia"/>
+                <w:w w:val="80"/>
+                <w:szCs w:val="24"/>
+              </w:rPr>
+              <w:t>1,0</w:t>
+            </w:r>
+            <w:r>
               <w:rPr>
                 <w:rFonts w:ascii="Barlow Condensed Medium" w:eastAsia="標楷體" w:hAnsi="Barlow Condensed Medium" w:cstheme="minorHAnsi"/>
                 <w:w w:val="80"/>
                 <w:szCs w:val="24"/>
               </w:rPr>
-            </w:pPr>
+              <w:t>00</w:t>
+            </w:r>
           </w:p>
         </w:tc>
       </w:tr>
       <w:tr>
         <w:trPr>
-          <w:gridBefore w:val="2"/>
+          <w:gridBefore w:val="1"/>
           <w:wBefore w:w="114" w:type="dxa"/>
           <w:trHeight w:hRule="exact" w:val="340"/>
         </w:trPr>
@@ -22554,6 +22861,23 @@
                 <w:szCs w:val="24"/>
               </w:rPr>
             </w:pPr>
+            <w:r>
+              <w:rPr>
+                <w:rFonts w:ascii="Barlow Condensed Medium" w:eastAsia="標楷體" w:hAnsi="Barlow Condensed Medium" w:cstheme="minorHAnsi" w:hint="eastAsia"/>
+                <w:w w:val="80"/>
+                <w:szCs w:val="24"/>
+              </w:rPr>
+              <w:t>50</w:t>
+            </w:r>
+            <w:r>
+              <w:rPr>
+                <w:rFonts w:ascii="Barlow Condensed Medium" w:eastAsia="標楷體" w:hAnsi="Barlow Condensed Medium" w:cstheme="minorHAnsi" w:hint="eastAsia"/>
+                <w:w w:val="80"/>
+                <w:szCs w:val="24"/>
+                <w:lang w:eastAsia="zh-HK"/>
+              </w:rPr>
+              <w:t>號</w:t>
+            </w:r>
           </w:p>
         </w:tc>
         <w:tc>
@@ -22575,35 +22899,29 @@
                 <w:szCs w:val="24"/>
               </w:rPr>
             </w:pPr>
-          </w:p>
-        </w:tc>
-        <w:tc>
-          <w:tcPr>
-            <w:tcW w:w="686" w:type="dxa"/>
-            <w:tcMar>
-              <w:left w:w="28" w:type="dxa"/>
-              <w:right w:w="28" w:type="dxa"/>
-            </w:tcMar>
-            <w:vAlign w:val="center"/>
-          </w:tcPr>
-          <w:p>
-            <w:pPr>
-              <w:snapToGrid w:val="0"/>
-              <w:jc w:val="right"/>
+            <w:r>
+              <w:rPr>
+                <w:rFonts w:ascii="Barlow Condensed Medium" w:eastAsia="標楷體" w:hAnsi="Barlow Condensed Medium" w:cstheme="minorHAnsi" w:hint="eastAsia"/>
+                <w:w w:val="80"/>
+                <w:szCs w:val="24"/>
+              </w:rPr>
+              <w:t>3,8</w:t>
+            </w:r>
+            <w:r>
               <w:rPr>
                 <w:rFonts w:ascii="Barlow Condensed Medium" w:eastAsia="標楷體" w:hAnsi="Barlow Condensed Medium" w:cstheme="minorHAnsi"/>
                 <w:w w:val="80"/>
                 <w:szCs w:val="24"/>
               </w:rPr>
-            </w:pPr>
-          </w:p>
-        </w:tc>
-        <w:tc>
-          <w:tcPr>
-            <w:tcW w:w="682" w:type="dxa"/>
-            <w:gridSpan w:val="2"/>
-            <w:tcMar>
-              <w:left w:w="113" w:type="dxa"/>
+              <w:t>00</w:t>
+            </w:r>
+          </w:p>
+        </w:tc>
+        <w:tc>
+          <w:tcPr>
+            <w:tcW w:w="686" w:type="dxa"/>
+            <w:tcMar>
+              <w:left w:w="28" w:type="dxa"/>
               <w:right w:w="28" w:type="dxa"/>
             </w:tcMar>
             <w:vAlign w:val="center"/>
@@ -22611,6 +22929,7 @@
           <w:p>
             <w:pPr>
               <w:snapToGrid w:val="0"/>
+              <w:jc w:val="right"/>
               <w:rPr>
                 <w:rFonts w:ascii="Barlow Condensed Medium" w:eastAsia="標楷體" w:hAnsi="Barlow Condensed Medium" w:cstheme="minorHAnsi"/>
                 <w:w w:val="80"/>
@@ -22621,10 +22940,10 @@
         </w:tc>
         <w:tc>
           <w:tcPr>
-            <w:tcW w:w="683" w:type="dxa"/>
+            <w:tcW w:w="682" w:type="dxa"/>
             <w:gridSpan w:val="2"/>
             <w:tcMar>
-              <w:left w:w="28" w:type="dxa"/>
+              <w:left w:w="113" w:type="dxa"/>
               <w:right w:w="28" w:type="dxa"/>
             </w:tcMar>
             <w:vAlign w:val="center"/>
@@ -22632,7 +22951,6 @@
           <w:p>
             <w:pPr>
               <w:snapToGrid w:val="0"/>
-              <w:jc w:val="right"/>
               <w:rPr>
                 <w:rFonts w:ascii="Barlow Condensed Medium" w:eastAsia="標楷體" w:hAnsi="Barlow Condensed Medium" w:cstheme="minorHAnsi"/>
                 <w:w w:val="80"/>
@@ -22644,8 +22962,9 @@
         <w:tc>
           <w:tcPr>
             <w:tcW w:w="683" w:type="dxa"/>
-            <w:tcMar>
-              <w:left w:w="113" w:type="dxa"/>
+            <w:gridSpan w:val="2"/>
+            <w:tcMar>
+              <w:left w:w="28" w:type="dxa"/>
               <w:right w:w="28" w:type="dxa"/>
             </w:tcMar>
             <w:vAlign w:val="center"/>
@@ -22653,6 +22972,7 @@
           <w:p>
             <w:pPr>
               <w:snapToGrid w:val="0"/>
+              <w:jc w:val="right"/>
               <w:rPr>
                 <w:rFonts w:ascii="Barlow Condensed Medium" w:eastAsia="標楷體" w:hAnsi="Barlow Condensed Medium" w:cstheme="minorHAnsi"/>
                 <w:w w:val="80"/>
@@ -22661,10 +22981,183 @@
             </w:pPr>
           </w:p>
         </w:tc>
+        <w:tc>
+          <w:tcPr>
+            <w:tcW w:w="683" w:type="dxa"/>
+            <w:tcMar>
+              <w:left w:w="113" w:type="dxa"/>
+              <w:right w:w="28" w:type="dxa"/>
+            </w:tcMar>
+            <w:vAlign w:val="center"/>
+          </w:tcPr>
+          <w:p>
+            <w:pPr>
+              <w:snapToGrid w:val="0"/>
+              <w:rPr>
+                <w:rFonts w:ascii="Barlow Condensed Medium" w:eastAsia="標楷體" w:hAnsi="Barlow Condensed Medium" w:cstheme="minorHAnsi"/>
+                <w:w w:val="80"/>
+                <w:szCs w:val="24"/>
+              </w:rPr>
+            </w:pPr>
+          </w:p>
+        </w:tc>
       </w:tr>
       <w:tr>
         <w:trPr>
-          <w:gridBefore w:val="2"/>
+          <w:gridBefore w:val="1"/>
+          <w:wBefore w:w="114" w:type="dxa"/>
+          <w:trHeight w:hRule="exact" w:val="340"/>
+        </w:trPr>
+        <w:tc>
+          <w:tcPr>
+            <w:tcW w:w="1622" w:type="dxa"/>
+            <w:tcMar>
+              <w:left w:w="28" w:type="dxa"/>
+              <w:right w:w="28" w:type="dxa"/>
+            </w:tcMar>
+            <w:vAlign w:val="center"/>
+          </w:tcPr>
+          <w:p>
+            <w:pPr>
+              <w:snapToGrid w:val="0"/>
+              <w:rPr>
+                <w:rFonts w:ascii="Barlow Condensed Medium" w:eastAsia="華康中黑體" w:hAnsi="Barlow Condensed Medium" w:cstheme="minorHAnsi"/>
+                <w:w w:val="80"/>
+                <w:szCs w:val="24"/>
+              </w:rPr>
+            </w:pPr>
+          </w:p>
+        </w:tc>
+        <w:tc>
+          <w:tcPr>
+            <w:tcW w:w="685" w:type="dxa"/>
+            <w:tcMar>
+              <w:left w:w="28" w:type="dxa"/>
+              <w:right w:w="28" w:type="dxa"/>
+            </w:tcMar>
+            <w:vAlign w:val="center"/>
+          </w:tcPr>
+          <w:p>
+            <w:pPr>
+              <w:snapToGrid w:val="0"/>
+              <w:jc w:val="right"/>
+              <w:rPr>
+                <w:rFonts w:ascii="Barlow Condensed Medium" w:eastAsia="標楷體" w:hAnsi="Barlow Condensed Medium" w:cstheme="minorHAnsi"/>
+                <w:w w:val="80"/>
+                <w:szCs w:val="24"/>
+              </w:rPr>
+            </w:pPr>
+          </w:p>
+        </w:tc>
+        <w:tc>
+          <w:tcPr>
+            <w:tcW w:w="685" w:type="dxa"/>
+            <w:tcMar>
+              <w:left w:w="113" w:type="dxa"/>
+              <w:right w:w="28" w:type="dxa"/>
+            </w:tcMar>
+            <w:vAlign w:val="center"/>
+          </w:tcPr>
+          <w:p>
+            <w:pPr>
+              <w:snapToGrid w:val="0"/>
+              <w:ind w:leftChars="-2" w:left="-5" w:rightChars="-3" w:right="-7"/>
+              <w:rPr>
+                <w:rFonts w:ascii="Barlow Condensed Medium" w:eastAsia="標楷體" w:hAnsi="Barlow Condensed Medium" w:cstheme="minorHAnsi"/>
+                <w:w w:val="80"/>
+                <w:szCs w:val="24"/>
+              </w:rPr>
+            </w:pPr>
+          </w:p>
+        </w:tc>
+        <w:tc>
+          <w:tcPr>
+            <w:tcW w:w="686" w:type="dxa"/>
+            <w:tcMar>
+              <w:left w:w="28" w:type="dxa"/>
+              <w:right w:w="28" w:type="dxa"/>
+            </w:tcMar>
+            <w:vAlign w:val="center"/>
+          </w:tcPr>
+          <w:p>
+            <w:pPr>
+              <w:snapToGrid w:val="0"/>
+              <w:jc w:val="right"/>
+              <w:rPr>
+                <w:rFonts w:ascii="Barlow Condensed Medium" w:eastAsia="標楷體" w:hAnsi="Barlow Condensed Medium" w:cstheme="minorHAnsi"/>
+                <w:w w:val="80"/>
+                <w:szCs w:val="24"/>
+              </w:rPr>
+            </w:pPr>
+          </w:p>
+        </w:tc>
+        <w:tc>
+          <w:tcPr>
+            <w:tcW w:w="682" w:type="dxa"/>
+            <w:gridSpan w:val="2"/>
+            <w:tcMar>
+              <w:left w:w="113" w:type="dxa"/>
+              <w:right w:w="28" w:type="dxa"/>
+            </w:tcMar>
+            <w:vAlign w:val="center"/>
+          </w:tcPr>
+          <w:p>
+            <w:pPr>
+              <w:snapToGrid w:val="0"/>
+              <w:rPr>
+                <w:rFonts w:ascii="Barlow Condensed Medium" w:eastAsia="標楷體" w:hAnsi="Barlow Condensed Medium" w:cstheme="minorHAnsi"/>
+                <w:w w:val="80"/>
+                <w:szCs w:val="24"/>
+              </w:rPr>
+            </w:pPr>
+          </w:p>
+        </w:tc>
+        <w:tc>
+          <w:tcPr>
+            <w:tcW w:w="683" w:type="dxa"/>
+            <w:gridSpan w:val="2"/>
+            <w:tcMar>
+              <w:left w:w="28" w:type="dxa"/>
+              <w:right w:w="28" w:type="dxa"/>
+            </w:tcMar>
+            <w:vAlign w:val="center"/>
+          </w:tcPr>
+          <w:p>
+            <w:pPr>
+              <w:snapToGrid w:val="0"/>
+              <w:jc w:val="right"/>
+              <w:rPr>
+                <w:rFonts w:ascii="Barlow Condensed Medium" w:eastAsia="標楷體" w:hAnsi="Barlow Condensed Medium" w:cstheme="minorHAnsi"/>
+                <w:w w:val="80"/>
+                <w:szCs w:val="24"/>
+              </w:rPr>
+            </w:pPr>
+          </w:p>
+        </w:tc>
+        <w:tc>
+          <w:tcPr>
+            <w:tcW w:w="683" w:type="dxa"/>
+            <w:tcMar>
+              <w:left w:w="113" w:type="dxa"/>
+              <w:right w:w="28" w:type="dxa"/>
+            </w:tcMar>
+            <w:vAlign w:val="center"/>
+          </w:tcPr>
+          <w:p>
+            <w:pPr>
+              <w:snapToGrid w:val="0"/>
+              <w:rPr>
+                <w:rFonts w:ascii="Barlow Condensed Medium" w:eastAsia="標楷體" w:hAnsi="Barlow Condensed Medium" w:cstheme="minorHAnsi"/>
+                <w:w w:val="80"/>
+                <w:szCs w:val="24"/>
+              </w:rPr>
+            </w:pPr>
+          </w:p>
+        </w:tc>
+      </w:tr>
+      <w:tr>
+        <w:trPr>
+          <w:gridBefore w:val="1"/>
           <w:wBefore w:w="114" w:type="dxa"/>
           <w:trHeight w:hRule="exact" w:val="340"/>
         </w:trPr>
@@ -22746,7 +23239,7 @@
                 <w:w w:val="80"/>
                 <w:szCs w:val="24"/>
               </w:rPr>
-              <w:t>39</w:t>
+              <w:t>7-2</w:t>
             </w:r>
             <w:r>
               <w:rPr>
@@ -22784,7 +23277,7 @@
                 <w:w w:val="80"/>
                 <w:szCs w:val="24"/>
               </w:rPr>
-              <w:t>5</w:t>
+              <w:t>6,0</w:t>
             </w:r>
             <w:r>
               <w:rPr>
@@ -22815,6 +23308,23 @@
                 <w:szCs w:val="24"/>
               </w:rPr>
             </w:pPr>
+            <w:r>
+              <w:rPr>
+                <w:rFonts w:ascii="Barlow Condensed Medium" w:eastAsia="標楷體" w:hAnsi="Barlow Condensed Medium" w:cstheme="minorHAnsi" w:hint="eastAsia"/>
+                <w:w w:val="80"/>
+                <w:szCs w:val="24"/>
+              </w:rPr>
+              <w:t>47</w:t>
+            </w:r>
+            <w:r>
+              <w:rPr>
+                <w:rFonts w:ascii="Barlow Condensed Medium" w:eastAsia="標楷體" w:hAnsi="Barlow Condensed Medium" w:cstheme="minorHAnsi" w:hint="eastAsia"/>
+                <w:w w:val="80"/>
+                <w:szCs w:val="24"/>
+                <w:lang w:eastAsia="zh-HK"/>
+              </w:rPr>
+              <w:t>號</w:t>
+            </w:r>
           </w:p>
         </w:tc>
         <w:tc>
@@ -22836,35 +23346,30 @@
                 <w:szCs w:val="24"/>
               </w:rPr>
             </w:pPr>
-          </w:p>
-        </w:tc>
-        <w:tc>
-          <w:tcPr>
-            <w:tcW w:w="683" w:type="dxa"/>
-            <w:gridSpan w:val="2"/>
-            <w:tcMar>
-              <w:left w:w="28" w:type="dxa"/>
-              <w:right w:w="28" w:type="dxa"/>
-            </w:tcMar>
-            <w:vAlign w:val="center"/>
-          </w:tcPr>
-          <w:p>
-            <w:pPr>
-              <w:snapToGrid w:val="0"/>
-              <w:jc w:val="right"/>
+            <w:r>
+              <w:rPr>
+                <w:rFonts w:ascii="Barlow Condensed Medium" w:eastAsia="標楷體" w:hAnsi="Barlow Condensed Medium" w:cstheme="minorHAnsi" w:hint="eastAsia"/>
+                <w:w w:val="80"/>
+                <w:szCs w:val="24"/>
+              </w:rPr>
+              <w:t>1,0</w:t>
+            </w:r>
+            <w:r>
               <w:rPr>
                 <w:rFonts w:ascii="Barlow Condensed Medium" w:eastAsia="標楷體" w:hAnsi="Barlow Condensed Medium" w:cstheme="minorHAnsi"/>
                 <w:w w:val="80"/>
                 <w:szCs w:val="24"/>
               </w:rPr>
-            </w:pPr>
+              <w:t>00</w:t>
+            </w:r>
           </w:p>
         </w:tc>
         <w:tc>
           <w:tcPr>
             <w:tcW w:w="683" w:type="dxa"/>
-            <w:tcMar>
-              <w:left w:w="113" w:type="dxa"/>
+            <w:gridSpan w:val="2"/>
+            <w:tcMar>
+              <w:left w:w="28" w:type="dxa"/>
               <w:right w:w="28" w:type="dxa"/>
             </w:tcMar>
             <w:vAlign w:val="center"/>
@@ -22872,18 +23377,1066 @@
           <w:p>
             <w:pPr>
               <w:snapToGrid w:val="0"/>
+              <w:jc w:val="right"/>
               <w:rPr>
                 <w:rFonts w:ascii="Barlow Condensed Medium" w:eastAsia="標楷體" w:hAnsi="Barlow Condensed Medium" w:cstheme="minorHAnsi"/>
                 <w:w w:val="80"/>
                 <w:szCs w:val="24"/>
               </w:rPr>
             </w:pPr>
+            <w:r>
+              <w:rPr>
+                <w:rFonts w:ascii="Barlow Condensed Medium" w:eastAsia="標楷體" w:hAnsi="Barlow Condensed Medium" w:cstheme="minorHAnsi" w:hint="eastAsia"/>
+                <w:w w:val="80"/>
+                <w:szCs w:val="24"/>
+              </w:rPr>
+              <w:t>21</w:t>
+            </w:r>
+            <w:r>
+              <w:rPr>
+                <w:rFonts w:ascii="Barlow Condensed Medium" w:eastAsia="標楷體" w:hAnsi="Barlow Condensed Medium" w:cstheme="minorHAnsi" w:hint="eastAsia"/>
+                <w:w w:val="80"/>
+                <w:szCs w:val="24"/>
+                <w:lang w:eastAsia="zh-HK"/>
+              </w:rPr>
+              <w:t>號</w:t>
+            </w:r>
+          </w:p>
+        </w:tc>
+        <w:tc>
+          <w:tcPr>
+            <w:tcW w:w="683" w:type="dxa"/>
+            <w:tcMar>
+              <w:left w:w="113" w:type="dxa"/>
+              <w:right w:w="28" w:type="dxa"/>
+            </w:tcMar>
+            <w:vAlign w:val="center"/>
+          </w:tcPr>
+          <w:p>
+            <w:pPr>
+              <w:snapToGrid w:val="0"/>
+              <w:rPr>
+                <w:rFonts w:ascii="Barlow Condensed Medium" w:eastAsia="標楷體" w:hAnsi="Barlow Condensed Medium" w:cstheme="minorHAnsi"/>
+                <w:w w:val="80"/>
+                <w:szCs w:val="24"/>
+              </w:rPr>
+            </w:pPr>
+            <w:r>
+              <w:rPr>
+                <w:rFonts w:ascii="Barlow Condensed Medium" w:eastAsia="標楷體" w:hAnsi="Barlow Condensed Medium" w:cstheme="minorHAnsi" w:hint="eastAsia"/>
+                <w:w w:val="80"/>
+                <w:szCs w:val="24"/>
+              </w:rPr>
+              <w:t>3,5</w:t>
+            </w:r>
+            <w:r>
+              <w:rPr>
+                <w:rFonts w:ascii="Barlow Condensed Medium" w:eastAsia="標楷體" w:hAnsi="Barlow Condensed Medium" w:cstheme="minorHAnsi"/>
+                <w:w w:val="80"/>
+                <w:szCs w:val="24"/>
+              </w:rPr>
+              <w:t>00</w:t>
+            </w:r>
           </w:p>
         </w:tc>
       </w:tr>
       <w:tr>
         <w:trPr>
-          <w:gridBefore w:val="2"/>
+          <w:gridBefore w:val="1"/>
+          <w:wBefore w:w="114" w:type="dxa"/>
+          <w:trHeight w:hRule="exact" w:val="340"/>
+        </w:trPr>
+        <w:tc>
+          <w:tcPr>
+            <w:tcW w:w="1622" w:type="dxa"/>
+            <w:tcMar>
+              <w:left w:w="28" w:type="dxa"/>
+              <w:right w:w="28" w:type="dxa"/>
+            </w:tcMar>
+            <w:vAlign w:val="center"/>
+          </w:tcPr>
+          <w:p>
+            <w:pPr>
+              <w:snapToGrid w:val="0"/>
+              <w:rPr>
+                <w:rFonts w:ascii="Barlow Condensed Medium" w:eastAsia="華康中黑體" w:hAnsi="Barlow Condensed Medium" w:cstheme="minorHAnsi"/>
+                <w:w w:val="80"/>
+                <w:szCs w:val="24"/>
+              </w:rPr>
+            </w:pPr>
+          </w:p>
+        </w:tc>
+        <w:tc>
+          <w:tcPr>
+            <w:tcW w:w="685" w:type="dxa"/>
+            <w:tcMar>
+              <w:left w:w="28" w:type="dxa"/>
+              <w:right w:w="28" w:type="dxa"/>
+            </w:tcMar>
+            <w:vAlign w:val="center"/>
+          </w:tcPr>
+          <w:p>
+            <w:pPr>
+              <w:snapToGrid w:val="0"/>
+              <w:jc w:val="right"/>
+              <w:rPr>
+                <w:rFonts w:ascii="Barlow Condensed Medium" w:eastAsia="標楷體" w:hAnsi="Barlow Condensed Medium" w:cstheme="minorHAnsi"/>
+                <w:w w:val="80"/>
+                <w:szCs w:val="24"/>
+              </w:rPr>
+            </w:pPr>
+            <w:r>
+              <w:rPr>
+                <w:rFonts w:ascii="Barlow Condensed Medium" w:eastAsia="標楷體" w:hAnsi="Barlow Condensed Medium" w:cstheme="minorHAnsi" w:hint="eastAsia"/>
+                <w:w w:val="80"/>
+                <w:szCs w:val="24"/>
+              </w:rPr>
+              <w:t>18</w:t>
+            </w:r>
+            <w:r>
+              <w:rPr>
+                <w:rFonts w:ascii="Barlow Condensed Medium" w:eastAsia="標楷體" w:hAnsi="Barlow Condensed Medium" w:cstheme="minorHAnsi" w:hint="eastAsia"/>
+                <w:w w:val="80"/>
+                <w:szCs w:val="24"/>
+                <w:lang w:eastAsia="zh-HK"/>
+              </w:rPr>
+              <w:t>號</w:t>
+            </w:r>
+          </w:p>
+        </w:tc>
+        <w:tc>
+          <w:tcPr>
+            <w:tcW w:w="685" w:type="dxa"/>
+            <w:tcMar>
+              <w:left w:w="113" w:type="dxa"/>
+              <w:right w:w="28" w:type="dxa"/>
+            </w:tcMar>
+            <w:vAlign w:val="center"/>
+          </w:tcPr>
+          <w:p>
+            <w:pPr>
+              <w:snapToGrid w:val="0"/>
+              <w:ind w:leftChars="-2" w:left="-5" w:rightChars="-3" w:right="-7"/>
+              <w:rPr>
+                <w:rFonts w:ascii="Barlow Condensed Medium" w:eastAsia="標楷體" w:hAnsi="Barlow Condensed Medium" w:cstheme="minorHAnsi"/>
+                <w:w w:val="80"/>
+                <w:szCs w:val="24"/>
+              </w:rPr>
+            </w:pPr>
+            <w:r>
+              <w:rPr>
+                <w:rFonts w:ascii="Barlow Condensed Medium" w:eastAsia="標楷體" w:hAnsi="Barlow Condensed Medium" w:cstheme="minorHAnsi" w:hint="eastAsia"/>
+                <w:w w:val="80"/>
+                <w:szCs w:val="24"/>
+              </w:rPr>
+              <w:t>10,0</w:t>
+            </w:r>
+            <w:r>
+              <w:rPr>
+                <w:rFonts w:ascii="Barlow Condensed Medium" w:eastAsia="標楷體" w:hAnsi="Barlow Condensed Medium" w:cstheme="minorHAnsi"/>
+                <w:w w:val="80"/>
+                <w:szCs w:val="24"/>
+              </w:rPr>
+              <w:t>00</w:t>
+            </w:r>
+          </w:p>
+        </w:tc>
+        <w:tc>
+          <w:tcPr>
+            <w:tcW w:w="686" w:type="dxa"/>
+            <w:tcMar>
+              <w:left w:w="28" w:type="dxa"/>
+              <w:right w:w="28" w:type="dxa"/>
+            </w:tcMar>
+            <w:vAlign w:val="center"/>
+          </w:tcPr>
+          <w:p>
+            <w:pPr>
+              <w:snapToGrid w:val="0"/>
+              <w:jc w:val="right"/>
+              <w:rPr>
+                <w:rFonts w:ascii="Barlow Condensed Medium" w:eastAsia="標楷體" w:hAnsi="Barlow Condensed Medium" w:cstheme="minorHAnsi"/>
+                <w:w w:val="80"/>
+                <w:szCs w:val="24"/>
+              </w:rPr>
+            </w:pPr>
+            <w:r>
+              <w:rPr>
+                <w:rFonts w:ascii="Barlow Condensed Medium" w:eastAsia="標楷體" w:hAnsi="Barlow Condensed Medium" w:cstheme="minorHAnsi" w:hint="eastAsia"/>
+                <w:w w:val="80"/>
+                <w:szCs w:val="24"/>
+              </w:rPr>
+              <w:t>林秀蓉</w:t>
+            </w:r>
+          </w:p>
+        </w:tc>
+        <w:tc>
+          <w:tcPr>
+            <w:tcW w:w="682" w:type="dxa"/>
+            <w:gridSpan w:val="2"/>
+            <w:tcMar>
+              <w:left w:w="113" w:type="dxa"/>
+              <w:right w:w="28" w:type="dxa"/>
+            </w:tcMar>
+            <w:vAlign w:val="center"/>
+          </w:tcPr>
+          <w:p>
+            <w:pPr>
+              <w:snapToGrid w:val="0"/>
+              <w:rPr>
+                <w:rFonts w:ascii="Barlow Condensed Medium" w:eastAsia="標楷體" w:hAnsi="Barlow Condensed Medium" w:cstheme="minorHAnsi"/>
+                <w:w w:val="80"/>
+                <w:szCs w:val="24"/>
+              </w:rPr>
+            </w:pPr>
+            <w:r>
+              <w:rPr>
+                <w:rFonts w:ascii="Barlow Condensed Medium" w:eastAsia="標楷體" w:hAnsi="Barlow Condensed Medium" w:cstheme="minorHAnsi" w:hint="eastAsia"/>
+                <w:w w:val="80"/>
+                <w:szCs w:val="24"/>
+              </w:rPr>
+              <w:t>500</w:t>
+            </w:r>
+          </w:p>
+        </w:tc>
+        <w:tc>
+          <w:tcPr>
+            <w:tcW w:w="683" w:type="dxa"/>
+            <w:gridSpan w:val="2"/>
+            <w:tcMar>
+              <w:left w:w="28" w:type="dxa"/>
+              <w:right w:w="28" w:type="dxa"/>
+            </w:tcMar>
+            <w:vAlign w:val="center"/>
+          </w:tcPr>
+          <w:p>
+            <w:pPr>
+              <w:snapToGrid w:val="0"/>
+              <w:jc w:val="right"/>
+              <w:rPr>
+                <w:rFonts w:ascii="Barlow Condensed Medium" w:eastAsia="標楷體" w:hAnsi="Barlow Condensed Medium" w:cstheme="minorHAnsi"/>
+                <w:w w:val="80"/>
+                <w:szCs w:val="24"/>
+              </w:rPr>
+            </w:pPr>
+          </w:p>
+        </w:tc>
+        <w:tc>
+          <w:tcPr>
+            <w:tcW w:w="683" w:type="dxa"/>
+            <w:tcMar>
+              <w:left w:w="113" w:type="dxa"/>
+              <w:right w:w="28" w:type="dxa"/>
+            </w:tcMar>
+            <w:vAlign w:val="center"/>
+          </w:tcPr>
+          <w:p>
+            <w:pPr>
+              <w:snapToGrid w:val="0"/>
+              <w:rPr>
+                <w:rFonts w:ascii="Barlow Condensed Medium" w:eastAsia="標楷體" w:hAnsi="Barlow Condensed Medium" w:cstheme="minorHAnsi"/>
+                <w:w w:val="80"/>
+                <w:szCs w:val="24"/>
+              </w:rPr>
+            </w:pPr>
+          </w:p>
+        </w:tc>
+      </w:tr>
+      <w:tr>
+        <w:trPr>
+          <w:gridBefore w:val="1"/>
+          <w:wBefore w:w="114" w:type="dxa"/>
+          <w:trHeight w:hRule="exact" w:val="340"/>
+        </w:trPr>
+        <w:tc>
+          <w:tcPr>
+            <w:tcW w:w="1622" w:type="dxa"/>
+            <w:tcMar>
+              <w:left w:w="28" w:type="dxa"/>
+              <w:right w:w="28" w:type="dxa"/>
+            </w:tcMar>
+            <w:vAlign w:val="center"/>
+          </w:tcPr>
+          <w:p>
+            <w:pPr>
+              <w:snapToGrid w:val="0"/>
+              <w:rPr>
+                <w:rFonts w:ascii="Barlow Condensed Medium" w:eastAsia="華康中黑體" w:hAnsi="Barlow Condensed Medium" w:cstheme="minorHAnsi"/>
+                <w:w w:val="80"/>
+                <w:szCs w:val="24"/>
+              </w:rPr>
+            </w:pPr>
+          </w:p>
+        </w:tc>
+        <w:tc>
+          <w:tcPr>
+            <w:tcW w:w="685" w:type="dxa"/>
+            <w:tcMar>
+              <w:left w:w="28" w:type="dxa"/>
+              <w:right w:w="28" w:type="dxa"/>
+            </w:tcMar>
+            <w:vAlign w:val="center"/>
+          </w:tcPr>
+          <w:p>
+            <w:pPr>
+              <w:snapToGrid w:val="0"/>
+              <w:jc w:val="right"/>
+              <w:rPr>
+                <w:rFonts w:ascii="Barlow Condensed Medium" w:eastAsia="標楷體" w:hAnsi="Barlow Condensed Medium" w:cstheme="minorHAnsi"/>
+                <w:w w:val="80"/>
+                <w:szCs w:val="24"/>
+              </w:rPr>
+            </w:pPr>
+          </w:p>
+        </w:tc>
+        <w:tc>
+          <w:tcPr>
+            <w:tcW w:w="685" w:type="dxa"/>
+            <w:tcMar>
+              <w:left w:w="113" w:type="dxa"/>
+              <w:right w:w="28" w:type="dxa"/>
+            </w:tcMar>
+            <w:vAlign w:val="center"/>
+          </w:tcPr>
+          <w:p>
+            <w:pPr>
+              <w:snapToGrid w:val="0"/>
+              <w:ind w:leftChars="-2" w:left="-5" w:rightChars="-3" w:right="-7"/>
+              <w:rPr>
+                <w:rFonts w:ascii="Barlow Condensed Medium" w:eastAsia="標楷體" w:hAnsi="Barlow Condensed Medium" w:cstheme="minorHAnsi"/>
+                <w:w w:val="80"/>
+                <w:szCs w:val="24"/>
+              </w:rPr>
+            </w:pPr>
+          </w:p>
+        </w:tc>
+        <w:tc>
+          <w:tcPr>
+            <w:tcW w:w="686" w:type="dxa"/>
+            <w:tcMar>
+              <w:left w:w="28" w:type="dxa"/>
+              <w:right w:w="28" w:type="dxa"/>
+            </w:tcMar>
+            <w:vAlign w:val="center"/>
+          </w:tcPr>
+          <w:p>
+            <w:pPr>
+              <w:snapToGrid w:val="0"/>
+              <w:jc w:val="right"/>
+              <w:rPr>
+                <w:rFonts w:ascii="Barlow Condensed Medium" w:eastAsia="標楷體" w:hAnsi="Barlow Condensed Medium" w:cstheme="minorHAnsi"/>
+                <w:w w:val="80"/>
+                <w:szCs w:val="24"/>
+              </w:rPr>
+            </w:pPr>
+          </w:p>
+        </w:tc>
+        <w:tc>
+          <w:tcPr>
+            <w:tcW w:w="682" w:type="dxa"/>
+            <w:gridSpan w:val="2"/>
+            <w:tcMar>
+              <w:left w:w="113" w:type="dxa"/>
+              <w:right w:w="28" w:type="dxa"/>
+            </w:tcMar>
+            <w:vAlign w:val="center"/>
+          </w:tcPr>
+          <w:p>
+            <w:pPr>
+              <w:snapToGrid w:val="0"/>
+              <w:rPr>
+                <w:rFonts w:ascii="Barlow Condensed Medium" w:eastAsia="標楷體" w:hAnsi="Barlow Condensed Medium" w:cstheme="minorHAnsi"/>
+                <w:w w:val="80"/>
+                <w:szCs w:val="24"/>
+              </w:rPr>
+            </w:pPr>
+          </w:p>
+        </w:tc>
+        <w:tc>
+          <w:tcPr>
+            <w:tcW w:w="683" w:type="dxa"/>
+            <w:gridSpan w:val="2"/>
+            <w:tcMar>
+              <w:left w:w="28" w:type="dxa"/>
+              <w:right w:w="28" w:type="dxa"/>
+            </w:tcMar>
+            <w:vAlign w:val="center"/>
+          </w:tcPr>
+          <w:p>
+            <w:pPr>
+              <w:snapToGrid w:val="0"/>
+              <w:jc w:val="right"/>
+              <w:rPr>
+                <w:rFonts w:ascii="Barlow Condensed Medium" w:eastAsia="標楷體" w:hAnsi="Barlow Condensed Medium" w:cstheme="minorHAnsi"/>
+                <w:w w:val="80"/>
+                <w:szCs w:val="24"/>
+              </w:rPr>
+            </w:pPr>
+          </w:p>
+        </w:tc>
+        <w:tc>
+          <w:tcPr>
+            <w:tcW w:w="683" w:type="dxa"/>
+            <w:tcMar>
+              <w:left w:w="113" w:type="dxa"/>
+              <w:right w:w="28" w:type="dxa"/>
+            </w:tcMar>
+            <w:vAlign w:val="center"/>
+          </w:tcPr>
+          <w:p>
+            <w:pPr>
+              <w:snapToGrid w:val="0"/>
+              <w:rPr>
+                <w:rFonts w:ascii="Barlow Condensed Medium" w:eastAsia="標楷體" w:hAnsi="Barlow Condensed Medium" w:cstheme="minorHAnsi"/>
+                <w:w w:val="80"/>
+                <w:szCs w:val="24"/>
+              </w:rPr>
+            </w:pPr>
+          </w:p>
+        </w:tc>
+      </w:tr>
+      <w:tr>
+        <w:trPr>
+          <w:gridBefore w:val="1"/>
+          <w:wBefore w:w="114" w:type="dxa"/>
+          <w:trHeight w:hRule="exact" w:val="340"/>
+        </w:trPr>
+        <w:tc>
+          <w:tcPr>
+            <w:tcW w:w="1622" w:type="dxa"/>
+            <w:tcMar>
+              <w:left w:w="28" w:type="dxa"/>
+              <w:right w:w="28" w:type="dxa"/>
+            </w:tcMar>
+            <w:vAlign w:val="center"/>
+          </w:tcPr>
+          <w:p>
+            <w:pPr>
+              <w:snapToGrid w:val="0"/>
+              <w:rPr>
+                <w:rFonts w:ascii="Barlow Condensed Medium" w:eastAsia="華康中黑體" w:hAnsi="Barlow Condensed Medium" w:cstheme="minorHAnsi"/>
+                <w:w w:val="80"/>
+                <w:szCs w:val="24"/>
+              </w:rPr>
+            </w:pPr>
+            <w:r>
+              <w:rPr>
+                <w:rFonts w:ascii="Barlow Condensed Medium" w:eastAsia="華康中黑體" w:hAnsi="Barlow Condensed Medium" w:cstheme="minorHAnsi"/>
+                <w:w w:val="80"/>
+                <w:szCs w:val="24"/>
+              </w:rPr>
+              <w:sym w:font="Wingdings 2" w:char="F0AE"/>
+            </w:r>
+            <w:r>
+              <w:rPr>
+                <w:rFonts w:ascii="Barlow Condensed Medium" w:eastAsia="華康中黑體" w:hAnsi="Barlow Condensed Medium" w:cstheme="minorHAnsi" w:hint="eastAsia"/>
+                <w:w w:val="80"/>
+                <w:szCs w:val="24"/>
+                <w:lang w:eastAsia="zh-HK"/>
+              </w:rPr>
+              <w:t>為</w:t>
+            </w:r>
+            <w:r>
+              <w:rPr>
+                <w:rFonts w:ascii="Barlow Condensed Medium" w:eastAsia="華康中黑體" w:hAnsi="Barlow Condensed Medium" w:cstheme="minorHAnsi" w:hint="eastAsia"/>
+                <w:w w:val="80"/>
+                <w:szCs w:val="24"/>
+              </w:rPr>
+              <w:t>聖歌隊</w:t>
+            </w:r>
+            <w:r>
+              <w:rPr>
+                <w:rFonts w:ascii="Barlow Condensed Medium" w:eastAsia="華康中黑體" w:hAnsi="Barlow Condensed Medium" w:cstheme="minorHAnsi" w:hint="eastAsia"/>
+                <w:w w:val="80"/>
+                <w:szCs w:val="24"/>
+              </w:rPr>
+              <w:t>奉獻</w:t>
+            </w:r>
+            <w:r>
+              <w:rPr>
+                <w:rFonts w:ascii="Barlow Condensed Medium" w:eastAsia="華康中黑體" w:hAnsi="Barlow Condensed Medium" w:cstheme="minorHAnsi"/>
+                <w:w w:val="80"/>
+                <w:szCs w:val="24"/>
+              </w:rPr>
+              <w:t>:</w:t>
+            </w:r>
+          </w:p>
+        </w:tc>
+        <w:tc>
+          <w:tcPr>
+            <w:tcW w:w="685" w:type="dxa"/>
+            <w:tcMar>
+              <w:left w:w="28" w:type="dxa"/>
+              <w:right w:w="28" w:type="dxa"/>
+            </w:tcMar>
+            <w:vAlign w:val="center"/>
+          </w:tcPr>
+          <w:p>
+            <w:pPr>
+              <w:snapToGrid w:val="0"/>
+              <w:jc w:val="right"/>
+              <w:rPr>
+                <w:rFonts w:ascii="Barlow Condensed Medium" w:eastAsia="標楷體" w:hAnsi="Barlow Condensed Medium" w:cstheme="minorHAnsi"/>
+                <w:w w:val="80"/>
+                <w:szCs w:val="24"/>
+              </w:rPr>
+            </w:pPr>
+            <w:r>
+              <w:rPr>
+                <w:rFonts w:ascii="Barlow Condensed Medium" w:eastAsia="標楷體" w:hAnsi="Barlow Condensed Medium" w:cstheme="minorHAnsi" w:hint="eastAsia"/>
+                <w:w w:val="80"/>
+                <w:szCs w:val="24"/>
+              </w:rPr>
+              <w:t>9-1</w:t>
+            </w:r>
+            <w:r>
+              <w:rPr>
+                <w:rFonts w:ascii="Barlow Condensed Medium" w:eastAsia="標楷體" w:hAnsi="Barlow Condensed Medium" w:cstheme="minorHAnsi" w:hint="eastAsia"/>
+                <w:w w:val="80"/>
+                <w:szCs w:val="24"/>
+                <w:lang w:eastAsia="zh-HK"/>
+              </w:rPr>
+              <w:t>號</w:t>
+            </w:r>
+          </w:p>
+        </w:tc>
+        <w:tc>
+          <w:tcPr>
+            <w:tcW w:w="685" w:type="dxa"/>
+            <w:tcMar>
+              <w:left w:w="113" w:type="dxa"/>
+              <w:right w:w="28" w:type="dxa"/>
+            </w:tcMar>
+            <w:vAlign w:val="center"/>
+          </w:tcPr>
+          <w:p>
+            <w:pPr>
+              <w:snapToGrid w:val="0"/>
+              <w:ind w:leftChars="-2" w:left="-5" w:rightChars="-3" w:right="-7"/>
+              <w:rPr>
+                <w:rFonts w:ascii="Barlow Condensed Medium" w:eastAsia="標楷體" w:hAnsi="Barlow Condensed Medium" w:cstheme="minorHAnsi"/>
+                <w:w w:val="80"/>
+                <w:szCs w:val="24"/>
+              </w:rPr>
+            </w:pPr>
+            <w:r>
+              <w:rPr>
+                <w:rFonts w:ascii="Barlow Condensed Medium" w:eastAsia="標楷體" w:hAnsi="Barlow Condensed Medium" w:cstheme="minorHAnsi" w:hint="eastAsia"/>
+                <w:w w:val="80"/>
+                <w:szCs w:val="24"/>
+              </w:rPr>
+              <w:t>2</w:t>
+            </w:r>
+            <w:r>
+              <w:rPr>
+                <w:rFonts w:ascii="Barlow Condensed Medium" w:eastAsia="標楷體" w:hAnsi="Barlow Condensed Medium" w:cstheme="minorHAnsi"/>
+                <w:w w:val="80"/>
+                <w:szCs w:val="24"/>
+              </w:rPr>
+              <w:t>,</w:t>
+            </w:r>
+            <w:r>
+              <w:rPr>
+                <w:rFonts w:ascii="Barlow Condensed Medium" w:eastAsia="標楷體" w:hAnsi="Barlow Condensed Medium" w:cstheme="minorHAnsi" w:hint="eastAsia"/>
+                <w:w w:val="80"/>
+                <w:szCs w:val="24"/>
+              </w:rPr>
+              <w:t>0</w:t>
+            </w:r>
+            <w:r>
+              <w:rPr>
+                <w:rFonts w:ascii="Barlow Condensed Medium" w:eastAsia="標楷體" w:hAnsi="Barlow Condensed Medium" w:cstheme="minorHAnsi"/>
+                <w:w w:val="80"/>
+                <w:szCs w:val="24"/>
+              </w:rPr>
+              <w:t>00</w:t>
+            </w:r>
+          </w:p>
+        </w:tc>
+        <w:tc>
+          <w:tcPr>
+            <w:tcW w:w="686" w:type="dxa"/>
+            <w:tcMar>
+              <w:left w:w="28" w:type="dxa"/>
+              <w:right w:w="28" w:type="dxa"/>
+            </w:tcMar>
+            <w:vAlign w:val="center"/>
+          </w:tcPr>
+          <w:p>
+            <w:pPr>
+              <w:snapToGrid w:val="0"/>
+              <w:jc w:val="right"/>
+              <w:rPr>
+                <w:rFonts w:ascii="Barlow Condensed Medium" w:eastAsia="標楷體" w:hAnsi="Barlow Condensed Medium" w:cstheme="minorHAnsi"/>
+                <w:w w:val="80"/>
+                <w:szCs w:val="24"/>
+              </w:rPr>
+            </w:pPr>
+          </w:p>
+        </w:tc>
+        <w:tc>
+          <w:tcPr>
+            <w:tcW w:w="682" w:type="dxa"/>
+            <w:gridSpan w:val="2"/>
+            <w:tcMar>
+              <w:left w:w="113" w:type="dxa"/>
+              <w:right w:w="28" w:type="dxa"/>
+            </w:tcMar>
+            <w:vAlign w:val="center"/>
+          </w:tcPr>
+          <w:p>
+            <w:pPr>
+              <w:snapToGrid w:val="0"/>
+              <w:rPr>
+                <w:rFonts w:ascii="Barlow Condensed Medium" w:eastAsia="標楷體" w:hAnsi="Barlow Condensed Medium" w:cstheme="minorHAnsi"/>
+                <w:w w:val="80"/>
+                <w:szCs w:val="24"/>
+              </w:rPr>
+            </w:pPr>
+          </w:p>
+        </w:tc>
+        <w:tc>
+          <w:tcPr>
+            <w:tcW w:w="683" w:type="dxa"/>
+            <w:gridSpan w:val="2"/>
+            <w:tcMar>
+              <w:left w:w="28" w:type="dxa"/>
+              <w:right w:w="28" w:type="dxa"/>
+            </w:tcMar>
+            <w:vAlign w:val="center"/>
+          </w:tcPr>
+          <w:p>
+            <w:pPr>
+              <w:snapToGrid w:val="0"/>
+              <w:jc w:val="right"/>
+              <w:rPr>
+                <w:rFonts w:ascii="Barlow Condensed Medium" w:eastAsia="標楷體" w:hAnsi="Barlow Condensed Medium" w:cstheme="minorHAnsi"/>
+                <w:w w:val="80"/>
+                <w:szCs w:val="24"/>
+              </w:rPr>
+            </w:pPr>
+          </w:p>
+        </w:tc>
+        <w:tc>
+          <w:tcPr>
+            <w:tcW w:w="683" w:type="dxa"/>
+            <w:tcMar>
+              <w:left w:w="113" w:type="dxa"/>
+              <w:right w:w="28" w:type="dxa"/>
+            </w:tcMar>
+            <w:vAlign w:val="center"/>
+          </w:tcPr>
+          <w:p>
+            <w:pPr>
+              <w:snapToGrid w:val="0"/>
+              <w:rPr>
+                <w:rFonts w:ascii="Barlow Condensed Medium" w:eastAsia="標楷體" w:hAnsi="Barlow Condensed Medium" w:cstheme="minorHAnsi"/>
+                <w:w w:val="80"/>
+                <w:szCs w:val="24"/>
+              </w:rPr>
+            </w:pPr>
+          </w:p>
+        </w:tc>
+      </w:tr>
+      <w:tr>
+        <w:trPr>
+          <w:gridBefore w:val="1"/>
+          <w:wBefore w:w="114" w:type="dxa"/>
+          <w:trHeight w:hRule="exact" w:val="340"/>
+        </w:trPr>
+        <w:tc>
+          <w:tcPr>
+            <w:tcW w:w="1622" w:type="dxa"/>
+            <w:tcMar>
+              <w:left w:w="28" w:type="dxa"/>
+              <w:right w:w="28" w:type="dxa"/>
+            </w:tcMar>
+            <w:vAlign w:val="center"/>
+          </w:tcPr>
+          <w:p>
+            <w:pPr>
+              <w:snapToGrid w:val="0"/>
+              <w:rPr>
+                <w:rFonts w:ascii="Barlow Condensed Medium" w:eastAsia="華康中黑體" w:hAnsi="Barlow Condensed Medium" w:cstheme="minorHAnsi"/>
+                <w:w w:val="80"/>
+                <w:szCs w:val="24"/>
+              </w:rPr>
+            </w:pPr>
+          </w:p>
+        </w:tc>
+        <w:tc>
+          <w:tcPr>
+            <w:tcW w:w="685" w:type="dxa"/>
+            <w:tcMar>
+              <w:left w:w="28" w:type="dxa"/>
+              <w:right w:w="28" w:type="dxa"/>
+            </w:tcMar>
+            <w:vAlign w:val="center"/>
+          </w:tcPr>
+          <w:p>
+            <w:pPr>
+              <w:snapToGrid w:val="0"/>
+              <w:jc w:val="right"/>
+              <w:rPr>
+                <w:rFonts w:ascii="Barlow Condensed Medium" w:eastAsia="標楷體" w:hAnsi="Barlow Condensed Medium" w:cstheme="minorHAnsi"/>
+                <w:w w:val="80"/>
+                <w:szCs w:val="24"/>
+              </w:rPr>
+            </w:pPr>
+          </w:p>
+        </w:tc>
+        <w:tc>
+          <w:tcPr>
+            <w:tcW w:w="685" w:type="dxa"/>
+            <w:tcMar>
+              <w:left w:w="113" w:type="dxa"/>
+              <w:right w:w="28" w:type="dxa"/>
+            </w:tcMar>
+            <w:vAlign w:val="center"/>
+          </w:tcPr>
+          <w:p>
+            <w:pPr>
+              <w:snapToGrid w:val="0"/>
+              <w:ind w:leftChars="-2" w:left="-5" w:rightChars="-3" w:right="-7"/>
+              <w:rPr>
+                <w:rFonts w:ascii="Barlow Condensed Medium" w:eastAsia="標楷體" w:hAnsi="Barlow Condensed Medium" w:cstheme="minorHAnsi"/>
+                <w:w w:val="80"/>
+                <w:szCs w:val="24"/>
+              </w:rPr>
+            </w:pPr>
+          </w:p>
+        </w:tc>
+        <w:tc>
+          <w:tcPr>
+            <w:tcW w:w="686" w:type="dxa"/>
+            <w:tcMar>
+              <w:left w:w="28" w:type="dxa"/>
+              <w:right w:w="28" w:type="dxa"/>
+            </w:tcMar>
+            <w:vAlign w:val="center"/>
+          </w:tcPr>
+          <w:p>
+            <w:pPr>
+              <w:snapToGrid w:val="0"/>
+              <w:jc w:val="right"/>
+              <w:rPr>
+                <w:rFonts w:ascii="Barlow Condensed Medium" w:eastAsia="標楷體" w:hAnsi="Barlow Condensed Medium" w:cstheme="minorHAnsi"/>
+                <w:w w:val="80"/>
+                <w:szCs w:val="24"/>
+              </w:rPr>
+            </w:pPr>
+          </w:p>
+        </w:tc>
+        <w:tc>
+          <w:tcPr>
+            <w:tcW w:w="682" w:type="dxa"/>
+            <w:gridSpan w:val="2"/>
+            <w:tcMar>
+              <w:left w:w="113" w:type="dxa"/>
+              <w:right w:w="28" w:type="dxa"/>
+            </w:tcMar>
+            <w:vAlign w:val="center"/>
+          </w:tcPr>
+          <w:p>
+            <w:pPr>
+              <w:snapToGrid w:val="0"/>
+              <w:rPr>
+                <w:rFonts w:ascii="Barlow Condensed Medium" w:eastAsia="標楷體" w:hAnsi="Barlow Condensed Medium" w:cstheme="minorHAnsi"/>
+                <w:w w:val="80"/>
+                <w:szCs w:val="24"/>
+              </w:rPr>
+            </w:pPr>
+          </w:p>
+        </w:tc>
+        <w:tc>
+          <w:tcPr>
+            <w:tcW w:w="683" w:type="dxa"/>
+            <w:gridSpan w:val="2"/>
+            <w:tcMar>
+              <w:left w:w="28" w:type="dxa"/>
+              <w:right w:w="28" w:type="dxa"/>
+            </w:tcMar>
+            <w:vAlign w:val="center"/>
+          </w:tcPr>
+          <w:p>
+            <w:pPr>
+              <w:snapToGrid w:val="0"/>
+              <w:jc w:val="right"/>
+              <w:rPr>
+                <w:rFonts w:ascii="Barlow Condensed Medium" w:eastAsia="標楷體" w:hAnsi="Barlow Condensed Medium" w:cstheme="minorHAnsi"/>
+                <w:w w:val="80"/>
+                <w:szCs w:val="24"/>
+              </w:rPr>
+            </w:pPr>
+          </w:p>
+        </w:tc>
+        <w:tc>
+          <w:tcPr>
+            <w:tcW w:w="683" w:type="dxa"/>
+            <w:tcMar>
+              <w:left w:w="113" w:type="dxa"/>
+              <w:right w:w="28" w:type="dxa"/>
+            </w:tcMar>
+            <w:vAlign w:val="center"/>
+          </w:tcPr>
+          <w:p>
+            <w:pPr>
+              <w:snapToGrid w:val="0"/>
+              <w:rPr>
+                <w:rFonts w:ascii="Barlow Condensed Medium" w:eastAsia="標楷體" w:hAnsi="Barlow Condensed Medium" w:cstheme="minorHAnsi"/>
+                <w:w w:val="80"/>
+                <w:szCs w:val="24"/>
+              </w:rPr>
+            </w:pPr>
+          </w:p>
+        </w:tc>
+      </w:tr>
+      <w:tr>
+        <w:trPr>
+          <w:gridBefore w:val="1"/>
+          <w:wBefore w:w="114" w:type="dxa"/>
+          <w:trHeight w:hRule="exact" w:val="340"/>
+        </w:trPr>
+        <w:tc>
+          <w:tcPr>
+            <w:tcW w:w="1622" w:type="dxa"/>
+            <w:tcMar>
+              <w:left w:w="28" w:type="dxa"/>
+              <w:right w:w="28" w:type="dxa"/>
+            </w:tcMar>
+            <w:vAlign w:val="center"/>
+          </w:tcPr>
+          <w:p>
+            <w:pPr>
+              <w:snapToGrid w:val="0"/>
+              <w:rPr>
+                <w:rFonts w:ascii="Barlow Condensed Medium" w:eastAsia="華康中黑體" w:hAnsi="Barlow Condensed Medium" w:cstheme="minorHAnsi"/>
+                <w:w w:val="80"/>
+                <w:szCs w:val="24"/>
+              </w:rPr>
+            </w:pPr>
+            <w:r>
+              <w:rPr>
+                <w:rFonts w:ascii="Barlow Condensed Medium" w:eastAsia="華康中黑體" w:hAnsi="Barlow Condensed Medium" w:cstheme="minorHAnsi"/>
+                <w:w w:val="80"/>
+                <w:szCs w:val="24"/>
+              </w:rPr>
+              <w:sym w:font="Wingdings 2" w:char="F0AE"/>
+            </w:r>
+            <w:r>
+              <w:rPr>
+                <w:rFonts w:ascii="Barlow Condensed Medium" w:eastAsia="華康中黑體" w:hAnsi="Barlow Condensed Medium" w:cstheme="minorHAnsi" w:hint="eastAsia"/>
+                <w:w w:val="80"/>
+                <w:szCs w:val="24"/>
+                <w:lang w:eastAsia="zh-HK"/>
+              </w:rPr>
+              <w:t>為</w:t>
+            </w:r>
+            <w:r>
+              <w:rPr>
+                <w:rFonts w:ascii="Barlow Condensed Medium" w:eastAsia="華康中黑體" w:hAnsi="Barlow Condensed Medium" w:cstheme="minorHAnsi" w:hint="eastAsia"/>
+                <w:w w:val="80"/>
+                <w:szCs w:val="24"/>
+              </w:rPr>
+              <w:t>婦女團契</w:t>
+            </w:r>
+            <w:r>
+              <w:rPr>
+                <w:rFonts w:ascii="Barlow Condensed Medium" w:eastAsia="華康中黑體" w:hAnsi="Barlow Condensed Medium" w:cstheme="minorHAnsi" w:hint="eastAsia"/>
+                <w:w w:val="80"/>
+                <w:szCs w:val="24"/>
+              </w:rPr>
+              <w:t>奉獻</w:t>
+            </w:r>
+            <w:r>
+              <w:rPr>
+                <w:rFonts w:ascii="Barlow Condensed Medium" w:eastAsia="華康中黑體" w:hAnsi="Barlow Condensed Medium" w:cstheme="minorHAnsi"/>
+                <w:w w:val="80"/>
+                <w:szCs w:val="24"/>
+              </w:rPr>
+              <w:t>:</w:t>
+            </w:r>
+          </w:p>
+        </w:tc>
+        <w:tc>
+          <w:tcPr>
+            <w:tcW w:w="685" w:type="dxa"/>
+            <w:tcMar>
+              <w:left w:w="28" w:type="dxa"/>
+              <w:right w:w="28" w:type="dxa"/>
+            </w:tcMar>
+            <w:vAlign w:val="center"/>
+          </w:tcPr>
+          <w:p>
+            <w:pPr>
+              <w:snapToGrid w:val="0"/>
+              <w:jc w:val="right"/>
+              <w:rPr>
+                <w:rFonts w:ascii="Barlow Condensed Medium" w:eastAsia="標楷體" w:hAnsi="Barlow Condensed Medium" w:cstheme="minorHAnsi"/>
+                <w:w w:val="80"/>
+                <w:szCs w:val="24"/>
+              </w:rPr>
+            </w:pPr>
+            <w:r>
+              <w:rPr>
+                <w:rFonts w:ascii="Barlow Condensed Medium" w:eastAsia="標楷體" w:hAnsi="Barlow Condensed Medium" w:cstheme="minorHAnsi" w:hint="eastAsia"/>
+                <w:w w:val="80"/>
+                <w:szCs w:val="24"/>
+              </w:rPr>
+              <w:t>9-1</w:t>
+            </w:r>
+            <w:r>
+              <w:rPr>
+                <w:rFonts w:ascii="Barlow Condensed Medium" w:eastAsia="標楷體" w:hAnsi="Barlow Condensed Medium" w:cstheme="minorHAnsi" w:hint="eastAsia"/>
+                <w:w w:val="80"/>
+                <w:szCs w:val="24"/>
+                <w:lang w:eastAsia="zh-HK"/>
+              </w:rPr>
+              <w:t>號</w:t>
+            </w:r>
+          </w:p>
+        </w:tc>
+        <w:tc>
+          <w:tcPr>
+            <w:tcW w:w="685" w:type="dxa"/>
+            <w:tcMar>
+              <w:left w:w="113" w:type="dxa"/>
+              <w:right w:w="28" w:type="dxa"/>
+            </w:tcMar>
+            <w:vAlign w:val="center"/>
+          </w:tcPr>
+          <w:p>
+            <w:pPr>
+              <w:snapToGrid w:val="0"/>
+              <w:ind w:leftChars="-2" w:left="-5" w:rightChars="-3" w:right="-7"/>
+              <w:rPr>
+                <w:rFonts w:ascii="Barlow Condensed Medium" w:eastAsia="標楷體" w:hAnsi="Barlow Condensed Medium" w:cstheme="minorHAnsi"/>
+                <w:w w:val="80"/>
+                <w:szCs w:val="24"/>
+              </w:rPr>
+            </w:pPr>
+            <w:r>
+              <w:rPr>
+                <w:rFonts w:ascii="Barlow Condensed Medium" w:eastAsia="標楷體" w:hAnsi="Barlow Condensed Medium" w:cstheme="minorHAnsi" w:hint="eastAsia"/>
+                <w:w w:val="80"/>
+                <w:szCs w:val="24"/>
+              </w:rPr>
+              <w:t>2</w:t>
+            </w:r>
+            <w:r>
+              <w:rPr>
+                <w:rFonts w:ascii="Barlow Condensed Medium" w:eastAsia="標楷體" w:hAnsi="Barlow Condensed Medium" w:cstheme="minorHAnsi"/>
+                <w:w w:val="80"/>
+                <w:szCs w:val="24"/>
+              </w:rPr>
+              <w:t>,</w:t>
+            </w:r>
+            <w:r>
+              <w:rPr>
+                <w:rFonts w:ascii="Barlow Condensed Medium" w:eastAsia="標楷體" w:hAnsi="Barlow Condensed Medium" w:cstheme="minorHAnsi" w:hint="eastAsia"/>
+                <w:w w:val="80"/>
+                <w:szCs w:val="24"/>
+              </w:rPr>
+              <w:t>0</w:t>
+            </w:r>
+            <w:r>
+              <w:rPr>
+                <w:rFonts w:ascii="Barlow Condensed Medium" w:eastAsia="標楷體" w:hAnsi="Barlow Condensed Medium" w:cstheme="minorHAnsi"/>
+                <w:w w:val="80"/>
+                <w:szCs w:val="24"/>
+              </w:rPr>
+              <w:t>00</w:t>
+            </w:r>
+          </w:p>
+        </w:tc>
+        <w:tc>
+          <w:tcPr>
+            <w:tcW w:w="686" w:type="dxa"/>
+            <w:tcMar>
+              <w:left w:w="28" w:type="dxa"/>
+              <w:right w:w="28" w:type="dxa"/>
+            </w:tcMar>
+            <w:vAlign w:val="center"/>
+          </w:tcPr>
+          <w:p>
+            <w:pPr>
+              <w:snapToGrid w:val="0"/>
+              <w:jc w:val="right"/>
+              <w:rPr>
+                <w:rFonts w:ascii="Barlow Condensed Medium" w:eastAsia="標楷體" w:hAnsi="Barlow Condensed Medium" w:cstheme="minorHAnsi"/>
+                <w:w w:val="80"/>
+                <w:szCs w:val="24"/>
+              </w:rPr>
+            </w:pPr>
+          </w:p>
+        </w:tc>
+        <w:tc>
+          <w:tcPr>
+            <w:tcW w:w="682" w:type="dxa"/>
+            <w:gridSpan w:val="2"/>
+            <w:tcMar>
+              <w:left w:w="113" w:type="dxa"/>
+              <w:right w:w="28" w:type="dxa"/>
+            </w:tcMar>
+            <w:vAlign w:val="center"/>
+          </w:tcPr>
+          <w:p>
+            <w:pPr>
+              <w:snapToGrid w:val="0"/>
+              <w:rPr>
+                <w:rFonts w:ascii="Barlow Condensed Medium" w:eastAsia="標楷體" w:hAnsi="Barlow Condensed Medium" w:cstheme="minorHAnsi"/>
+                <w:w w:val="80"/>
+                <w:szCs w:val="24"/>
+              </w:rPr>
+            </w:pPr>
+          </w:p>
+        </w:tc>
+        <w:tc>
+          <w:tcPr>
+            <w:tcW w:w="683" w:type="dxa"/>
+            <w:gridSpan w:val="2"/>
+            <w:tcMar>
+              <w:left w:w="28" w:type="dxa"/>
+              <w:right w:w="28" w:type="dxa"/>
+            </w:tcMar>
+            <w:vAlign w:val="center"/>
+          </w:tcPr>
+          <w:p>
+            <w:pPr>
+              <w:snapToGrid w:val="0"/>
+              <w:jc w:val="right"/>
+              <w:rPr>
+                <w:rFonts w:ascii="Barlow Condensed Medium" w:eastAsia="標楷體" w:hAnsi="Barlow Condensed Medium" w:cstheme="minorHAnsi"/>
+                <w:w w:val="80"/>
+                <w:szCs w:val="24"/>
+              </w:rPr>
+            </w:pPr>
+          </w:p>
+        </w:tc>
+        <w:tc>
+          <w:tcPr>
+            <w:tcW w:w="683" w:type="dxa"/>
+            <w:tcMar>
+              <w:left w:w="113" w:type="dxa"/>
+              <w:right w:w="28" w:type="dxa"/>
+            </w:tcMar>
+            <w:vAlign w:val="center"/>
+          </w:tcPr>
+          <w:p>
+            <w:pPr>
+              <w:snapToGrid w:val="0"/>
+              <w:rPr>
+                <w:rFonts w:ascii="Barlow Condensed Medium" w:eastAsia="標楷體" w:hAnsi="Barlow Condensed Medium" w:cstheme="minorHAnsi"/>
+                <w:w w:val="80"/>
+                <w:szCs w:val="24"/>
+              </w:rPr>
+            </w:pPr>
+          </w:p>
+        </w:tc>
+      </w:tr>
+      <w:tr>
+        <w:trPr>
+          <w:gridBefore w:val="1"/>
           <w:wBefore w:w="114" w:type="dxa"/>
           <w:trHeight w:hRule="exact" w:val="340"/>
         </w:trPr>
@@ -23041,7 +24594,7 @@
         <w:tc>
           <w:tcPr>
             <w:tcW w:w="1736" w:type="dxa"/>
-            <w:gridSpan w:val="3"/>
+            <w:gridSpan w:val="2"/>
             <w:tcMar>
               <w:left w:w="28" w:type="dxa"/>
               <w:right w:w="28" w:type="dxa"/>
@@ -23126,7 +24679,7 @@
                 <w:w w:val="80"/>
                 <w:szCs w:val="24"/>
               </w:rPr>
-              <w:t>30</w:t>
+              <w:t>9-1</w:t>
             </w:r>
             <w:r>
               <w:rPr>
@@ -23164,7 +24717,7 @@
                 <w:w w:val="80"/>
                 <w:szCs w:val="24"/>
               </w:rPr>
-              <w:t>1</w:t>
+              <w:t>2</w:t>
             </w:r>
             <w:r>
               <w:rPr>
@@ -23284,7 +24837,7 @@
         <w:tc>
           <w:tcPr>
             <w:tcW w:w="1736" w:type="dxa"/>
-            <w:gridSpan w:val="3"/>
+            <w:gridSpan w:val="2"/>
             <w:tcMar>
               <w:left w:w="28" w:type="dxa"/>
               <w:right w:w="28" w:type="dxa"/>
@@ -23427,626 +24980,6 @@
                 <w:szCs w:val="24"/>
               </w:rPr>
             </w:pPr>
-          </w:p>
-        </w:tc>
-      </w:tr>
-      <w:tr>
-        <w:trPr>
-          <w:gridBefore w:val="1"/>
-          <w:wBefore w:w="34" w:type="dxa"/>
-          <w:trHeight w:hRule="exact" w:val="340"/>
-        </w:trPr>
-        <w:tc>
-          <w:tcPr>
-            <w:tcW w:w="1702" w:type="dxa"/>
-            <w:gridSpan w:val="2"/>
-            <w:tcMar>
-              <w:left w:w="28" w:type="dxa"/>
-              <w:right w:w="28" w:type="dxa"/>
-            </w:tcMar>
-            <w:vAlign w:val="center"/>
-          </w:tcPr>
-          <w:p>
-            <w:pPr>
-              <w:snapToGrid w:val="0"/>
-              <w:jc w:val="both"/>
-              <w:rPr>
-                <w:rFonts w:ascii="Barlow Condensed Medium" w:eastAsia="華康中黑體" w:hAnsi="Barlow Condensed Medium" w:cstheme="minorHAnsi"/>
-                <w:w w:val="80"/>
-                <w:szCs w:val="24"/>
-              </w:rPr>
-            </w:pPr>
-            <w:r>
-              <w:rPr>
-                <w:rFonts w:ascii="Barlow Condensed Medium" w:eastAsia="華康中黑體" w:hAnsi="Barlow Condensed Medium" w:cstheme="minorHAnsi"/>
-                <w:w w:val="80"/>
-                <w:szCs w:val="24"/>
-              </w:rPr>
-              <w:sym w:font="Wingdings 2" w:char="F0AE"/>
-            </w:r>
-            <w:r>
-              <w:rPr>
-                <w:rFonts w:ascii="Barlow Condensed Medium" w:eastAsia="華康中黑體" w:hAnsi="Barlow Condensed Medium" w:cstheme="minorHAnsi" w:hint="eastAsia"/>
-                <w:w w:val="80"/>
-                <w:szCs w:val="24"/>
-                <w:lang w:eastAsia="zh-HK"/>
-              </w:rPr>
-              <w:t>為</w:t>
-            </w:r>
-            <w:r>
-              <w:rPr>
-                <w:rFonts w:ascii="Barlow Condensed Medium" w:eastAsia="華康中黑體" w:hAnsi="Barlow Condensed Medium" w:cstheme="minorHAnsi" w:hint="eastAsia"/>
-                <w:w w:val="80"/>
-                <w:szCs w:val="24"/>
-              </w:rPr>
-              <w:t>教會教育事工</w:t>
-            </w:r>
-          </w:p>
-        </w:tc>
-        <w:tc>
-          <w:tcPr>
-            <w:tcW w:w="685" w:type="dxa"/>
-            <w:tcMar>
-              <w:left w:w="28" w:type="dxa"/>
-              <w:right w:w="28" w:type="dxa"/>
-            </w:tcMar>
-            <w:vAlign w:val="center"/>
-          </w:tcPr>
-          <w:p>
-            <w:pPr>
-              <w:snapToGrid w:val="0"/>
-              <w:jc w:val="right"/>
-              <w:rPr>
-                <w:rFonts w:ascii="Barlow Condensed Medium" w:eastAsia="標楷體" w:hAnsi="Barlow Condensed Medium" w:cstheme="minorHAnsi"/>
-                <w:w w:val="80"/>
-                <w:szCs w:val="24"/>
-              </w:rPr>
-            </w:pPr>
-            <w:r>
-              <w:rPr>
-                <w:rFonts w:ascii="Barlow Condensed Medium" w:eastAsia="標楷體" w:hAnsi="Barlow Condensed Medium" w:cstheme="minorHAnsi" w:hint="eastAsia"/>
-                <w:w w:val="80"/>
-                <w:szCs w:val="24"/>
-              </w:rPr>
-              <w:t>6</w:t>
-            </w:r>
-            <w:r>
-              <w:rPr>
-                <w:rFonts w:ascii="Barlow Condensed Medium" w:eastAsia="標楷體" w:hAnsi="Barlow Condensed Medium" w:cstheme="minorHAnsi" w:hint="eastAsia"/>
-                <w:w w:val="80"/>
-                <w:szCs w:val="24"/>
-                <w:lang w:eastAsia="zh-HK"/>
-              </w:rPr>
-              <w:t>號</w:t>
-            </w:r>
-          </w:p>
-        </w:tc>
-        <w:tc>
-          <w:tcPr>
-            <w:tcW w:w="685" w:type="dxa"/>
-            <w:tcMar>
-              <w:left w:w="113" w:type="dxa"/>
-              <w:right w:w="28" w:type="dxa"/>
-            </w:tcMar>
-            <w:vAlign w:val="center"/>
-          </w:tcPr>
-          <w:p>
-            <w:pPr>
-              <w:snapToGrid w:val="0"/>
-              <w:ind w:leftChars="-2" w:left="-5" w:rightChars="-3" w:right="-7"/>
-              <w:rPr>
-                <w:rFonts w:ascii="Barlow Condensed Medium" w:eastAsia="標楷體" w:hAnsi="Barlow Condensed Medium" w:cstheme="minorHAnsi"/>
-                <w:w w:val="80"/>
-                <w:szCs w:val="24"/>
-              </w:rPr>
-            </w:pPr>
-            <w:r>
-              <w:rPr>
-                <w:rFonts w:ascii="Barlow Condensed Medium" w:eastAsia="標楷體" w:hAnsi="Barlow Condensed Medium" w:cstheme="minorHAnsi" w:hint="eastAsia"/>
-                <w:w w:val="80"/>
-                <w:szCs w:val="24"/>
-              </w:rPr>
-              <w:t>1</w:t>
-            </w:r>
-            <w:r>
-              <w:rPr>
-                <w:rFonts w:ascii="Barlow Condensed Medium" w:eastAsia="標楷體" w:hAnsi="Barlow Condensed Medium" w:cstheme="minorHAnsi"/>
-                <w:w w:val="80"/>
-                <w:szCs w:val="24"/>
-              </w:rPr>
-              <w:t>,</w:t>
-            </w:r>
-            <w:r>
-              <w:rPr>
-                <w:rFonts w:ascii="Barlow Condensed Medium" w:eastAsia="標楷體" w:hAnsi="Barlow Condensed Medium" w:cstheme="minorHAnsi" w:hint="eastAsia"/>
-                <w:w w:val="80"/>
-                <w:szCs w:val="24"/>
-              </w:rPr>
-              <w:t>0</w:t>
-            </w:r>
-            <w:r>
-              <w:rPr>
-                <w:rFonts w:ascii="Barlow Condensed Medium" w:eastAsia="標楷體" w:hAnsi="Barlow Condensed Medium" w:cstheme="minorHAnsi"/>
-                <w:w w:val="80"/>
-                <w:szCs w:val="24"/>
-              </w:rPr>
-              <w:t>00</w:t>
-            </w:r>
-          </w:p>
-        </w:tc>
-        <w:tc>
-          <w:tcPr>
-            <w:tcW w:w="686" w:type="dxa"/>
-            <w:tcMar>
-              <w:left w:w="28" w:type="dxa"/>
-              <w:right w:w="28" w:type="dxa"/>
-            </w:tcMar>
-            <w:vAlign w:val="center"/>
-          </w:tcPr>
-          <w:p>
-            <w:pPr>
-              <w:snapToGrid w:val="0"/>
-              <w:jc w:val="right"/>
-              <w:rPr>
-                <w:rFonts w:ascii="Barlow Condensed Medium" w:eastAsia="標楷體" w:hAnsi="Barlow Condensed Medium" w:cstheme="minorHAnsi"/>
-                <w:w w:val="80"/>
-                <w:szCs w:val="24"/>
-              </w:rPr>
-            </w:pPr>
-            <w:r>
-              <w:rPr>
-                <w:rFonts w:ascii="Barlow Condensed Medium" w:eastAsia="標楷體" w:hAnsi="Barlow Condensed Medium" w:cstheme="minorHAnsi" w:hint="eastAsia"/>
-                <w:w w:val="80"/>
-                <w:szCs w:val="24"/>
-              </w:rPr>
-              <w:t>9-1</w:t>
-            </w:r>
-            <w:r>
-              <w:rPr>
-                <w:rFonts w:ascii="Barlow Condensed Medium" w:eastAsia="標楷體" w:hAnsi="Barlow Condensed Medium" w:cstheme="minorHAnsi" w:hint="eastAsia"/>
-                <w:w w:val="80"/>
-                <w:szCs w:val="24"/>
-                <w:lang w:eastAsia="zh-HK"/>
-              </w:rPr>
-              <w:t>號</w:t>
-            </w:r>
-          </w:p>
-        </w:tc>
-        <w:tc>
-          <w:tcPr>
-            <w:tcW w:w="682" w:type="dxa"/>
-            <w:gridSpan w:val="2"/>
-            <w:tcMar>
-              <w:left w:w="113" w:type="dxa"/>
-              <w:right w:w="28" w:type="dxa"/>
-            </w:tcMar>
-            <w:vAlign w:val="center"/>
-          </w:tcPr>
-          <w:p>
-            <w:pPr>
-              <w:snapToGrid w:val="0"/>
-              <w:rPr>
-                <w:rFonts w:ascii="Barlow Condensed Medium" w:eastAsia="標楷體" w:hAnsi="Barlow Condensed Medium" w:cstheme="minorHAnsi"/>
-                <w:w w:val="80"/>
-                <w:szCs w:val="24"/>
-              </w:rPr>
-            </w:pPr>
-            <w:r>
-              <w:rPr>
-                <w:rFonts w:ascii="Barlow Condensed Medium" w:eastAsia="標楷體" w:hAnsi="Barlow Condensed Medium" w:cstheme="minorHAnsi" w:hint="eastAsia"/>
-                <w:w w:val="80"/>
-                <w:szCs w:val="24"/>
-              </w:rPr>
-              <w:t>1</w:t>
-            </w:r>
-            <w:r>
-              <w:rPr>
-                <w:rFonts w:ascii="Barlow Condensed Medium" w:eastAsia="標楷體" w:hAnsi="Barlow Condensed Medium" w:cstheme="minorHAnsi"/>
-                <w:w w:val="80"/>
-                <w:szCs w:val="24"/>
-              </w:rPr>
-              <w:t>,</w:t>
-            </w:r>
-            <w:r>
-              <w:rPr>
-                <w:rFonts w:ascii="Barlow Condensed Medium" w:eastAsia="標楷體" w:hAnsi="Barlow Condensed Medium" w:cstheme="minorHAnsi" w:hint="eastAsia"/>
-                <w:w w:val="80"/>
-                <w:szCs w:val="24"/>
-              </w:rPr>
-              <w:t>0</w:t>
-            </w:r>
-            <w:r>
-              <w:rPr>
-                <w:rFonts w:ascii="Barlow Condensed Medium" w:eastAsia="標楷體" w:hAnsi="Barlow Condensed Medium" w:cstheme="minorHAnsi"/>
-                <w:w w:val="80"/>
-                <w:szCs w:val="24"/>
-              </w:rPr>
-              <w:t>00</w:t>
-            </w:r>
-          </w:p>
-        </w:tc>
-        <w:tc>
-          <w:tcPr>
-            <w:tcW w:w="683" w:type="dxa"/>
-            <w:gridSpan w:val="2"/>
-            <w:tcMar>
-              <w:left w:w="28" w:type="dxa"/>
-              <w:right w:w="28" w:type="dxa"/>
-            </w:tcMar>
-            <w:vAlign w:val="center"/>
-          </w:tcPr>
-          <w:p>
-            <w:pPr>
-              <w:snapToGrid w:val="0"/>
-              <w:jc w:val="right"/>
-              <w:rPr>
-                <w:rFonts w:ascii="Barlow Condensed Medium" w:eastAsia="標楷體" w:hAnsi="Barlow Condensed Medium" w:cstheme="minorHAnsi"/>
-                <w:w w:val="80"/>
-                <w:szCs w:val="24"/>
-              </w:rPr>
-            </w:pPr>
-            <w:r>
-              <w:rPr>
-                <w:rFonts w:ascii="Barlow Condensed Medium" w:eastAsia="標楷體" w:hAnsi="Barlow Condensed Medium" w:cstheme="minorHAnsi" w:hint="eastAsia"/>
-                <w:w w:val="80"/>
-                <w:szCs w:val="24"/>
-              </w:rPr>
-              <w:t>17</w:t>
-            </w:r>
-            <w:r>
-              <w:rPr>
-                <w:rFonts w:ascii="Barlow Condensed Medium" w:eastAsia="標楷體" w:hAnsi="Barlow Condensed Medium" w:cstheme="minorHAnsi" w:hint="eastAsia"/>
-                <w:w w:val="80"/>
-                <w:szCs w:val="24"/>
-                <w:lang w:eastAsia="zh-HK"/>
-              </w:rPr>
-              <w:t>號</w:t>
-            </w:r>
-          </w:p>
-        </w:tc>
-        <w:tc>
-          <w:tcPr>
-            <w:tcW w:w="683" w:type="dxa"/>
-            <w:tcMar>
-              <w:left w:w="113" w:type="dxa"/>
-              <w:right w:w="28" w:type="dxa"/>
-            </w:tcMar>
-            <w:vAlign w:val="center"/>
-          </w:tcPr>
-          <w:p>
-            <w:pPr>
-              <w:snapToGrid w:val="0"/>
-              <w:rPr>
-                <w:rFonts w:ascii="Barlow Condensed Medium" w:eastAsia="標楷體" w:hAnsi="Barlow Condensed Medium" w:cstheme="minorHAnsi"/>
-                <w:w w:val="80"/>
-                <w:szCs w:val="24"/>
-              </w:rPr>
-            </w:pPr>
-            <w:r>
-              <w:rPr>
-                <w:rFonts w:ascii="Barlow Condensed Medium" w:eastAsia="標楷體" w:hAnsi="Barlow Condensed Medium" w:cstheme="minorHAnsi" w:hint="eastAsia"/>
-                <w:w w:val="80"/>
-                <w:szCs w:val="24"/>
-              </w:rPr>
-              <w:t>1</w:t>
-            </w:r>
-            <w:r>
-              <w:rPr>
-                <w:rFonts w:ascii="Barlow Condensed Medium" w:eastAsia="標楷體" w:hAnsi="Barlow Condensed Medium" w:cstheme="minorHAnsi"/>
-                <w:w w:val="80"/>
-                <w:szCs w:val="24"/>
-              </w:rPr>
-              <w:t>,</w:t>
-            </w:r>
-            <w:r>
-              <w:rPr>
-                <w:rFonts w:ascii="Barlow Condensed Medium" w:eastAsia="標楷體" w:hAnsi="Barlow Condensed Medium" w:cstheme="minorHAnsi" w:hint="eastAsia"/>
-                <w:w w:val="80"/>
-                <w:szCs w:val="24"/>
-              </w:rPr>
-              <w:t>0</w:t>
-            </w:r>
-            <w:r>
-              <w:rPr>
-                <w:rFonts w:ascii="Barlow Condensed Medium" w:eastAsia="標楷體" w:hAnsi="Barlow Condensed Medium" w:cstheme="minorHAnsi"/>
-                <w:w w:val="80"/>
-                <w:szCs w:val="24"/>
-              </w:rPr>
-              <w:t>00</w:t>
-            </w:r>
-          </w:p>
-        </w:tc>
-      </w:tr>
-      <w:tr>
-        <w:trPr>
-          <w:gridBefore w:val="1"/>
-          <w:wBefore w:w="34" w:type="dxa"/>
-          <w:trHeight w:hRule="exact" w:val="340"/>
-        </w:trPr>
-        <w:tc>
-          <w:tcPr>
-            <w:tcW w:w="1702" w:type="dxa"/>
-            <w:gridSpan w:val="2"/>
-            <w:tcMar>
-              <w:left w:w="28" w:type="dxa"/>
-              <w:right w:w="28" w:type="dxa"/>
-            </w:tcMar>
-            <w:vAlign w:val="center"/>
-          </w:tcPr>
-          <w:p>
-            <w:pPr>
-              <w:snapToGrid w:val="0"/>
-              <w:jc w:val="both"/>
-              <w:rPr>
-                <w:rFonts w:ascii="Barlow Condensed Medium" w:eastAsia="華康中黑體" w:hAnsi="Barlow Condensed Medium" w:cstheme="minorHAnsi"/>
-                <w:w w:val="80"/>
-                <w:szCs w:val="24"/>
-              </w:rPr>
-            </w:pPr>
-            <w:r>
-              <w:rPr>
-                <w:rFonts w:ascii="Barlow Condensed Medium" w:eastAsia="華康中黑體" w:hAnsi="Barlow Condensed Medium" w:cstheme="minorHAnsi" w:hint="eastAsia"/>
-                <w:w w:val="80"/>
-                <w:szCs w:val="24"/>
-              </w:rPr>
-              <w:t>奉獻</w:t>
-            </w:r>
-            <w:r>
-              <w:rPr>
-                <w:rFonts w:ascii="Barlow Condensed Medium" w:eastAsia="華康中黑體" w:hAnsi="Barlow Condensed Medium" w:cstheme="minorHAnsi" w:hint="eastAsia"/>
-                <w:w w:val="80"/>
-                <w:szCs w:val="24"/>
-              </w:rPr>
-              <w:t>:</w:t>
-            </w:r>
-          </w:p>
-        </w:tc>
-        <w:tc>
-          <w:tcPr>
-            <w:tcW w:w="685" w:type="dxa"/>
-            <w:tcMar>
-              <w:left w:w="28" w:type="dxa"/>
-              <w:right w:w="28" w:type="dxa"/>
-            </w:tcMar>
-            <w:vAlign w:val="center"/>
-          </w:tcPr>
-          <w:p>
-            <w:pPr>
-              <w:snapToGrid w:val="0"/>
-              <w:jc w:val="right"/>
-              <w:rPr>
-                <w:rFonts w:ascii="Barlow Condensed Medium" w:eastAsia="標楷體" w:hAnsi="Barlow Condensed Medium" w:cstheme="minorHAnsi"/>
-                <w:w w:val="80"/>
-                <w:szCs w:val="24"/>
-              </w:rPr>
-            </w:pPr>
-            <w:r>
-              <w:rPr>
-                <w:rFonts w:ascii="Barlow Condensed Medium" w:eastAsia="標楷體" w:hAnsi="Barlow Condensed Medium" w:cstheme="minorHAnsi" w:hint="eastAsia"/>
-                <w:w w:val="80"/>
-                <w:szCs w:val="24"/>
-              </w:rPr>
-              <w:t>22</w:t>
-            </w:r>
-            <w:r>
-              <w:rPr>
-                <w:rFonts w:ascii="Barlow Condensed Medium" w:eastAsia="標楷體" w:hAnsi="Barlow Condensed Medium" w:cstheme="minorHAnsi" w:hint="eastAsia"/>
-                <w:w w:val="80"/>
-                <w:szCs w:val="24"/>
-                <w:lang w:eastAsia="zh-HK"/>
-              </w:rPr>
-              <w:t>號</w:t>
-            </w:r>
-          </w:p>
-        </w:tc>
-        <w:tc>
-          <w:tcPr>
-            <w:tcW w:w="685" w:type="dxa"/>
-            <w:tcMar>
-              <w:left w:w="113" w:type="dxa"/>
-              <w:right w:w="28" w:type="dxa"/>
-            </w:tcMar>
-            <w:vAlign w:val="center"/>
-          </w:tcPr>
-          <w:p>
-            <w:pPr>
-              <w:snapToGrid w:val="0"/>
-              <w:ind w:leftChars="-2" w:left="-5" w:rightChars="-3" w:right="-7"/>
-              <w:rPr>
-                <w:rFonts w:ascii="Barlow Condensed Medium" w:eastAsia="標楷體" w:hAnsi="Barlow Condensed Medium" w:cstheme="minorHAnsi"/>
-                <w:w w:val="80"/>
-                <w:szCs w:val="24"/>
-              </w:rPr>
-            </w:pPr>
-            <w:r>
-              <w:rPr>
-                <w:rFonts w:ascii="Barlow Condensed Medium" w:eastAsia="標楷體" w:hAnsi="Barlow Condensed Medium" w:cstheme="minorHAnsi" w:hint="eastAsia"/>
-                <w:w w:val="80"/>
-                <w:szCs w:val="24"/>
-              </w:rPr>
-              <w:t>1</w:t>
-            </w:r>
-            <w:r>
-              <w:rPr>
-                <w:rFonts w:ascii="Barlow Condensed Medium" w:eastAsia="標楷體" w:hAnsi="Barlow Condensed Medium" w:cstheme="minorHAnsi"/>
-                <w:w w:val="80"/>
-                <w:szCs w:val="24"/>
-              </w:rPr>
-              <w:t>,</w:t>
-            </w:r>
-            <w:r>
-              <w:rPr>
-                <w:rFonts w:ascii="Barlow Condensed Medium" w:eastAsia="標楷體" w:hAnsi="Barlow Condensed Medium" w:cstheme="minorHAnsi" w:hint="eastAsia"/>
-                <w:w w:val="80"/>
-                <w:szCs w:val="24"/>
-              </w:rPr>
-              <w:t>0</w:t>
-            </w:r>
-            <w:r>
-              <w:rPr>
-                <w:rFonts w:ascii="Barlow Condensed Medium" w:eastAsia="標楷體" w:hAnsi="Barlow Condensed Medium" w:cstheme="minorHAnsi"/>
-                <w:w w:val="80"/>
-                <w:szCs w:val="24"/>
-              </w:rPr>
-              <w:t>00</w:t>
-            </w:r>
-          </w:p>
-        </w:tc>
-        <w:tc>
-          <w:tcPr>
-            <w:tcW w:w="686" w:type="dxa"/>
-            <w:tcMar>
-              <w:left w:w="28" w:type="dxa"/>
-              <w:right w:w="28" w:type="dxa"/>
-            </w:tcMar>
-            <w:vAlign w:val="center"/>
-          </w:tcPr>
-          <w:p>
-            <w:pPr>
-              <w:snapToGrid w:val="0"/>
-              <w:jc w:val="right"/>
-              <w:rPr>
-                <w:rFonts w:ascii="Barlow Condensed Medium" w:eastAsia="標楷體" w:hAnsi="Barlow Condensed Medium" w:cstheme="minorHAnsi"/>
-                <w:w w:val="80"/>
-                <w:szCs w:val="24"/>
-              </w:rPr>
-            </w:pPr>
-            <w:r>
-              <w:rPr>
-                <w:rFonts w:ascii="Barlow Condensed Medium" w:eastAsia="標楷體" w:hAnsi="Barlow Condensed Medium" w:cstheme="minorHAnsi" w:hint="eastAsia"/>
-                <w:w w:val="80"/>
-                <w:szCs w:val="24"/>
-              </w:rPr>
-              <w:t>30</w:t>
-            </w:r>
-            <w:r>
-              <w:rPr>
-                <w:rFonts w:ascii="Barlow Condensed Medium" w:eastAsia="標楷體" w:hAnsi="Barlow Condensed Medium" w:cstheme="minorHAnsi" w:hint="eastAsia"/>
-                <w:w w:val="80"/>
-                <w:szCs w:val="24"/>
-                <w:lang w:eastAsia="zh-HK"/>
-              </w:rPr>
-              <w:t>號</w:t>
-            </w:r>
-          </w:p>
-        </w:tc>
-        <w:tc>
-          <w:tcPr>
-            <w:tcW w:w="682" w:type="dxa"/>
-            <w:gridSpan w:val="2"/>
-            <w:tcMar>
-              <w:left w:w="113" w:type="dxa"/>
-              <w:right w:w="28" w:type="dxa"/>
-            </w:tcMar>
-            <w:vAlign w:val="center"/>
-          </w:tcPr>
-          <w:p>
-            <w:pPr>
-              <w:snapToGrid w:val="0"/>
-              <w:rPr>
-                <w:rFonts w:ascii="Barlow Condensed Medium" w:eastAsia="標楷體" w:hAnsi="Barlow Condensed Medium" w:cstheme="minorHAnsi"/>
-                <w:w w:val="80"/>
-                <w:szCs w:val="24"/>
-              </w:rPr>
-            </w:pPr>
-            <w:r>
-              <w:rPr>
-                <w:rFonts w:ascii="Barlow Condensed Medium" w:eastAsia="標楷體" w:hAnsi="Barlow Condensed Medium" w:cstheme="minorHAnsi" w:hint="eastAsia"/>
-                <w:w w:val="80"/>
-                <w:szCs w:val="24"/>
-              </w:rPr>
-              <w:t>5</w:t>
-            </w:r>
-            <w:r>
-              <w:rPr>
-                <w:rFonts w:ascii="Barlow Condensed Medium" w:eastAsia="標楷體" w:hAnsi="Barlow Condensed Medium" w:cstheme="minorHAnsi"/>
-                <w:w w:val="80"/>
-                <w:szCs w:val="24"/>
-              </w:rPr>
-              <w:t>00</w:t>
-            </w:r>
-          </w:p>
-        </w:tc>
-        <w:tc>
-          <w:tcPr>
-            <w:tcW w:w="683" w:type="dxa"/>
-            <w:gridSpan w:val="2"/>
-            <w:tcMar>
-              <w:left w:w="28" w:type="dxa"/>
-              <w:right w:w="28" w:type="dxa"/>
-            </w:tcMar>
-            <w:vAlign w:val="center"/>
-          </w:tcPr>
-          <w:p>
-            <w:pPr>
-              <w:snapToGrid w:val="0"/>
-              <w:jc w:val="right"/>
-              <w:rPr>
-                <w:rFonts w:ascii="Barlow Condensed Medium" w:eastAsia="標楷體" w:hAnsi="Barlow Condensed Medium" w:cstheme="minorHAnsi"/>
-                <w:w w:val="80"/>
-                <w:szCs w:val="24"/>
-              </w:rPr>
-            </w:pPr>
-            <w:r>
-              <w:rPr>
-                <w:rFonts w:ascii="Barlow Condensed Medium" w:eastAsia="標楷體" w:hAnsi="Barlow Condensed Medium" w:cstheme="minorHAnsi" w:hint="eastAsia"/>
-                <w:w w:val="80"/>
-                <w:szCs w:val="24"/>
-              </w:rPr>
-              <w:t>有志</w:t>
-            </w:r>
-            <w:r>
-              <w:rPr>
-                <w:rFonts w:ascii="Barlow Condensed Medium" w:eastAsia="標楷體" w:hAnsi="Barlow Condensed Medium" w:cstheme="minorHAnsi" w:hint="eastAsia"/>
-                <w:w w:val="80"/>
-                <w:szCs w:val="24"/>
-              </w:rPr>
-              <w:t>*</w:t>
-            </w:r>
-            <w:r>
-              <w:rPr>
-                <w:rFonts w:ascii="Barlow Condensed Medium" w:eastAsia="標楷體" w:hAnsi="Barlow Condensed Medium" w:cstheme="minorHAnsi" w:hint="eastAsia"/>
-                <w:w w:val="80"/>
-                <w:szCs w:val="24"/>
-              </w:rPr>
-              <w:t>3</w:t>
-            </w:r>
-          </w:p>
-        </w:tc>
-        <w:tc>
-          <w:tcPr>
-            <w:tcW w:w="683" w:type="dxa"/>
-            <w:tcMar>
-              <w:left w:w="113" w:type="dxa"/>
-              <w:right w:w="28" w:type="dxa"/>
-            </w:tcMar>
-            <w:vAlign w:val="center"/>
-          </w:tcPr>
-          <w:p>
-            <w:pPr>
-              <w:snapToGrid w:val="0"/>
-              <w:rPr>
-                <w:rFonts w:ascii="Barlow Condensed Medium" w:eastAsia="標楷體" w:hAnsi="Barlow Condensed Medium" w:cstheme="minorHAnsi"/>
-                <w:w w:val="80"/>
-                <w:szCs w:val="24"/>
-              </w:rPr>
-            </w:pPr>
-            <w:r>
-              <w:rPr>
-                <w:rFonts w:ascii="Barlow Condensed Medium" w:eastAsia="標楷體" w:hAnsi="Barlow Condensed Medium" w:cstheme="minorHAnsi" w:hint="eastAsia"/>
-                <w:w w:val="80"/>
-                <w:szCs w:val="24"/>
-              </w:rPr>
-              <w:t>3</w:t>
-            </w:r>
-            <w:r>
-              <w:rPr>
-                <w:rFonts w:ascii="Barlow Condensed Medium" w:eastAsia="標楷體" w:hAnsi="Barlow Condensed Medium" w:cstheme="minorHAnsi"/>
-                <w:w w:val="80"/>
-                <w:szCs w:val="24"/>
-              </w:rPr>
-              <w:t>00</w:t>
-            </w:r>
           </w:p>
         </w:tc>
       </w:tr>
@@ -26927,7 +27860,7 @@
           </mc:Choice>
           <mc:Fallback>
             <w:pict>
-              <v:line w14:anchorId="0535BA9C" id="直線接點 6" o:spid="_x0000_s1026" style="position:absolute;z-index:251659264;visibility:visible;mso-wrap-style:square;mso-width-percent:0;mso-height-percent:0;mso-wrap-distance-left:9pt;mso-wrap-distance-top:0;mso-wrap-distance-right:9pt;mso-wrap-distance-bottom:0;mso-position-horizontal:absolute;mso-position-horizontal-relative:page;mso-position-vertical:absolute;mso-position-vertical-relative:page;mso-width-percent:0;mso-height-percent:0;mso-width-relative:margin;mso-height-relative:margin" from="343.9pt,19.85pt" to="345.05pt,710.95pt" o:gfxdata="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" strokecolor="black [3213]" strokeweight=".5pt">
+              <v:line w14:anchorId="5ACDD7A0" id="直線接點 6" o:spid="_x0000_s1026" style="position:absolute;z-index:251659264;visibility:visible;mso-wrap-style:square;mso-width-percent:0;mso-height-percent:0;mso-wrap-distance-left:9pt;mso-wrap-distance-top:0;mso-wrap-distance-right:9pt;mso-wrap-distance-bottom:0;mso-position-horizontal:absolute;mso-position-horizontal-relative:page;mso-position-vertical:absolute;mso-position-vertical-relative:page;mso-width-percent:0;mso-height-percent:0;mso-width-relative:margin;mso-height-relative:margin" from="343.9pt,19.85pt" to="345.05pt,710.95pt" o:gfxdata="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" strokecolor="black [3213]" strokeweight=".5pt">
                 <v:stroke dashstyle="3 1" joinstyle="miter"/>
                 <w10:wrap anchorx="page" anchory="page"/>
               </v:line>
@@ -27004,7 +27937,7 @@
           </mc:Choice>
           <mc:Fallback>
             <w:pict>
-              <v:line w14:anchorId="2D9456F2" id="直線接點 4" o:spid="_x0000_s1026" style="position:absolute;z-index:251657216;visibility:visible;mso-wrap-style:square;mso-width-percent:0;mso-height-percent:0;mso-wrap-distance-left:9pt;mso-wrap-distance-top:0;mso-wrap-distance-right:9pt;mso-wrap-distance-bottom:0;mso-position-horizontal:absolute;mso-position-horizontal-relative:page;mso-position-vertical:absolute;mso-position-vertical-relative:page;mso-width-percent:0;mso-height-percent:0;mso-width-relative:margin;mso-height-relative:margin" from="343.9pt,19.85pt" to="345.05pt,710.95pt" o:gfxdata="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" strokecolor="black [3213]" strokeweight=".5pt">
+              <v:line w14:anchorId="318E93DB" id="直線接點 4" o:spid="_x0000_s1026" style="position:absolute;z-index:251657216;visibility:visible;mso-wrap-style:square;mso-width-percent:0;mso-height-percent:0;mso-wrap-distance-left:9pt;mso-wrap-distance-top:0;mso-wrap-distance-right:9pt;mso-wrap-distance-bottom:0;mso-position-horizontal:absolute;mso-position-horizontal-relative:page;mso-position-vertical:absolute;mso-position-vertical-relative:page;mso-width-percent:0;mso-height-percent:0;mso-width-relative:margin;mso-height-relative:margin" from="343.9pt,19.85pt" to="345.05pt,710.95pt" o:gfxdata="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" strokecolor="black [3213]" strokeweight=".5pt">
                 <v:stroke dashstyle="3 1" joinstyle="miter"/>
                 <w10:wrap anchorx="page" anchory="page"/>
               </v:line>
@@ -28356,7 +29289,7 @@
 </file>
 
 <file path=word/endnotes.xml><?xml version="1.0" encoding="utf-8"?>
-<w:endnotes xmlns:wpc="http://schemas.microsoft.com/office/word/2010/wordprocessingCanvas" xmlns:mc="http://schemas.openxmlformats.org/markup-compatibility/2006" xmlns:o="urn:schemas-microsoft-com:office:office" xmlns:r="http://schemas.openxmlformats.org/officeDocument/2006/relationships" xmlns:m="http://schemas.openxmlformats.org/officeDocument/2006/math" xmlns:v="urn:schemas-microsoft-com:vml" xmlns:wp14="http://schemas.microsoft.com/office/word/2010/wordprocessingDrawing" xmlns:wp="http://schemas.openxmlformats.org/drawingml/2006/wordprocessingDrawing" xmlns:w10="urn:schemas-microsoft-com:office:word" xmlns:w="http://schemas.openxmlformats.org/wordprocessingml/2006/main" xmlns:w14="http://schemas.microsoft.com/office/word/2010/wordml" xmlns:w15="http://schemas.microsoft.com/office/word/2012/wordml" xmlns:wpg="http://schemas.microsoft.com/office/word/2010/wordprocessingGroup" xmlns:wpi="http://schemas.microsoft.com/office/word/2010/wordprocessingInk" xmlns:wne="http://schemas.microsoft.com/office/word/2006/wordml" xmlns:wps="http://schemas.microsoft.com/office/word/2010/wordprocessingShape" mc:Ignorable="w14 w15 wp14">
+<w:endnotes xmlns:wpc="http://schemas.microsoft.com/office/word/2010/wordprocessingCanvas" xmlns:cx="http://schemas.microsoft.com/office/drawing/2014/chartex" xmlns:cx1="http://schemas.microsoft.com/office/drawing/2015/9/8/chartex" xmlns:cx2="http://schemas.microsoft.com/office/drawing/2015/10/21/chartex" xmlns:cx3="http://schemas.microsoft.com/office/drawing/2016/5/9/chartex" xmlns:cx4="http://schemas.microsoft.com/office/drawing/2016/5/10/chartex" xmlns:cx5="http://schemas.microsoft.com/office/drawing/2016/5/11/chartex" xmlns:cx6="http://schemas.microsoft.com/office/drawing/2016/5/12/chartex" xmlns:cx7="http://schemas.microsoft.com/office/drawing/2016/5/13/chartex" xmlns:cx8="http://schemas.microsoft.com/office/drawing/2016/5/14/chartex" xmlns:mc="http://schemas.openxmlformats.org/markup-compatibility/2006" xmlns:aink="http://schemas.microsoft.com/office/drawing/2016/ink" xmlns:am3d="http://schemas.microsoft.com/office/drawing/2017/model3d" xmlns:o="urn:schemas-microsoft-com:office:office" xmlns:oel="http://schemas.microsoft.com/office/2019/extlst" xmlns:r="http://schemas.openxmlformats.org/officeDocument/2006/relationships" xmlns:m="http://schemas.openxmlformats.org/officeDocument/2006/math" xmlns:v="urn:schemas-microsoft-com:vml" xmlns:wp14="http://schemas.microsoft.com/office/word/2010/wordprocessingDrawing" xmlns:wp="http://schemas.openxmlformats.org/drawingml/2006/wordprocessingDrawing" xmlns:w10="urn:schemas-microsoft-com:office:word" xmlns:w="http://schemas.openxmlformats.org/wordprocessingml/2006/main" xmlns:w14="http://schemas.microsoft.com/office/word/2010/wordml" xmlns:w15="http://schemas.microsoft.com/office/word/2012/wordml" xmlns:w16cex="http://schemas.microsoft.com/office/word/2018/wordml/cex" xmlns:w16cid="http://schemas.microsoft.com/office/word/2016/wordml/cid" xmlns:w16="http://schemas.microsoft.com/office/word/2018/wordml" xmlns:w16sdtdh="http://schemas.microsoft.com/office/word/2020/wordml/sdtdatahash" xmlns:w16se="http://schemas.microsoft.com/office/word/2015/wordml/symex" xmlns:wpg="http://schemas.microsoft.com/office/word/2010/wordprocessingGroup" xmlns:wpi="http://schemas.microsoft.com/office/word/2010/wordprocessingInk" xmlns:wne="http://schemas.microsoft.com/office/word/2006/wordml" xmlns:wps="http://schemas.microsoft.com/office/word/2010/wordprocessingShape" mc:Ignorable="w14 w15 w16se w16cid w16 w16cex w16sdtdh wp14">
   <w:endnote w:type="separator" w:id="-1">
     <w:p>
       <w:r>
@@ -28375,7 +29308,7 @@
 </file>
 
 <file path=word/footnotes.xml><?xml version="1.0" encoding="utf-8"?>
-<w:footnotes xmlns:wpc="http://schemas.microsoft.com/office/word/2010/wordprocessingCanvas" xmlns:mc="http://schemas.openxmlformats.org/markup-compatibility/2006" xmlns:o="urn:schemas-microsoft-com:office:office" xmlns:r="http://schemas.openxmlformats.org/officeDocument/2006/relationships" xmlns:m="http://schemas.openxmlformats.org/officeDocument/2006/math" xmlns:v="urn:schemas-microsoft-com:vml" xmlns:wp14="http://schemas.microsoft.com/office/word/2010/wordprocessingDrawing" xmlns:wp="http://schemas.openxmlformats.org/drawingml/2006/wordprocessingDrawing" xmlns:w10="urn:schemas-microsoft-com:office:word" xmlns:w="http://schemas.openxmlformats.org/wordprocessingml/2006/main" xmlns:w14="http://schemas.microsoft.com/office/word/2010/wordml" xmlns:w15="http://schemas.microsoft.com/office/word/2012/wordml" xmlns:wpg="http://schemas.microsoft.com/office/word/2010/wordprocessingGroup" xmlns:wpi="http://schemas.microsoft.com/office/word/2010/wordprocessingInk" xmlns:wne="http://schemas.microsoft.com/office/word/2006/wordml" xmlns:wps="http://schemas.microsoft.com/office/word/2010/wordprocessingShape" mc:Ignorable="w14 w15 wp14">
+<w:footnotes xmlns:wpc="http://schemas.microsoft.com/office/word/2010/wordprocessingCanvas" xmlns:cx="http://schemas.microsoft.com/office/drawing/2014/chartex" xmlns:cx1="http://schemas.microsoft.com/office/drawing/2015/9/8/chartex" xmlns:cx2="http://schemas.microsoft.com/office/drawing/2015/10/21/chartex" xmlns:cx3="http://schemas.microsoft.com/office/drawing/2016/5/9/chartex" xmlns:cx4="http://schemas.microsoft.com/office/drawing/2016/5/10/chartex" xmlns:cx5="http://schemas.microsoft.com/office/drawing/2016/5/11/chartex" xmlns:cx6="http://schemas.microsoft.com/office/drawing/2016/5/12/chartex" xmlns:cx7="http://schemas.microsoft.com/office/drawing/2016/5/13/chartex" xmlns:cx8="http://schemas.microsoft.com/office/drawing/2016/5/14/chartex" xmlns:mc="http://schemas.openxmlformats.org/markup-compatibility/2006" xmlns:aink="http://schemas.microsoft.com/office/drawing/2016/ink" xmlns:am3d="http://schemas.microsoft.com/office/drawing/2017/model3d" xmlns:o="urn:schemas-microsoft-com:office:office" xmlns:oel="http://schemas.microsoft.com/office/2019/extlst" xmlns:r="http://schemas.openxmlformats.org/officeDocument/2006/relationships" xmlns:m="http://schemas.openxmlformats.org/officeDocument/2006/math" xmlns:v="urn:schemas-microsoft-com:vml" xmlns:wp14="http://schemas.microsoft.com/office/word/2010/wordprocessingDrawing" xmlns:wp="http://schemas.openxmlformats.org/drawingml/2006/wordprocessingDrawing" xmlns:w10="urn:schemas-microsoft-com:office:word" xmlns:w="http://schemas.openxmlformats.org/wordprocessingml/2006/main" xmlns:w14="http://schemas.microsoft.com/office/word/2010/wordml" xmlns:w15="http://schemas.microsoft.com/office/word/2012/wordml" xmlns:w16cex="http://schemas.microsoft.com/office/word/2018/wordml/cex" xmlns:w16cid="http://schemas.microsoft.com/office/word/2016/wordml/cid" xmlns:w16="http://schemas.microsoft.com/office/word/2018/wordml" xmlns:w16sdtdh="http://schemas.microsoft.com/office/word/2020/wordml/sdtdatahash" xmlns:w16se="http://schemas.microsoft.com/office/word/2015/wordml/symex" xmlns:wpg="http://schemas.microsoft.com/office/word/2010/wordprocessingGroup" xmlns:wpi="http://schemas.microsoft.com/office/word/2010/wordprocessingInk" xmlns:wne="http://schemas.microsoft.com/office/word/2006/wordml" xmlns:wps="http://schemas.microsoft.com/office/word/2010/wordprocessingShape" mc:Ignorable="w14 w15 w16se w16cid w16 w16cex w16sdtdh wp14">
   <w:footnote w:type="separator" w:id="-1">
     <w:p>
       <w:r>
@@ -28394,7 +29327,7 @@
 </file>
 
 <file path=word/header1.xml><?xml version="1.0" encoding="utf-8"?>
-<w:hdr xmlns:wpc="http://schemas.microsoft.com/office/word/2010/wordprocessingCanvas" xmlns:mc="http://schemas.openxmlformats.org/markup-compatibility/2006" xmlns:o="urn:schemas-microsoft-com:office:office" xmlns:r="http://schemas.openxmlformats.org/officeDocument/2006/relationships" xmlns:m="http://schemas.openxmlformats.org/officeDocument/2006/math" xmlns:v="urn:schemas-microsoft-com:vml" xmlns:wp14="http://schemas.microsoft.com/office/word/2010/wordprocessingDrawing" xmlns:wp="http://schemas.openxmlformats.org/drawingml/2006/wordprocessingDrawing" xmlns:w10="urn:schemas-microsoft-com:office:word" xmlns:w="http://schemas.openxmlformats.org/wordprocessingml/2006/main" xmlns:w14="http://schemas.microsoft.com/office/word/2010/wordml" xmlns:w15="http://schemas.microsoft.com/office/word/2012/wordml" xmlns:wpg="http://schemas.microsoft.com/office/word/2010/wordprocessingGroup" xmlns:wpi="http://schemas.microsoft.com/office/word/2010/wordprocessingInk" xmlns:wne="http://schemas.microsoft.com/office/word/2006/wordml" xmlns:wps="http://schemas.microsoft.com/office/word/2010/wordprocessingShape" mc:Ignorable="w14 w15 wp14">
+<w:hdr xmlns:wpc="http://schemas.microsoft.com/office/word/2010/wordprocessingCanvas" xmlns:cx="http://schemas.microsoft.com/office/drawing/2014/chartex" xmlns:cx1="http://schemas.microsoft.com/office/drawing/2015/9/8/chartex" xmlns:cx2="http://schemas.microsoft.com/office/drawing/2015/10/21/chartex" xmlns:cx3="http://schemas.microsoft.com/office/drawing/2016/5/9/chartex" xmlns:cx4="http://schemas.microsoft.com/office/drawing/2016/5/10/chartex" xmlns:cx5="http://schemas.microsoft.com/office/drawing/2016/5/11/chartex" xmlns:cx6="http://schemas.microsoft.com/office/drawing/2016/5/12/chartex" xmlns:cx7="http://schemas.microsoft.com/office/drawing/2016/5/13/chartex" xmlns:cx8="http://schemas.microsoft.com/office/drawing/2016/5/14/chartex" xmlns:mc="http://schemas.openxmlformats.org/markup-compatibility/2006" xmlns:aink="http://schemas.microsoft.com/office/drawing/2016/ink" xmlns:am3d="http://schemas.microsoft.com/office/drawing/2017/model3d" xmlns:o="urn:schemas-microsoft-com:office:office" xmlns:oel="http://schemas.microsoft.com/office/2019/extlst" xmlns:r="http://schemas.openxmlformats.org/officeDocument/2006/relationships" xmlns:m="http://schemas.openxmlformats.org/officeDocument/2006/math" xmlns:v="urn:schemas-microsoft-com:vml" xmlns:wp14="http://schemas.microsoft.com/office/word/2010/wordprocessingDrawing" xmlns:wp="http://schemas.openxmlformats.org/drawingml/2006/wordprocessingDrawing" xmlns:w10="urn:schemas-microsoft-com:office:word" xmlns:w="http://schemas.openxmlformats.org/wordprocessingml/2006/main" xmlns:w14="http://schemas.microsoft.com/office/word/2010/wordml" xmlns:w15="http://schemas.microsoft.com/office/word/2012/wordml" xmlns:w16cex="http://schemas.microsoft.com/office/word/2018/wordml/cex" xmlns:w16cid="http://schemas.microsoft.com/office/word/2016/wordml/cid" xmlns:w16="http://schemas.microsoft.com/office/word/2018/wordml" xmlns:w16sdtdh="http://schemas.microsoft.com/office/word/2020/wordml/sdtdatahash" xmlns:w16se="http://schemas.microsoft.com/office/word/2015/wordml/symex" xmlns:wpg="http://schemas.microsoft.com/office/word/2010/wordprocessingGroup" xmlns:wpi="http://schemas.microsoft.com/office/word/2010/wordprocessingInk" xmlns:wne="http://schemas.microsoft.com/office/word/2006/wordml" xmlns:wps="http://schemas.microsoft.com/office/word/2010/wordprocessingShape" mc:Ignorable="w14 w15 w16se w16cid w16 w16cex w16sdtdh wp14">
   <w:p>
     <w:pPr>
       <w:pStyle w:val="a4"/>
@@ -28852,7 +29785,7 @@
 </file>
 
 <file path=word/header2.xml><?xml version="1.0" encoding="utf-8"?>
-<w:hdr xmlns:wpc="http://schemas.microsoft.com/office/word/2010/wordprocessingCanvas" xmlns:mc="http://schemas.openxmlformats.org/markup-compatibility/2006" xmlns:o="urn:schemas-microsoft-com:office:office" xmlns:r="http://schemas.openxmlformats.org/officeDocument/2006/relationships" xmlns:m="http://schemas.openxmlformats.org/officeDocument/2006/math" xmlns:v="urn:schemas-microsoft-com:vml" xmlns:wp14="http://schemas.microsoft.com/office/word/2010/wordprocessingDrawing" xmlns:wp="http://schemas.openxmlformats.org/drawingml/2006/wordprocessingDrawing" xmlns:w10="urn:schemas-microsoft-com:office:word" xmlns:w="http://schemas.openxmlformats.org/wordprocessingml/2006/main" xmlns:w14="http://schemas.microsoft.com/office/word/2010/wordml" xmlns:w15="http://schemas.microsoft.com/office/word/2012/wordml" xmlns:wpg="http://schemas.microsoft.com/office/word/2010/wordprocessingGroup" xmlns:wpi="http://schemas.microsoft.com/office/word/2010/wordprocessingInk" xmlns:wne="http://schemas.microsoft.com/office/word/2006/wordml" xmlns:wps="http://schemas.microsoft.com/office/word/2010/wordprocessingShape" mc:Ignorable="w14 w15 wp14">
+<w:hdr xmlns:wpc="http://schemas.microsoft.com/office/word/2010/wordprocessingCanvas" xmlns:cx="http://schemas.microsoft.com/office/drawing/2014/chartex" xmlns:cx1="http://schemas.microsoft.com/office/drawing/2015/9/8/chartex" xmlns:cx2="http://schemas.microsoft.com/office/drawing/2015/10/21/chartex" xmlns:cx3="http://schemas.microsoft.com/office/drawing/2016/5/9/chartex" xmlns:cx4="http://schemas.microsoft.com/office/drawing/2016/5/10/chartex" xmlns:cx5="http://schemas.microsoft.com/office/drawing/2016/5/11/chartex" xmlns:cx6="http://schemas.microsoft.com/office/drawing/2016/5/12/chartex" xmlns:cx7="http://schemas.microsoft.com/office/drawing/2016/5/13/chartex" xmlns:cx8="http://schemas.microsoft.com/office/drawing/2016/5/14/chartex" xmlns:mc="http://schemas.openxmlformats.org/markup-compatibility/2006" xmlns:aink="http://schemas.microsoft.com/office/drawing/2016/ink" xmlns:am3d="http://schemas.microsoft.com/office/drawing/2017/model3d" xmlns:o="urn:schemas-microsoft-com:office:office" xmlns:oel="http://schemas.microsoft.com/office/2019/extlst" xmlns:r="http://schemas.openxmlformats.org/officeDocument/2006/relationships" xmlns:m="http://schemas.openxmlformats.org/officeDocument/2006/math" xmlns:v="urn:schemas-microsoft-com:vml" xmlns:wp14="http://schemas.microsoft.com/office/word/2010/wordprocessingDrawing" xmlns:wp="http://schemas.openxmlformats.org/drawingml/2006/wordprocessingDrawing" xmlns:w10="urn:schemas-microsoft-com:office:word" xmlns:w="http://schemas.openxmlformats.org/wordprocessingml/2006/main" xmlns:w14="http://schemas.microsoft.com/office/word/2010/wordml" xmlns:w15="http://schemas.microsoft.com/office/word/2012/wordml" xmlns:w16cex="http://schemas.microsoft.com/office/word/2018/wordml/cex" xmlns:w16cid="http://schemas.microsoft.com/office/word/2016/wordml/cid" xmlns:w16="http://schemas.microsoft.com/office/word/2018/wordml" xmlns:w16sdtdh="http://schemas.microsoft.com/office/word/2020/wordml/sdtdatahash" xmlns:w16se="http://schemas.microsoft.com/office/word/2015/wordml/symex" xmlns:wpg="http://schemas.microsoft.com/office/word/2010/wordprocessingGroup" xmlns:wpi="http://schemas.microsoft.com/office/word/2010/wordprocessingInk" xmlns:wne="http://schemas.microsoft.com/office/word/2006/wordml" xmlns:wps="http://schemas.microsoft.com/office/word/2010/wordprocessingShape" mc:Ignorable="w14 w15 w16se w16cid w16 w16cex w16sdtdh wp14">
   <w:p>
     <w:pPr>
       <w:pStyle w:val="a4"/>
@@ -29310,7 +30243,7 @@
 </file>
 
 <file path=word/header3.xml><?xml version="1.0" encoding="utf-8"?>
-<w:hdr xmlns:wpc="http://schemas.microsoft.com/office/word/2010/wordprocessingCanvas" xmlns:mc="http://schemas.openxmlformats.org/markup-compatibility/2006" xmlns:o="urn:schemas-microsoft-com:office:office" xmlns:r="http://schemas.openxmlformats.org/officeDocument/2006/relationships" xmlns:m="http://schemas.openxmlformats.org/officeDocument/2006/math" xmlns:v="urn:schemas-microsoft-com:vml" xmlns:wp14="http://schemas.microsoft.com/office/word/2010/wordprocessingDrawing" xmlns:wp="http://schemas.openxmlformats.org/drawingml/2006/wordprocessingDrawing" xmlns:w10="urn:schemas-microsoft-com:office:word" xmlns:w="http://schemas.openxmlformats.org/wordprocessingml/2006/main" xmlns:w14="http://schemas.microsoft.com/office/word/2010/wordml" xmlns:w15="http://schemas.microsoft.com/office/word/2012/wordml" xmlns:wpg="http://schemas.microsoft.com/office/word/2010/wordprocessingGroup" xmlns:wpi="http://schemas.microsoft.com/office/word/2010/wordprocessingInk" xmlns:wne="http://schemas.microsoft.com/office/word/2006/wordml" xmlns:wps="http://schemas.microsoft.com/office/word/2010/wordprocessingShape" mc:Ignorable="w14 w15 wp14">
+<w:hdr xmlns:wpc="http://schemas.microsoft.com/office/word/2010/wordprocessingCanvas" xmlns:cx="http://schemas.microsoft.com/office/drawing/2014/chartex" xmlns:cx1="http://schemas.microsoft.com/office/drawing/2015/9/8/chartex" xmlns:cx2="http://schemas.microsoft.com/office/drawing/2015/10/21/chartex" xmlns:cx3="http://schemas.microsoft.com/office/drawing/2016/5/9/chartex" xmlns:cx4="http://schemas.microsoft.com/office/drawing/2016/5/10/chartex" xmlns:cx5="http://schemas.microsoft.com/office/drawing/2016/5/11/chartex" xmlns:cx6="http://schemas.microsoft.com/office/drawing/2016/5/12/chartex" xmlns:cx7="http://schemas.microsoft.com/office/drawing/2016/5/13/chartex" xmlns:cx8="http://schemas.microsoft.com/office/drawing/2016/5/14/chartex" xmlns:mc="http://schemas.openxmlformats.org/markup-compatibility/2006" xmlns:aink="http://schemas.microsoft.com/office/drawing/2016/ink" xmlns:am3d="http://schemas.microsoft.com/office/drawing/2017/model3d" xmlns:o="urn:schemas-microsoft-com:office:office" xmlns:oel="http://schemas.microsoft.com/office/2019/extlst" xmlns:r="http://schemas.openxmlformats.org/officeDocument/2006/relationships" xmlns:m="http://schemas.openxmlformats.org/officeDocument/2006/math" xmlns:v="urn:schemas-microsoft-com:vml" xmlns:wp14="http://schemas.microsoft.com/office/word/2010/wordprocessingDrawing" xmlns:wp="http://schemas.openxmlformats.org/drawingml/2006/wordprocessingDrawing" xmlns:w10="urn:schemas-microsoft-com:office:word" xmlns:w="http://schemas.openxmlformats.org/wordprocessingml/2006/main" xmlns:w14="http://schemas.microsoft.com/office/word/2010/wordml" xmlns:w15="http://schemas.microsoft.com/office/word/2012/wordml" xmlns:w16cex="http://schemas.microsoft.com/office/word/2018/wordml/cex" xmlns:w16cid="http://schemas.microsoft.com/office/word/2016/wordml/cid" xmlns:w16="http://schemas.microsoft.com/office/word/2018/wordml" xmlns:w16sdtdh="http://schemas.microsoft.com/office/word/2020/wordml/sdtdatahash" xmlns:w16se="http://schemas.microsoft.com/office/word/2015/wordml/symex" xmlns:wpg="http://schemas.microsoft.com/office/word/2010/wordprocessingGroup" xmlns:wpi="http://schemas.microsoft.com/office/word/2010/wordprocessingInk" xmlns:wne="http://schemas.microsoft.com/office/word/2006/wordml" xmlns:wps="http://schemas.microsoft.com/office/word/2010/wordprocessingShape" mc:Ignorable="w14 w15 w16se w16cid w16 w16cex w16sdtdh wp14">
   <w:p>
     <w:pPr>
       <w:pStyle w:val="a4"/>
@@ -29768,7 +30701,7 @@
 </file>
 
 <file path=word/header4.xml><?xml version="1.0" encoding="utf-8"?>
-<w:hdr xmlns:wpc="http://schemas.microsoft.com/office/word/2010/wordprocessingCanvas" xmlns:mc="http://schemas.openxmlformats.org/markup-compatibility/2006" xmlns:o="urn:schemas-microsoft-com:office:office" xmlns:r="http://schemas.openxmlformats.org/officeDocument/2006/relationships" xmlns:m="http://schemas.openxmlformats.org/officeDocument/2006/math" xmlns:v="urn:schemas-microsoft-com:vml" xmlns:wp14="http://schemas.microsoft.com/office/word/2010/wordprocessingDrawing" xmlns:wp="http://schemas.openxmlformats.org/drawingml/2006/wordprocessingDrawing" xmlns:w10="urn:schemas-microsoft-com:office:word" xmlns:w="http://schemas.openxmlformats.org/wordprocessingml/2006/main" xmlns:w14="http://schemas.microsoft.com/office/word/2010/wordml" xmlns:w15="http://schemas.microsoft.com/office/word/2012/wordml" xmlns:wpg="http://schemas.microsoft.com/office/word/2010/wordprocessingGroup" xmlns:wpi="http://schemas.microsoft.com/office/word/2010/wordprocessingInk" xmlns:wne="http://schemas.microsoft.com/office/word/2006/wordml" xmlns:wps="http://schemas.microsoft.com/office/word/2010/wordprocessingShape" mc:Ignorable="w14 w15 wp14">
+<w:hdr xmlns:wpc="http://schemas.microsoft.com/office/word/2010/wordprocessingCanvas" xmlns:cx="http://schemas.microsoft.com/office/drawing/2014/chartex" xmlns:cx1="http://schemas.microsoft.com/office/drawing/2015/9/8/chartex" xmlns:cx2="http://schemas.microsoft.com/office/drawing/2015/10/21/chartex" xmlns:cx3="http://schemas.microsoft.com/office/drawing/2016/5/9/chartex" xmlns:cx4="http://schemas.microsoft.com/office/drawing/2016/5/10/chartex" xmlns:cx5="http://schemas.microsoft.com/office/drawing/2016/5/11/chartex" xmlns:cx6="http://schemas.microsoft.com/office/drawing/2016/5/12/chartex" xmlns:cx7="http://schemas.microsoft.com/office/drawing/2016/5/13/chartex" xmlns:cx8="http://schemas.microsoft.com/office/drawing/2016/5/14/chartex" xmlns:mc="http://schemas.openxmlformats.org/markup-compatibility/2006" xmlns:aink="http://schemas.microsoft.com/office/drawing/2016/ink" xmlns:am3d="http://schemas.microsoft.com/office/drawing/2017/model3d" xmlns:o="urn:schemas-microsoft-com:office:office" xmlns:oel="http://schemas.microsoft.com/office/2019/extlst" xmlns:r="http://schemas.openxmlformats.org/officeDocument/2006/relationships" xmlns:m="http://schemas.openxmlformats.org/officeDocument/2006/math" xmlns:v="urn:schemas-microsoft-com:vml" xmlns:wp14="http://schemas.microsoft.com/office/word/2010/wordprocessingDrawing" xmlns:wp="http://schemas.openxmlformats.org/drawingml/2006/wordprocessingDrawing" xmlns:w10="urn:schemas-microsoft-com:office:word" xmlns:w="http://schemas.openxmlformats.org/wordprocessingml/2006/main" xmlns:w14="http://schemas.microsoft.com/office/word/2010/wordml" xmlns:w15="http://schemas.microsoft.com/office/word/2012/wordml" xmlns:w16cex="http://schemas.microsoft.com/office/word/2018/wordml/cex" xmlns:w16cid="http://schemas.microsoft.com/office/word/2016/wordml/cid" xmlns:w16="http://schemas.microsoft.com/office/word/2018/wordml" xmlns:w16sdtdh="http://schemas.microsoft.com/office/word/2020/wordml/sdtdatahash" xmlns:w16se="http://schemas.microsoft.com/office/word/2015/wordml/symex" xmlns:wpg="http://schemas.microsoft.com/office/word/2010/wordprocessingGroup" xmlns:wpi="http://schemas.microsoft.com/office/word/2010/wordprocessingInk" xmlns:wne="http://schemas.microsoft.com/office/word/2006/wordml" xmlns:wps="http://schemas.microsoft.com/office/word/2010/wordprocessingShape" mc:Ignorable="w14 w15 w16se w16cid w16 w16cex w16sdtdh wp14">
   <w:p>
     <w:pPr>
       <w:pStyle w:val="a4"/>
@@ -30226,7 +31159,7 @@
 </file>
 
 <file path=word/numbering.xml><?xml version="1.0" encoding="utf-8"?>
-<w:numbering xmlns:wpc="http://schemas.microsoft.com/office/word/2010/wordprocessingCanvas" xmlns:mc="http://schemas.openxmlformats.org/markup-compatibility/2006" xmlns:o="urn:schemas-microsoft-com:office:office" xmlns:r="http://schemas.openxmlformats.org/officeDocument/2006/relationships" xmlns:m="http://schemas.openxmlformats.org/officeDocument/2006/math" xmlns:v="urn:schemas-microsoft-com:vml" xmlns:wp14="http://schemas.microsoft.com/office/word/2010/wordprocessingDrawing" xmlns:wp="http://schemas.openxmlformats.org/drawingml/2006/wordprocessingDrawing" xmlns:w10="urn:schemas-microsoft-com:office:word" xmlns:w="http://schemas.openxmlformats.org/wordprocessingml/2006/main" xmlns:w14="http://schemas.microsoft.com/office/word/2010/wordml" xmlns:w15="http://schemas.microsoft.com/office/word/2012/wordml" xmlns:wpg="http://schemas.microsoft.com/office/word/2010/wordprocessingGroup" xmlns:wpi="http://schemas.microsoft.com/office/word/2010/wordprocessingInk" xmlns:wne="http://schemas.microsoft.com/office/word/2006/wordml" xmlns:wps="http://schemas.microsoft.com/office/word/2010/wordprocessingShape" mc:Ignorable="w14 w15 wp14">
+<w:numbering xmlns:wpc="http://schemas.microsoft.com/office/word/2010/wordprocessingCanvas" xmlns:cx="http://schemas.microsoft.com/office/drawing/2014/chartex" xmlns:cx1="http://schemas.microsoft.com/office/drawing/2015/9/8/chartex" xmlns:cx2="http://schemas.microsoft.com/office/drawing/2015/10/21/chartex" xmlns:cx3="http://schemas.microsoft.com/office/drawing/2016/5/9/chartex" xmlns:cx4="http://schemas.microsoft.com/office/drawing/2016/5/10/chartex" xmlns:cx5="http://schemas.microsoft.com/office/drawing/2016/5/11/chartex" xmlns:cx6="http://schemas.microsoft.com/office/drawing/2016/5/12/chartex" xmlns:cx7="http://schemas.microsoft.com/office/drawing/2016/5/13/chartex" xmlns:cx8="http://schemas.microsoft.com/office/drawing/2016/5/14/chartex" xmlns:mc="http://schemas.openxmlformats.org/markup-compatibility/2006" xmlns:aink="http://schemas.microsoft.com/office/drawing/2016/ink" xmlns:am3d="http://schemas.microsoft.com/office/drawing/2017/model3d" xmlns:o="urn:schemas-microsoft-com:office:office" xmlns:oel="http://schemas.microsoft.com/office/2019/extlst" xmlns:r="http://schemas.openxmlformats.org/officeDocument/2006/relationships" xmlns:m="http://schemas.openxmlformats.org/officeDocument/2006/math" xmlns:v="urn:schemas-microsoft-com:vml" xmlns:wp14="http://schemas.microsoft.com/office/word/2010/wordprocessingDrawing" xmlns:wp="http://schemas.openxmlformats.org/drawingml/2006/wordprocessingDrawing" xmlns:w10="urn:schemas-microsoft-com:office:word" xmlns:w="http://schemas.openxmlformats.org/wordprocessingml/2006/main" xmlns:w14="http://schemas.microsoft.com/office/word/2010/wordml" xmlns:w15="http://schemas.microsoft.com/office/word/2012/wordml" xmlns:w16cex="http://schemas.microsoft.com/office/word/2018/wordml/cex" xmlns:w16cid="http://schemas.microsoft.com/office/word/2016/wordml/cid" xmlns:w16="http://schemas.microsoft.com/office/word/2018/wordml" xmlns:w16sdtdh="http://schemas.microsoft.com/office/word/2020/wordml/sdtdatahash" xmlns:w16se="http://schemas.microsoft.com/office/word/2015/wordml/symex" xmlns:wpg="http://schemas.microsoft.com/office/word/2010/wordprocessingGroup" xmlns:wpi="http://schemas.microsoft.com/office/word/2010/wordprocessingInk" xmlns:wne="http://schemas.microsoft.com/office/word/2006/wordml" xmlns:wps="http://schemas.microsoft.com/office/word/2010/wordprocessingShape" mc:Ignorable="w14 w15 w16se w16cid w16 w16cex w16sdtdh wp14">
   <w:abstractNum w:abstractNumId="0" w15:restartNumberingAfterBreak="0">
     <w:nsid w:val="0397573A"/>
     <w:multiLevelType w:val="hybridMultilevel"/>
@@ -32007,71 +32940,71 @@
       </w:pPr>
     </w:lvl>
   </w:abstractNum>
-  <w:num w:numId="1">
+  <w:num w:numId="1" w16cid:durableId="447432499">
     <w:abstractNumId w:val="19"/>
   </w:num>
-  <w:num w:numId="2">
+  <w:num w:numId="2" w16cid:durableId="1222444606">
     <w:abstractNumId w:val="5"/>
   </w:num>
-  <w:num w:numId="3">
+  <w:num w:numId="3" w16cid:durableId="1284657256">
     <w:abstractNumId w:val="9"/>
   </w:num>
-  <w:num w:numId="4">
+  <w:num w:numId="4" w16cid:durableId="2108386935">
     <w:abstractNumId w:val="3"/>
   </w:num>
-  <w:num w:numId="5">
+  <w:num w:numId="5" w16cid:durableId="1062559935">
     <w:abstractNumId w:val="10"/>
   </w:num>
-  <w:num w:numId="6">
+  <w:num w:numId="6" w16cid:durableId="2116901812">
     <w:abstractNumId w:val="18"/>
   </w:num>
-  <w:num w:numId="7">
+  <w:num w:numId="7" w16cid:durableId="389035532">
     <w:abstractNumId w:val="17"/>
   </w:num>
-  <w:num w:numId="8">
+  <w:num w:numId="8" w16cid:durableId="750278804">
     <w:abstractNumId w:val="8"/>
   </w:num>
-  <w:num w:numId="9">
+  <w:num w:numId="9" w16cid:durableId="1342127678">
     <w:abstractNumId w:val="14"/>
   </w:num>
-  <w:num w:numId="10">
+  <w:num w:numId="10" w16cid:durableId="1942760143">
     <w:abstractNumId w:val="4"/>
   </w:num>
-  <w:num w:numId="11">
+  <w:num w:numId="11" w16cid:durableId="1715424869">
     <w:abstractNumId w:val="11"/>
   </w:num>
-  <w:num w:numId="12">
+  <w:num w:numId="12" w16cid:durableId="1041976561">
     <w:abstractNumId w:val="2"/>
   </w:num>
-  <w:num w:numId="13">
+  <w:num w:numId="13" w16cid:durableId="1769889421">
     <w:abstractNumId w:val="12"/>
   </w:num>
-  <w:num w:numId="14">
+  <w:num w:numId="14" w16cid:durableId="386418425">
     <w:abstractNumId w:val="13"/>
   </w:num>
-  <w:num w:numId="15">
+  <w:num w:numId="15" w16cid:durableId="1523393980">
     <w:abstractNumId w:val="1"/>
   </w:num>
-  <w:num w:numId="16">
+  <w:num w:numId="16" w16cid:durableId="1095252722">
     <w:abstractNumId w:val="0"/>
   </w:num>
-  <w:num w:numId="17">
+  <w:num w:numId="17" w16cid:durableId="1235777392">
     <w:abstractNumId w:val="15"/>
   </w:num>
-  <w:num w:numId="18">
+  <w:num w:numId="18" w16cid:durableId="1309943342">
     <w:abstractNumId w:val="7"/>
   </w:num>
-  <w:num w:numId="19">
+  <w:num w:numId="19" w16cid:durableId="905798904">
     <w:abstractNumId w:val="6"/>
   </w:num>
-  <w:num w:numId="20">
+  <w:num w:numId="20" w16cid:durableId="970789407">
     <w:abstractNumId w:val="16"/>
   </w:num>
 </w:numbering>
 </file>
 
 <file path=word/styles.xml><?xml version="1.0" encoding="utf-8"?>
-<w:styles xmlns:mc="http://schemas.openxmlformats.org/markup-compatibility/2006" xmlns:r="http://schemas.openxmlformats.org/officeDocument/2006/relationships" xmlns:w="http://schemas.openxmlformats.org/wordprocessingml/2006/main" xmlns:w14="http://schemas.microsoft.com/office/word/2010/wordml" xmlns:w15="http://schemas.microsoft.com/office/word/2012/wordml" mc:Ignorable="w14 w15">
+<w:styles xmlns:mc="http://schemas.openxmlformats.org/markup-compatibility/2006" xmlns:r="http://schemas.openxmlformats.org/officeDocument/2006/relationships" xmlns:w="http://schemas.openxmlformats.org/wordprocessingml/2006/main" xmlns:w14="http://schemas.microsoft.com/office/word/2010/wordml" xmlns:w15="http://schemas.microsoft.com/office/word/2012/wordml" xmlns:w16cex="http://schemas.microsoft.com/office/word/2018/wordml/cex" xmlns:w16cid="http://schemas.microsoft.com/office/word/2016/wordml/cid" xmlns:w16="http://schemas.microsoft.com/office/word/2018/wordml" xmlns:w16sdtdh="http://schemas.microsoft.com/office/word/2020/wordml/sdtdatahash" xmlns:w16se="http://schemas.microsoft.com/office/word/2015/wordml/symex" mc:Ignorable="w14 w15 w16se w16cid w16 w16cex w16sdtdh">
   <w:docDefaults>
     <w:rPrDefault>
       <w:rPr>
@@ -32084,7 +33017,7 @@
     </w:rPrDefault>
     <w:pPrDefault/>
   </w:docDefaults>
-  <w:latentStyles w:defLockedState="0" w:defUIPriority="99" w:defSemiHidden="0" w:defUnhideWhenUsed="0" w:defQFormat="0" w:count="371">
+  <w:latentStyles w:defLockedState="0" w:defUIPriority="99" w:defSemiHidden="0" w:defUnhideWhenUsed="0" w:defQFormat="0" w:count="376">
     <w:lsdException w:name="Normal" w:uiPriority="0" w:qFormat="1"/>
     <w:lsdException w:name="heading 1" w:uiPriority="9" w:qFormat="1"/>
     <w:lsdException w:name="heading 2" w:semiHidden="1" w:uiPriority="9" w:unhideWhenUsed="1" w:qFormat="1"/>
@@ -32456,6 +33389,11 @@
     <w:lsdException w:name="List Table 5 Dark Accent 6" w:uiPriority="50"/>
     <w:lsdException w:name="List Table 6 Colorful Accent 6" w:uiPriority="51"/>
     <w:lsdException w:name="List Table 7 Colorful Accent 6" w:uiPriority="52"/>
+    <w:lsdException w:name="Mention" w:semiHidden="1" w:unhideWhenUsed="1"/>
+    <w:lsdException w:name="Smart Hyperlink" w:semiHidden="1" w:unhideWhenUsed="1"/>
+    <w:lsdException w:name="Hashtag" w:semiHidden="1" w:unhideWhenUsed="1"/>
+    <w:lsdException w:name="Unresolved Mention" w:semiHidden="1" w:unhideWhenUsed="1"/>
+    <w:lsdException w:name="Smart Link" w:semiHidden="1" w:unhideWhenUsed="1"/>
   </w:latentStyles>
   <w:style w:type="paragraph" w:default="1" w:styleId="a">
     <w:name w:val="Normal"/>
